--- a/fuentes/633400_CF03_CFA.docx
+++ b/fuentes/633400_CF03_CFA.docx
@@ -1,6 +1,6 @@
 
 <file path=word/document.xml><?xml version="1.0" encoding="utf-8"?>
-<w:document xmlns:wpc="http://schemas.microsoft.com/office/word/2010/wordprocessingCanvas" xmlns:cx="http://schemas.microsoft.com/office/drawing/2014/chartex" xmlns:cx1="http://schemas.microsoft.com/office/drawing/2015/9/8/chartex" xmlns:cx2="http://schemas.microsoft.com/office/drawing/2015/10/21/chartex" xmlns:cx3="http://schemas.microsoft.com/office/drawing/2016/5/9/chartex" xmlns:cx4="http://schemas.microsoft.com/office/drawing/2016/5/10/chartex" xmlns:cx5="http://schemas.microsoft.com/office/drawing/2016/5/11/chartex" xmlns:cx6="http://schemas.microsoft.com/office/drawing/2016/5/12/chartex" xmlns:cx7="http://schemas.microsoft.com/office/drawing/2016/5/13/chartex" xmlns:cx8="http://schemas.microsoft.com/office/drawing/2016/5/14/chartex" xmlns:mc="http://schemas.openxmlformats.org/markup-compatibility/2006" xmlns:aink="http://schemas.microsoft.com/office/drawing/2016/ink" xmlns:am3d="http://schemas.microsoft.com/office/drawing/2017/model3d" xmlns:o="urn:schemas-microsoft-com:office:office" xmlns:r="http://schemas.openxmlformats.org/officeDocument/2006/relationships" xmlns:m="http://schemas.openxmlformats.org/officeDocument/2006/math" xmlns:v="urn:schemas-microsoft-com:vml" xmlns:wp14="http://schemas.microsoft.com/office/word/2010/wordprocessingDrawing" xmlns:wp="http://schemas.openxmlformats.org/drawingml/2006/wordprocessingDrawing" xmlns:w10="urn:schemas-microsoft-com:office:word" xmlns:w="http://schemas.openxmlformats.org/wordprocessingml/2006/main" xmlns:w14="http://schemas.microsoft.com/office/word/2010/wordml" xmlns:w15="http://schemas.microsoft.com/office/word/2012/wordml" xmlns:w16cex="http://schemas.microsoft.com/office/word/2018/wordml/cex" xmlns:w16cid="http://schemas.microsoft.com/office/word/2016/wordml/cid" xmlns:w16="http://schemas.microsoft.com/office/word/2018/wordml" xmlns:w16sdtdh="http://schemas.microsoft.com/office/word/2020/wordml/sdtdatahash" xmlns:w16se="http://schemas.microsoft.com/office/word/2015/wordml/symex" xmlns:wpg="http://schemas.microsoft.com/office/word/2010/wordprocessingGroup" xmlns:wpi="http://schemas.microsoft.com/office/word/2010/wordprocessingInk" xmlns:wne="http://schemas.microsoft.com/office/word/2006/wordml" xmlns:wps="http://schemas.microsoft.com/office/word/2010/wordprocessingShape" mc:Ignorable="w14 w15 w16se w16cid w16 w16cex w16sdtdh wp14">
+<w:document xmlns:wpc="http://schemas.microsoft.com/office/word/2010/wordprocessingCanvas" xmlns:cx="http://schemas.microsoft.com/office/drawing/2014/chartex" xmlns:cx1="http://schemas.microsoft.com/office/drawing/2015/9/8/chartex" xmlns:cx2="http://schemas.microsoft.com/office/drawing/2015/10/21/chartex" xmlns:cx3="http://schemas.microsoft.com/office/drawing/2016/5/9/chartex" xmlns:cx4="http://schemas.microsoft.com/office/drawing/2016/5/10/chartex" xmlns:cx5="http://schemas.microsoft.com/office/drawing/2016/5/11/chartex" xmlns:cx6="http://schemas.microsoft.com/office/drawing/2016/5/12/chartex" xmlns:cx7="http://schemas.microsoft.com/office/drawing/2016/5/13/chartex" xmlns:cx8="http://schemas.microsoft.com/office/drawing/2016/5/14/chartex" xmlns:mc="http://schemas.openxmlformats.org/markup-compatibility/2006" xmlns:m="http://schemas.openxmlformats.org/officeDocument/2006/math" xmlns:aink="http://schemas.microsoft.com/office/drawing/2016/ink" xmlns:am3d="http://schemas.microsoft.com/office/drawing/2017/model3d" xmlns:oel="http://schemas.microsoft.com/office/2019/extlst" xmlns:r="http://schemas.openxmlformats.org/officeDocument/2006/relationships" xmlns:wp14="http://schemas.microsoft.com/office/word/2010/wordprocessingDrawing" xmlns:wp="http://schemas.openxmlformats.org/drawingml/2006/wordprocessingDrawing" xmlns:wpg="http://schemas.microsoft.com/office/word/2010/wordprocessingGroup" xmlns:wpi="http://schemas.microsoft.com/office/word/2010/wordprocessingInk" xmlns:wps="http://schemas.microsoft.com/office/word/2010/wordprocessingShape" xmlns:o="urn:schemas-microsoft-com:office:office" xmlns:v="urn:schemas-microsoft-com:vml" xmlns:w10="urn:schemas-microsoft-com:office:word" xmlns:w="http://schemas.openxmlformats.org/wordprocessingml/2006/main" xmlns:w14="http://schemas.microsoft.com/office/word/2010/wordml" xmlns:w15="http://schemas.microsoft.com/office/word/2012/wordml" xmlns:w16cex="http://schemas.microsoft.com/office/word/2018/wordml/cex" xmlns:w16cid="http://schemas.microsoft.com/office/word/2016/wordml/cid" xmlns:w16="http://schemas.microsoft.com/office/word/2018/wordml" xmlns:w16sdtdh="http://schemas.microsoft.com/office/word/2020/wordml/sdtdatahash" xmlns:w16sdtfl="http://schemas.microsoft.com/office/word/2024/wordml/sdtformatlock" xmlns:w16se="http://schemas.microsoft.com/office/word/2015/wordml/symex" xmlns:w16du="http://schemas.microsoft.com/office/word/2023/wordml/word16du" xmlns:wne="http://schemas.microsoft.com/office/word/2006/wordml" mc:Ignorable="w14 w15 w16se w16cid w16 w16cex w16sdtdh w16sdtfl w16du wp14">
   <w:body>
     <w:p>
       <w:pPr>
@@ -203,7 +203,7 @@
                 <v:stroke joinstyle="miter"/>
                 <v:path gradientshapeok="t" o:connecttype="rect"/>
               </v:shapetype>
-              <v:shape id="Cuadro de texto 2" o:spid="_x0000_s1026" type="#_x0000_t202" alt="&quot;&quot;" style="position:absolute;left:0;text-align:left;margin-left:-19.05pt;margin-top:34.1pt;width:499.8pt;height:189.2pt;z-index:251663360;visibility:visible;mso-wrap-style:square;mso-width-percent:0;mso-height-percent:0;mso-wrap-distance-left:9pt;mso-wrap-distance-top:3.6pt;mso-wrap-distance-right:9pt;mso-wrap-distance-bottom:3.6pt;mso-position-horizontal:absolute;mso-position-horizontal-relative:text;mso-position-vertical:absolute;mso-position-vertical-relative:text;mso-width-percent:0;mso-height-percent:0;mso-width-relative:margin;mso-height-relative:margin;v-text-anchor:top" o:gfxdata="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" filled="f" stroked="f">
+              <v:shape id="Cuadro de texto 2" o:spid="_x0000_s1026" type="#_x0000_t202" alt="&quot;&quot;" style="position:absolute;left:0;text-align:left;margin-left:-19.05pt;margin-top:34.1pt;width:499.8pt;height:189.2pt;z-index:251663360;visibility:visible;mso-wrap-style:square;mso-width-percent:0;mso-height-percent:0;mso-wrap-distance-left:9pt;mso-wrap-distance-top:3.6pt;mso-wrap-distance-right:9pt;mso-wrap-distance-bottom:3.6pt;mso-position-horizontal:absolute;mso-position-horizontal-relative:text;mso-position-vertical:absolute;mso-position-vertical-relative:text;mso-width-percent:0;mso-height-percent:0;mso-width-relative:margin;mso-height-relative:margin;v-text-anchor:top" o:gfxdata="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" filled="f" stroked="f">
                 <v:textbox>
                   <w:txbxContent>
                     <w:p>
@@ -308,7 +308,7 @@
               </wp:anchor>
             </w:drawing>
           </mc:Choice>
-          <mc:Fallback xmlns:w16sdtfl="http://schemas.microsoft.com/office/word/2024/wordml/sdtformatlock" xmlns:w16du="http://schemas.microsoft.com/office/word/2023/wordml/word16du" xmlns:oel="http://schemas.microsoft.com/office/2019/extlst">
+          <mc:Fallback>
             <w:pict>
               <v:rect w14:anchorId="3A877550" id="Rectángulo 3" o:spid="_x0000_s1026" alt="&quot;&quot;" style="position:absolute;margin-left:0;margin-top:34.95pt;width:616.85pt;height:192.75pt;z-index:-251655168;visibility:visible;mso-wrap-style:square;mso-width-percent:0;mso-height-percent:0;mso-wrap-distance-left:9pt;mso-wrap-distance-top:0;mso-wrap-distance-right:9pt;mso-wrap-distance-bottom:0;mso-position-horizontal:left;mso-position-horizontal-relative:page;mso-position-vertical:absolute;mso-position-vertical-relative:text;mso-width-percent:0;mso-height-percent:0;mso-width-relative:margin;mso-height-relative:margin;v-text-anchor:middle" o:gfxdata="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" fillcolor="#00314d" stroked="f" strokeweight="1pt">
                 <w10:wrap anchorx="page"/>
@@ -4420,7 +4420,13 @@
         </w:rPr>
       </w:pPr>
       <w:r>
-        <w:t xml:space="preserve">Asimismo, para profundizar su conocimiento sobre los tipos de turismo lo invitamos a consultar la página web de la experta Mabel Cajal: </w:t>
+        <w:t>Asimismo, para profundizar su conocimiento sobre los tipos de turismo</w:t>
+      </w:r>
+      <w:r>
+        <w:t>,</w:t>
+      </w:r>
+      <w:r>
+        <w:t xml:space="preserve"> lo invitamos a consultar la página web de la experta Mabel Cajal: </w:t>
       </w:r>
       <w:hyperlink r:id="rId13" w:history="1">
         <w:r>
@@ -4653,7 +4659,14 @@
           <w:shd w:val="clear" w:color="auto" w:fill="auto"/>
         </w:rPr>
         <w:lastRenderedPageBreak/>
-        <w:t>Pirámide de Masglow</w:t>
+        <w:t xml:space="preserve">Pirámide de </w:t>
+      </w:r>
+      <w:r>
+        <w:rPr>
+          <w:bdr w:val="none" w:sz="0" w:space="0" w:color="auto"/>
+          <w:shd w:val="clear" w:color="auto" w:fill="auto"/>
+        </w:rPr>
+        <w:t>Maslow</w:t>
       </w:r>
     </w:p>
     <w:p>
@@ -4797,15 +4810,25 @@
         </w:rPr>
         <w:t xml:space="preserve">Lo invitamos a consultar el siguiente video para ampliar sus conocimientos sobre la demanda turística: </w:t>
       </w:r>
-      <w:hyperlink r:id="rId15" w:history="1">
-        <w:r>
-          <w:rPr>
-            <w:rStyle w:val="Hipervnculo"/>
-            <w:lang w:val="es-419" w:eastAsia="es-CO"/>
-          </w:rPr>
-          <w:t>https://www.youtube.com/watch?v=gT5_r8rQqFU</w:t>
-        </w:r>
-      </w:hyperlink>
+      <w:r>
+        <w:fldChar w:fldCharType="begin"/>
+      </w:r>
+      <w:r>
+        <w:instrText>HYPERLINK "https://www.youtube.com/watch?v=gT5_r8rQqFU"</w:instrText>
+      </w:r>
+      <w:r>
+        <w:fldChar w:fldCharType="separate"/>
+      </w:r>
+      <w:r>
+        <w:rPr>
+          <w:rStyle w:val="Hipervnculo"/>
+          <w:lang w:val="es-419" w:eastAsia="es-CO"/>
+        </w:rPr>
+        <w:t>https://www.youtube.com/watch?v=gT5_r8rQqFU</w:t>
+      </w:r>
+      <w:r>
+        <w:fldChar w:fldCharType="end"/>
+      </w:r>
     </w:p>
     <w:p>
       <w:pPr>
@@ -4849,12 +4872,35 @@
         <w:lastRenderedPageBreak/>
         <w:t>en los procesos de reserva, la disponibilidad de espacios para reuniones de negocios, el acceso a conectividad inalámbrica (</w:t>
       </w:r>
+      <w:proofErr w:type="spellStart"/>
       <w:r>
         <w:rPr>
           <w:rStyle w:val="Extranjerismo"/>
           <w:lang w:val="es-CO"/>
         </w:rPr>
-        <w:t>wifi</w:t>
+        <w:t>W</w:t>
+      </w:r>
+      <w:r>
+        <w:rPr>
+          <w:rStyle w:val="Extranjerismo"/>
+          <w:lang w:val="es-CO"/>
+        </w:rPr>
+        <w:t>i</w:t>
+      </w:r>
+      <w:proofErr w:type="spellEnd"/>
+      <w:r>
+        <w:rPr>
+          <w:rStyle w:val="Extranjerismo"/>
+          <w:lang w:val="es-CO"/>
+        </w:rPr>
+        <w:t>-F</w:t>
+      </w:r>
+      <w:r>
+        <w:rPr>
+          <w:rStyle w:val="Extranjerismo"/>
+          <w:lang w:val="es-CO"/>
+        </w:rPr>
+        <w:t>i</w:t>
       </w:r>
       <w:r>
         <w:rPr>
@@ -5109,10 +5155,29 @@
             <w:r>
               <w:rPr>
                 <w:rStyle w:val="Extranjerismo"/>
-                <w:spacing w:val="0"/>
+              </w:rPr>
+              <w:t>W</w:t>
+            </w:r>
+            <w:r>
+              <w:rPr>
+                <w:rStyle w:val="Extranjerismo"/>
                 <w:lang w:val="es-419"/>
               </w:rPr>
-              <w:t>wifi</w:t>
+              <w:t>i</w:t>
+            </w:r>
+            <w:r>
+              <w:rPr>
+                <w:rStyle w:val="Extranjerismo"/>
+                <w:lang w:val="es-419"/>
+              </w:rPr>
+              <w:t>-F</w:t>
+            </w:r>
+            <w:r>
+              <w:rPr>
+                <w:rStyle w:val="Extranjerismo"/>
+                <w:lang w:val="es-419"/>
+              </w:rPr>
+              <w:t>i</w:t>
             </w:r>
             <w:r>
               <w:t xml:space="preserve"> estable y de alta velocidad</w:t>
@@ -5490,7 +5555,7 @@
       <w:r>
         <w:t xml:space="preserve">Lo invitamos a consultar el siguiente enlace para profundizar en el tema de calidad y atención al cliente en empresas turísticas: </w:t>
       </w:r>
-      <w:hyperlink r:id="rId16" w:history="1">
+      <w:hyperlink r:id="rId15" w:history="1">
         <w:r>
           <w:rPr>
             <w:rStyle w:val="Hipervnculo"/>
@@ -5689,7 +5754,19 @@
         <w:rPr>
           <w:lang w:val="es-419" w:eastAsia="es-CO"/>
         </w:rPr>
-        <w:t>Ejemplo el turismo: viajes cortos de fin de semana versus vacaciones largas.</w:t>
+        <w:t xml:space="preserve">Ejemplo </w:t>
+      </w:r>
+      <w:r>
+        <w:rPr>
+          <w:lang w:val="es-419" w:eastAsia="es-CO"/>
+        </w:rPr>
+        <w:t>en</w:t>
+      </w:r>
+      <w:r>
+        <w:rPr>
+          <w:lang w:val="es-419" w:eastAsia="es-CO"/>
+        </w:rPr>
+        <w:t xml:space="preserve"> turismo: viajes cortos de fin de semana versus vacaciones largas.</w:t>
       </w:r>
     </w:p>
     <w:p>
@@ -6429,7 +6506,7 @@
       <w:r>
         <w:t xml:space="preserve">Lo invitamos a consultar el siguiente video, para profundizar sobre la importancia de las encuestas de satisfacción al cliente en agencias de viajes: </w:t>
       </w:r>
-      <w:hyperlink r:id="rId17" w:history="1">
+      <w:hyperlink r:id="rId16" w:history="1">
         <w:r>
           <w:rPr>
             <w:rStyle w:val="Hipervnculo"/>
@@ -6755,7 +6832,7 @@
         <w:rPr>
           <w:lang w:val="es-419" w:eastAsia="es-CO"/>
         </w:rPr>
-        <w:t>Por otro lado, los elementos intangibles del servicio los constituyen los aspectos no físicos relacionados con la experiencia que el cliente vive dentro del establecimiento de turismo. Esto se incluyen aspectos como la comunicación, la eficiencia, la relación y el trato con el cliente y la valoración subjetiva que el turista hace del servicio recibido.</w:t>
+        <w:t>Por otro lado, los elementos intangibles del servicio los constituyen los aspectos no físicos relacionados con la experiencia que el cliente vive dentro del establecimiento de turismo. Esto incluyen aspectos como la comunicación, la eficiencia, la relación y el trato con el cliente y la valoración subjetiva que el turista hace del servicio recibido.</w:t>
       </w:r>
     </w:p>
     <w:p>
@@ -7648,7 +7725,7 @@
                     <pic:cNvPicPr/>
                   </pic:nvPicPr>
                   <pic:blipFill>
-                    <a:blip r:embed="rId18">
+                    <a:blip r:embed="rId17">
                       <a:extLst>
                         <a:ext uri="{28A0092B-C50C-407E-A947-70E740481C1C}">
                           <a14:useLocalDpi xmlns:a14="http://schemas.microsoft.com/office/drawing/2010/main" val="0"/>
@@ -8261,10 +8338,30 @@
             <w:r>
               <w:rPr>
                 <w:rStyle w:val="Extranjerismo"/>
-                <w:spacing w:val="0"/>
                 <w:lang w:val="es-419"/>
               </w:rPr>
-              <w:t>wifi</w:t>
+              <w:t>W</w:t>
+            </w:r>
+            <w:r>
+              <w:rPr>
+                <w:rStyle w:val="Extranjerismo"/>
+                <w:lang w:val="es-419"/>
+              </w:rPr>
+              <w:t>i</w:t>
+            </w:r>
+            <w:r>
+              <w:rPr>
+                <w:rStyle w:val="Extranjerismo"/>
+                <w:lang w:val="es-419"/>
+              </w:rPr>
+              <w:t>-F</w:t>
+            </w:r>
+            <w:r>
+              <w:rPr>
+                <w:rStyle w:val="Extranjerismo"/>
+                <w:lang w:val="es-419"/>
+              </w:rPr>
+              <w:t>i</w:t>
             </w:r>
             <w:r>
               <w:t xml:space="preserve"> en todas las áreas del hotel</w:t>
@@ -8404,7 +8501,7 @@
       <w:r>
         <w:t xml:space="preserve"> lo invitamos a consultar el siguiente video para profundizar sus conocimientos sobre las técnicas de atención al cliente y recepción hotelera: </w:t>
       </w:r>
-      <w:hyperlink r:id="rId19" w:history="1">
+      <w:hyperlink r:id="rId18" w:history="1">
         <w:r>
           <w:rPr>
             <w:rStyle w:val="Hipervnculo"/>
@@ -8515,7 +8612,7 @@
                     <pic:cNvPicPr/>
                   </pic:nvPicPr>
                   <pic:blipFill>
-                    <a:blip r:embed="rId20">
+                    <a:blip r:embed="rId19">
                       <a:extLst>
                         <a:ext uri="{28A0092B-C50C-407E-A947-70E740481C1C}">
                           <a14:useLocalDpi xmlns:a14="http://schemas.microsoft.com/office/drawing/2010/main" val="0"/>
@@ -8982,7 +9079,7 @@
         <w:lastRenderedPageBreak/>
         <w:t xml:space="preserve">A continuación, le compartimos el enlace a un video de consulta que le permitirá afianzar los conocimientos en las técnicas de comunicación para una buena atención al cliente: </w:t>
       </w:r>
-      <w:hyperlink r:id="rId21" w:history="1">
+      <w:hyperlink r:id="rId20" w:history="1">
         <w:r>
           <w:rPr>
             <w:rStyle w:val="Hipervnculo"/>
@@ -9535,55 +9632,55 @@
     </w:p>
     <w:p>
       <w:pPr>
-        <w:rPr>
-          <w:b/>
-          <w:bCs/>
-        </w:rPr>
-      </w:pPr>
-      <w:r>
-        <w:rPr>
-          <w:b/>
-          <w:bCs/>
-        </w:rPr>
-        <w:lastRenderedPageBreak/>
-        <w:t>Comunicación telefónica</w:t>
-      </w:r>
-    </w:p>
-    <w:p>
-      <w:r>
-        <w:t>La comunicación telefónica es uno de los canales más utilizados en el sector turístico. Al no existir contacto visual, aumenta el riesgo de malinterpretaciones, por lo que exige mayor claridad, precisión y profesionalismo en la interacción.</w:t>
-      </w:r>
-    </w:p>
-    <w:p>
-      <w:r>
-        <w:t>El personal debe estar preparado para atender con rapidez, brindar información adecuada y resolver inquietudes, teniendo en cuenta que, en muchos casos, también está promoviendo o vendiendo servicios.</w:t>
-      </w:r>
-    </w:p>
-    <w:p>
-      <w:pPr>
-        <w:rPr>
-          <w:b/>
-          <w:bCs/>
-        </w:rPr>
-      </w:pPr>
-      <w:r>
-        <w:rPr>
-          <w:b/>
-          <w:bCs/>
-        </w:rPr>
-        <w:t>Aspectos clave en la comunicación telefónica</w:t>
-      </w:r>
-    </w:p>
-    <w:p>
-      <w:pPr>
         <w:pStyle w:val="Prrafodelista"/>
         <w:numPr>
           <w:ilvl w:val="0"/>
-          <w:numId w:val="21"/>
+          <w:numId w:val="34"/>
         </w:numPr>
-      </w:pPr>
-      <w:r>
-        <w:t>Hablar de forma clara, concisa y organizada.</w:t>
+        <w:rPr>
+          <w:b/>
+          <w:bCs/>
+        </w:rPr>
+      </w:pPr>
+      <w:r>
+        <w:rPr>
+          <w:b/>
+          <w:bCs/>
+        </w:rPr>
+        <w:lastRenderedPageBreak/>
+        <w:t>Comunicación telefónica</w:t>
+      </w:r>
+    </w:p>
+    <w:p>
+      <w:pPr>
+        <w:ind w:left="1416" w:firstLine="1"/>
+      </w:pPr>
+      <w:r>
+        <w:t>La comunicación telefónica es uno de los canales más utilizados en el sector turístico. Al no existir contacto visual, aumenta el riesgo de malinterpretaciones, por lo que exige mayor claridad, precisión y profesionalismo en la interacción.</w:t>
+      </w:r>
+    </w:p>
+    <w:p>
+      <w:pPr>
+        <w:ind w:left="1416" w:firstLine="1"/>
+      </w:pPr>
+      <w:r>
+        <w:t>El personal debe estar preparado para atender con rapidez, brindar información adecuada y resolver inquietudes, teniendo en cuenta que, en muchos casos, también está promoviendo o vendiendo servicios.</w:t>
+      </w:r>
+    </w:p>
+    <w:p>
+      <w:pPr>
+        <w:ind w:left="707"/>
+        <w:rPr>
+          <w:b/>
+          <w:bCs/>
+        </w:rPr>
+      </w:pPr>
+      <w:r>
+        <w:rPr>
+          <w:b/>
+          <w:bCs/>
+        </w:rPr>
+        <w:t>Aspectos clave en la comunicación telefónica</w:t>
       </w:r>
     </w:p>
     <w:p>
@@ -9591,11 +9688,11 @@
         <w:pStyle w:val="Prrafodelista"/>
         <w:numPr>
           <w:ilvl w:val="0"/>
-          <w:numId w:val="21"/>
+          <w:numId w:val="35"/>
         </w:numPr>
       </w:pPr>
       <w:r>
-        <w:t>Confirmar la información con el cliente.</w:t>
+        <w:t>Hablar de forma clara, concisa y organizada.</w:t>
       </w:r>
     </w:p>
     <w:p>
@@ -9603,11 +9700,11 @@
         <w:pStyle w:val="Prrafodelista"/>
         <w:numPr>
           <w:ilvl w:val="0"/>
-          <w:numId w:val="21"/>
+          <w:numId w:val="35"/>
         </w:numPr>
       </w:pPr>
       <w:r>
-        <w:t>Evitar tiempos de espera prolongados.</w:t>
+        <w:t>Confirmar la información con el cliente.</w:t>
       </w:r>
     </w:p>
     <w:p>
@@ -9615,11 +9712,11 @@
         <w:pStyle w:val="Prrafodelista"/>
         <w:numPr>
           <w:ilvl w:val="0"/>
-          <w:numId w:val="21"/>
+          <w:numId w:val="35"/>
         </w:numPr>
       </w:pPr>
       <w:r>
-        <w:t>Mostrar empatía a través del tono de voz.</w:t>
+        <w:t>Evitar tiempos de espera prolongados.</w:t>
       </w:r>
     </w:p>
     <w:p>
@@ -9627,11 +9724,11 @@
         <w:pStyle w:val="Prrafodelista"/>
         <w:numPr>
           <w:ilvl w:val="0"/>
-          <w:numId w:val="21"/>
+          <w:numId w:val="35"/>
         </w:numPr>
       </w:pPr>
       <w:r>
-        <w:t>Escuchar activamente.</w:t>
+        <w:t>Mostrar empatía a través del tono de voz.</w:t>
       </w:r>
     </w:p>
     <w:p>
@@ -9639,26 +9736,11 @@
         <w:pStyle w:val="Prrafodelista"/>
         <w:numPr>
           <w:ilvl w:val="0"/>
-          <w:numId w:val="21"/>
+          <w:numId w:val="35"/>
         </w:numPr>
       </w:pPr>
       <w:r>
-        <w:t>Resolver situaciones o canalizarlas adecuadamente.</w:t>
-      </w:r>
-    </w:p>
-    <w:p>
-      <w:pPr>
-        <w:rPr>
-          <w:b/>
-          <w:bCs/>
-        </w:rPr>
-      </w:pPr>
-      <w:r>
-        <w:rPr>
-          <w:b/>
-          <w:bCs/>
-        </w:rPr>
-        <w:t>Recomendaciones operativas</w:t>
+        <w:t>Escuchar activamente.</w:t>
       </w:r>
     </w:p>
     <w:p>
@@ -9666,11 +9748,27 @@
         <w:pStyle w:val="Prrafodelista"/>
         <w:numPr>
           <w:ilvl w:val="0"/>
-          <w:numId w:val="22"/>
+          <w:numId w:val="35"/>
         </w:numPr>
       </w:pPr>
       <w:r>
-        <w:t>Tener información disponible antes de atender.</w:t>
+        <w:t>Resolver situaciones o canalizarlas adecuadamente.</w:t>
+      </w:r>
+    </w:p>
+    <w:p>
+      <w:pPr>
+        <w:ind w:left="707"/>
+        <w:rPr>
+          <w:b/>
+          <w:bCs/>
+        </w:rPr>
+      </w:pPr>
+      <w:r>
+        <w:rPr>
+          <w:b/>
+          <w:bCs/>
+        </w:rPr>
+        <w:t>Recomendaciones operativas</w:t>
       </w:r>
     </w:p>
     <w:p>
@@ -9678,11 +9776,11 @@
         <w:pStyle w:val="Prrafodelista"/>
         <w:numPr>
           <w:ilvl w:val="0"/>
-          <w:numId w:val="22"/>
+          <w:numId w:val="36"/>
         </w:numPr>
       </w:pPr>
       <w:r>
-        <w:t>Contar con base de datos de clientes.</w:t>
+        <w:t>Tener información disponible antes de atender.</w:t>
       </w:r>
     </w:p>
     <w:p>
@@ -9690,11 +9788,11 @@
         <w:pStyle w:val="Prrafodelista"/>
         <w:numPr>
           <w:ilvl w:val="0"/>
-          <w:numId w:val="22"/>
+          <w:numId w:val="36"/>
         </w:numPr>
       </w:pPr>
       <w:r>
-        <w:t>Disponer de listado de extensiones.</w:t>
+        <w:t>Contar con base de datos de clientes.</w:t>
       </w:r>
     </w:p>
     <w:p>
@@ -9702,11 +9800,11 @@
         <w:pStyle w:val="Prrafodelista"/>
         <w:numPr>
           <w:ilvl w:val="0"/>
-          <w:numId w:val="22"/>
+          <w:numId w:val="36"/>
         </w:numPr>
       </w:pPr>
       <w:r>
-        <w:t>Ubicarse en un entorno sin ruido.</w:t>
+        <w:t>Disponer de listado de extensiones.</w:t>
       </w:r>
     </w:p>
     <w:p>
@@ -9714,31 +9812,11 @@
         <w:pStyle w:val="Prrafodelista"/>
         <w:numPr>
           <w:ilvl w:val="0"/>
-          <w:numId w:val="22"/>
+          <w:numId w:val="36"/>
         </w:numPr>
       </w:pPr>
       <w:r>
-        <w:t>Tomar notas durante la llamada.</w:t>
-      </w:r>
-    </w:p>
-    <w:p>
-      <w:pPr>
-        <w:rPr>
-          <w:b/>
-          <w:bCs/>
-        </w:rPr>
-      </w:pPr>
-      <w:r>
-        <w:rPr>
-          <w:b/>
-          <w:bCs/>
-        </w:rPr>
-        <w:t>Gestión de mensajes</w:t>
-      </w:r>
-    </w:p>
-    <w:p>
-      <w:r>
-        <w:t>Cuando se recibe un mensaje para un tercero:</w:t>
+        <w:t>Ubicarse en un entorno sin ruido.</w:t>
       </w:r>
     </w:p>
     <w:p>
@@ -9746,12 +9824,45 @@
         <w:pStyle w:val="Prrafodelista"/>
         <w:numPr>
           <w:ilvl w:val="0"/>
-          <w:numId w:val="23"/>
+          <w:numId w:val="36"/>
         </w:numPr>
       </w:pPr>
       <w:r>
+        <w:t>Tomar notas durante la llamada.</w:t>
+      </w:r>
+    </w:p>
+    <w:p>
+      <w:pPr>
+        <w:ind w:left="707"/>
+        <w:rPr>
+          <w:b/>
+          <w:bCs/>
+        </w:rPr>
+      </w:pPr>
+    </w:p>
+    <w:p>
+      <w:pPr>
+        <w:ind w:left="707"/>
+        <w:rPr>
+          <w:b/>
+          <w:bCs/>
+        </w:rPr>
+      </w:pPr>
+      <w:r>
+        <w:rPr>
+          <w:b/>
+          <w:bCs/>
+        </w:rPr>
         <w:lastRenderedPageBreak/>
-        <w:t>Registrar nombre del cliente.</w:t>
+        <w:t>Gestión de mensajes</w:t>
+      </w:r>
+    </w:p>
+    <w:p>
+      <w:pPr>
+        <w:ind w:left="708"/>
+      </w:pPr>
+      <w:r>
+        <w:t>Cuando se recibe un mensaje para un tercero:</w:t>
       </w:r>
     </w:p>
     <w:p>
@@ -9759,11 +9870,11 @@
         <w:pStyle w:val="Prrafodelista"/>
         <w:numPr>
           <w:ilvl w:val="0"/>
-          <w:numId w:val="23"/>
+          <w:numId w:val="37"/>
         </w:numPr>
       </w:pPr>
       <w:r>
-        <w:t>Motivo de la llamada.</w:t>
+        <w:t>Registrar nombre del cliente.</w:t>
       </w:r>
     </w:p>
     <w:p>
@@ -9771,11 +9882,11 @@
         <w:pStyle w:val="Prrafodelista"/>
         <w:numPr>
           <w:ilvl w:val="0"/>
-          <w:numId w:val="23"/>
+          <w:numId w:val="37"/>
         </w:numPr>
       </w:pPr>
       <w:r>
-        <w:t>Número de contacto.</w:t>
+        <w:t>Motivo de la llamada.</w:t>
       </w:r>
     </w:p>
     <w:p>
@@ -9783,20 +9894,40 @@
         <w:pStyle w:val="Prrafodelista"/>
         <w:numPr>
           <w:ilvl w:val="0"/>
-          <w:numId w:val="23"/>
+          <w:numId w:val="37"/>
         </w:numPr>
       </w:pPr>
       <w:r>
+        <w:t>Número de contacto.</w:t>
+      </w:r>
+    </w:p>
+    <w:p>
+      <w:pPr>
+        <w:pStyle w:val="Prrafodelista"/>
+        <w:numPr>
+          <w:ilvl w:val="0"/>
+          <w:numId w:val="37"/>
+        </w:numPr>
+      </w:pPr>
+      <w:r>
         <w:t>Transmitir la información oportunamente.</w:t>
       </w:r>
     </w:p>
     <w:p>
+      <w:pPr>
+        <w:ind w:left="1416" w:firstLine="0"/>
+      </w:pPr>
       <w:r>
         <w:t>Los sistemas integrados (PMS) facilitan este proceso y garantizan seguimiento.</w:t>
       </w:r>
     </w:p>
     <w:p>
       <w:pPr>
+        <w:pStyle w:val="Prrafodelista"/>
+        <w:numPr>
+          <w:ilvl w:val="0"/>
+          <w:numId w:val="38"/>
+        </w:numPr>
         <w:rPr>
           <w:b/>
           <w:bCs/>
@@ -9811,6 +9942,9 @@
       </w:r>
     </w:p>
     <w:p>
+      <w:pPr>
+        <w:ind w:left="1416" w:firstLine="0"/>
+      </w:pPr>
       <w:r>
         <w:t>La comunicación telemática integra tecnología e información, permitiendo la interacción entre personas a través de medios digitales.</w:t>
       </w:r>
@@ -10078,80 +10212,40 @@
       </w:tr>
     </w:tbl>
     <w:p>
-      <w:r>
-        <w:t>De igual forma, la comunicación telemática se clasifica según el tiempo en sincrónica (</w:t>
-      </w:r>
-      <w:r>
-        <w:rPr>
-          <w:rStyle w:val="Extranjerismo"/>
-        </w:rPr>
-        <w:t>chat</w:t>
-      </w:r>
-      <w:r>
-        <w:t xml:space="preserve"> y video llamadas) y asincrónica (correos electrónicos). </w:t>
-      </w:r>
-    </w:p>
-    <w:p>
-      <w:pPr>
-        <w:pStyle w:val="Ttulo2"/>
-      </w:pPr>
-      <w:bookmarkStart w:id="21" w:name="_Toc240879336"/>
-      <w:r>
-        <w:t>Habilidades comunicativas</w:t>
-      </w:r>
-      <w:bookmarkEnd w:id="21"/>
-    </w:p>
-    <w:p>
-      <w:r>
-        <w:t>Las habilidades comunicativas son competencias esenciales que permiten establecer interacciones efectivas, comprender al cliente y brindar un servicio de calidad. En el sector turístico, estas habilidades son determinantes para generar confianza, evitar conflictos y fortalecer la experiencia del usuario.</w:t>
-      </w:r>
-    </w:p>
-    <w:p>
-      <w:pPr>
-        <w:rPr>
-          <w:b/>
-          <w:bCs/>
-        </w:rPr>
-      </w:pPr>
-      <w:r>
-        <w:rPr>
-          <w:b/>
-          <w:bCs/>
-        </w:rPr>
-        <w:lastRenderedPageBreak/>
-        <w:t>Escucha efectiva</w:t>
-      </w:r>
-    </w:p>
-    <w:p>
-      <w:r>
-        <w:t>Escuchar es un proceso activo que implica comprender realmente lo que el cliente desea expresar.</w:t>
-      </w:r>
-    </w:p>
-    <w:p>
-      <w:pPr>
-        <w:rPr>
-          <w:b/>
-          <w:bCs/>
-        </w:rPr>
-      </w:pPr>
-      <w:r>
-        <w:rPr>
-          <w:b/>
-          <w:bCs/>
-        </w:rPr>
-        <w:t>Claves para una escucha efectiva</w:t>
-      </w:r>
-    </w:p>
-    <w:p>
       <w:pPr>
         <w:pStyle w:val="Prrafodelista"/>
         <w:numPr>
           <w:ilvl w:val="0"/>
-          <w:numId w:val="24"/>
+          <w:numId w:val="38"/>
         </w:numPr>
       </w:pPr>
       <w:r>
-        <w:t>Prestar atención total.</w:t>
+        <w:t>De igual forma, la comunicación telemática se clasifica según el tiempo en sincrónica (</w:t>
+      </w:r>
+      <w:r>
+        <w:rPr>
+          <w:rStyle w:val="Extranjerismo"/>
+        </w:rPr>
+        <w:t>chat</w:t>
+      </w:r>
+      <w:r>
+        <w:t xml:space="preserve"> y video llamadas) y asincrónica (correos electrónicos). </w:t>
+      </w:r>
+    </w:p>
+    <w:p>
+      <w:pPr>
+        <w:pStyle w:val="Ttulo2"/>
+      </w:pPr>
+      <w:bookmarkStart w:id="21" w:name="_Toc240879336"/>
+      <w:r>
+        <w:lastRenderedPageBreak/>
+        <w:t>Habilidades comunicativas</w:t>
+      </w:r>
+      <w:bookmarkEnd w:id="21"/>
+    </w:p>
+    <w:p>
+      <w:r>
+        <w:t>Las habilidades comunicativas son competencias esenciales que permiten establecer interacciones efectivas, comprender al cliente y brindar un servicio de calidad. En el sector turístico, estas habilidades son determinantes para generar confianza, evitar conflictos y fortalecer la experiencia del usuario.</w:t>
       </w:r>
     </w:p>
     <w:p>
@@ -10159,11 +10253,43 @@
         <w:pStyle w:val="Prrafodelista"/>
         <w:numPr>
           <w:ilvl w:val="0"/>
-          <w:numId w:val="24"/>
+          <w:numId w:val="38"/>
         </w:numPr>
-      </w:pPr>
-      <w:r>
-        <w:t>Evitar distracciones.</w:t>
+        <w:rPr>
+          <w:b/>
+          <w:bCs/>
+        </w:rPr>
+      </w:pPr>
+      <w:r>
+        <w:rPr>
+          <w:b/>
+          <w:bCs/>
+        </w:rPr>
+        <w:t>Escucha efectiva</w:t>
+      </w:r>
+    </w:p>
+    <w:p>
+      <w:pPr>
+        <w:ind w:left="1416" w:firstLine="2"/>
+      </w:pPr>
+      <w:r>
+        <w:t>Escuchar es un proceso activo que implica comprender realmente lo que el cliente desea expresar.</w:t>
+      </w:r>
+    </w:p>
+    <w:p>
+      <w:pPr>
+        <w:ind w:left="707"/>
+        <w:rPr>
+          <w:b/>
+          <w:bCs/>
+        </w:rPr>
+      </w:pPr>
+      <w:r>
+        <w:rPr>
+          <w:b/>
+          <w:bCs/>
+        </w:rPr>
+        <w:t>Claves para una escucha efectiva</w:t>
       </w:r>
     </w:p>
     <w:p>
@@ -10171,11 +10297,11 @@
         <w:pStyle w:val="Prrafodelista"/>
         <w:numPr>
           <w:ilvl w:val="0"/>
-          <w:numId w:val="24"/>
+          <w:numId w:val="39"/>
         </w:numPr>
       </w:pPr>
       <w:r>
-        <w:t>No interrumpir.</w:t>
+        <w:t>Prestar atención total.</w:t>
       </w:r>
     </w:p>
     <w:p>
@@ -10183,11 +10309,11 @@
         <w:pStyle w:val="Prrafodelista"/>
         <w:numPr>
           <w:ilvl w:val="0"/>
-          <w:numId w:val="24"/>
+          <w:numId w:val="39"/>
         </w:numPr>
       </w:pPr>
       <w:r>
-        <w:t>No anticipar respuestas.</w:t>
+        <w:t>Evitar distracciones.</w:t>
       </w:r>
     </w:p>
     <w:p>
@@ -10195,11 +10321,11 @@
         <w:pStyle w:val="Prrafodelista"/>
         <w:numPr>
           <w:ilvl w:val="0"/>
-          <w:numId w:val="24"/>
+          <w:numId w:val="39"/>
         </w:numPr>
       </w:pPr>
       <w:r>
-        <w:t>Confirmar la información.</w:t>
+        <w:t>No interrumpir.</w:t>
       </w:r>
     </w:p>
     <w:p>
@@ -10207,11 +10333,11 @@
         <w:pStyle w:val="Prrafodelista"/>
         <w:numPr>
           <w:ilvl w:val="0"/>
-          <w:numId w:val="24"/>
+          <w:numId w:val="39"/>
         </w:numPr>
       </w:pPr>
       <w:r>
-        <w:t>Observar la comunicación no verbal.</w:t>
+        <w:t>No anticipar respuestas.</w:t>
       </w:r>
     </w:p>
     <w:p>
@@ -10219,26 +10345,11 @@
         <w:pStyle w:val="Prrafodelista"/>
         <w:numPr>
           <w:ilvl w:val="0"/>
-          <w:numId w:val="24"/>
+          <w:numId w:val="39"/>
         </w:numPr>
       </w:pPr>
       <w:r>
-        <w:t>Mantener contacto visual.</w:t>
-      </w:r>
-    </w:p>
-    <w:p>
-      <w:pPr>
-        <w:rPr>
-          <w:b/>
-          <w:bCs/>
-        </w:rPr>
-      </w:pPr>
-      <w:r>
-        <w:rPr>
-          <w:b/>
-          <w:bCs/>
-        </w:rPr>
-        <w:t>Comportamientos adecuados en la interacción</w:t>
+        <w:t>Confirmar la información.</w:t>
       </w:r>
     </w:p>
     <w:p>
@@ -10246,11 +10357,11 @@
         <w:pStyle w:val="Prrafodelista"/>
         <w:numPr>
           <w:ilvl w:val="0"/>
-          <w:numId w:val="25"/>
+          <w:numId w:val="39"/>
         </w:numPr>
       </w:pPr>
       <w:r>
-        <w:t>Respetar a todas las personas.</w:t>
+        <w:t>Observar la comunicación no verbal.</w:t>
       </w:r>
     </w:p>
     <w:p>
@@ -10258,11 +10369,27 @@
         <w:pStyle w:val="Prrafodelista"/>
         <w:numPr>
           <w:ilvl w:val="0"/>
-          <w:numId w:val="25"/>
+          <w:numId w:val="39"/>
         </w:numPr>
       </w:pPr>
       <w:r>
-        <w:t>Evitar críticas, especialmente en público.</w:t>
+        <w:t>Mantener contacto visual.</w:t>
+      </w:r>
+    </w:p>
+    <w:p>
+      <w:pPr>
+        <w:ind w:left="707"/>
+        <w:rPr>
+          <w:b/>
+          <w:bCs/>
+        </w:rPr>
+      </w:pPr>
+      <w:r>
+        <w:rPr>
+          <w:b/>
+          <w:bCs/>
+        </w:rPr>
+        <w:t>Comportamientos adecuados en la interacción</w:t>
       </w:r>
     </w:p>
     <w:p>
@@ -10270,11 +10397,11 @@
         <w:pStyle w:val="Prrafodelista"/>
         <w:numPr>
           <w:ilvl w:val="0"/>
-          <w:numId w:val="25"/>
+          <w:numId w:val="40"/>
         </w:numPr>
       </w:pPr>
       <w:r>
-        <w:t>Reconocer aspectos positivos.</w:t>
+        <w:t>Respetar a todas las personas.</w:t>
       </w:r>
     </w:p>
     <w:p>
@@ -10282,11 +10409,11 @@
         <w:pStyle w:val="Prrafodelista"/>
         <w:numPr>
           <w:ilvl w:val="0"/>
-          <w:numId w:val="25"/>
+          <w:numId w:val="40"/>
         </w:numPr>
       </w:pPr>
       <w:r>
-        <w:t>Mantener neutralidad en conflictos.</w:t>
+        <w:t>Evitar críticas, especialmente en público.</w:t>
       </w:r>
     </w:p>
     <w:p>
@@ -10294,11 +10421,11 @@
         <w:pStyle w:val="Prrafodelista"/>
         <w:numPr>
           <w:ilvl w:val="0"/>
-          <w:numId w:val="25"/>
+          <w:numId w:val="40"/>
         </w:numPr>
       </w:pPr>
       <w:r>
-        <w:t>Cumplir compromisos.</w:t>
+        <w:t>Reconocer aspectos positivos.</w:t>
       </w:r>
     </w:p>
     <w:p>
@@ -10306,11 +10433,11 @@
         <w:pStyle w:val="Prrafodelista"/>
         <w:numPr>
           <w:ilvl w:val="0"/>
-          <w:numId w:val="25"/>
+          <w:numId w:val="40"/>
         </w:numPr>
       </w:pPr>
       <w:r>
-        <w:t>Ser paciente y comprensivo.</w:t>
+        <w:t>Mantener neutralidad en conflictos.</w:t>
       </w:r>
     </w:p>
     <w:p>
@@ -10318,11 +10445,11 @@
         <w:pStyle w:val="Prrafodelista"/>
         <w:numPr>
           <w:ilvl w:val="0"/>
-          <w:numId w:val="25"/>
+          <w:numId w:val="40"/>
         </w:numPr>
       </w:pPr>
       <w:r>
-        <w:t>Pensar antes de hablar.</w:t>
+        <w:t>Cumplir compromisos.</w:t>
       </w:r>
     </w:p>
     <w:p>
@@ -10330,26 +10457,11 @@
         <w:pStyle w:val="Prrafodelista"/>
         <w:numPr>
           <w:ilvl w:val="0"/>
-          <w:numId w:val="25"/>
+          <w:numId w:val="40"/>
         </w:numPr>
       </w:pPr>
       <w:r>
-        <w:t>Mostrar amabilidad y cortesía.</w:t>
-      </w:r>
-    </w:p>
-    <w:p>
-      <w:pPr>
-        <w:rPr>
-          <w:b/>
-          <w:bCs/>
-        </w:rPr>
-      </w:pPr>
-      <w:r>
-        <w:rPr>
-          <w:b/>
-          <w:bCs/>
-        </w:rPr>
-        <w:t>Actitudes que se deben evitar</w:t>
+        <w:t>Ser paciente y comprensivo.</w:t>
       </w:r>
     </w:p>
     <w:p>
@@ -10357,11 +10469,12 @@
         <w:pStyle w:val="Prrafodelista"/>
         <w:numPr>
           <w:ilvl w:val="0"/>
-          <w:numId w:val="26"/>
+          <w:numId w:val="40"/>
         </w:numPr>
       </w:pPr>
       <w:r>
-        <w:t>Prepotencia.</w:t>
+        <w:lastRenderedPageBreak/>
+        <w:t>Pensar antes de hablar.</w:t>
       </w:r>
     </w:p>
     <w:p>
@@ -10369,12 +10482,27 @@
         <w:pStyle w:val="Prrafodelista"/>
         <w:numPr>
           <w:ilvl w:val="0"/>
-          <w:numId w:val="26"/>
+          <w:numId w:val="40"/>
         </w:numPr>
       </w:pPr>
       <w:r>
-        <w:lastRenderedPageBreak/>
-        <w:t>Indiferencia.</w:t>
+        <w:t>Mostrar amabilidad y cortesía.</w:t>
+      </w:r>
+    </w:p>
+    <w:p>
+      <w:pPr>
+        <w:ind w:left="707"/>
+        <w:rPr>
+          <w:b/>
+          <w:bCs/>
+        </w:rPr>
+      </w:pPr>
+      <w:r>
+        <w:rPr>
+          <w:b/>
+          <w:bCs/>
+        </w:rPr>
+        <w:t>Actitudes que se deben evitar</w:t>
       </w:r>
     </w:p>
     <w:p>
@@ -10382,11 +10510,11 @@
         <w:pStyle w:val="Prrafodelista"/>
         <w:numPr>
           <w:ilvl w:val="0"/>
-          <w:numId w:val="26"/>
+          <w:numId w:val="41"/>
         </w:numPr>
       </w:pPr>
       <w:r>
-        <w:t>Mal trato.</w:t>
+        <w:t>Prepotencia.</w:t>
       </w:r>
     </w:p>
     <w:p>
@@ -10394,11 +10522,11 @@
         <w:pStyle w:val="Prrafodelista"/>
         <w:numPr>
           <w:ilvl w:val="0"/>
-          <w:numId w:val="26"/>
+          <w:numId w:val="41"/>
         </w:numPr>
       </w:pPr>
       <w:r>
-        <w:t>Engaño.</w:t>
+        <w:t>Indiferencia.</w:t>
       </w:r>
     </w:p>
     <w:p>
@@ -10406,11 +10534,11 @@
         <w:pStyle w:val="Prrafodelista"/>
         <w:numPr>
           <w:ilvl w:val="0"/>
-          <w:numId w:val="26"/>
+          <w:numId w:val="41"/>
         </w:numPr>
       </w:pPr>
       <w:r>
-        <w:t>Falta de higiene o presentación.</w:t>
+        <w:t>Mal trato.</w:t>
       </w:r>
     </w:p>
     <w:p>
@@ -10418,7 +10546,31 @@
         <w:pStyle w:val="Prrafodelista"/>
         <w:numPr>
           <w:ilvl w:val="0"/>
-          <w:numId w:val="26"/>
+          <w:numId w:val="41"/>
+        </w:numPr>
+      </w:pPr>
+      <w:r>
+        <w:t>Engaño.</w:t>
+      </w:r>
+    </w:p>
+    <w:p>
+      <w:pPr>
+        <w:pStyle w:val="Prrafodelista"/>
+        <w:numPr>
+          <w:ilvl w:val="0"/>
+          <w:numId w:val="41"/>
+        </w:numPr>
+      </w:pPr>
+      <w:r>
+        <w:t>Falta de higiene o presentación.</w:t>
+      </w:r>
+    </w:p>
+    <w:p>
+      <w:pPr>
+        <w:pStyle w:val="Prrafodelista"/>
+        <w:numPr>
+          <w:ilvl w:val="0"/>
+          <w:numId w:val="41"/>
         </w:numPr>
       </w:pPr>
       <w:r>
@@ -10663,7 +10815,7 @@
         </w:rPr>
         <w:t xml:space="preserve">A continuación, lo invitamos a consultar el siguiente video para fortalecer sus habilidades en negociación con clientes del sector hotelero: </w:t>
       </w:r>
-      <w:hyperlink r:id="rId22" w:history="1">
+      <w:hyperlink r:id="rId21" w:history="1">
         <w:r>
           <w:rPr>
             <w:rStyle w:val="Hipervnculo"/>
@@ -10810,7 +10962,7 @@
         </w:rPr>
         <w:t xml:space="preserve">Para profundizar en este tema, lo invitamos a consultar el siguiente enlace de video de ACOTUR que aborda las claves para la negociación con clientes y proveedores: </w:t>
       </w:r>
-      <w:hyperlink r:id="rId23" w:history="1">
+      <w:hyperlink r:id="rId22" w:history="1">
         <w:r>
           <w:rPr>
             <w:rStyle w:val="Hipervnculo"/>
@@ -11831,7 +11983,7 @@
                     <pic:cNvPicPr/>
                   </pic:nvPicPr>
                   <pic:blipFill>
-                    <a:blip r:embed="rId24">
+                    <a:blip r:embed="rId23">
                       <a:extLst>
                         <a:ext uri="{28A0092B-C50C-407E-A947-70E740481C1C}">
                           <a14:useLocalDpi xmlns:a14="http://schemas.microsoft.com/office/drawing/2010/main" val="0"/>
@@ -12501,13 +12653,13 @@
                     <pic:cNvPicPr/>
                   </pic:nvPicPr>
                   <pic:blipFill>
-                    <a:blip r:embed="rId25">
+                    <a:blip r:embed="rId24">
                       <a:extLst>
                         <a:ext uri="{28A0092B-C50C-407E-A947-70E740481C1C}">
                           <a14:useLocalDpi xmlns:a14="http://schemas.microsoft.com/office/drawing/2010/main" val="0"/>
                         </a:ext>
                         <a:ext uri="{96DAC541-7B7A-43D3-8B79-37D633B846F1}">
-                          <asvg:svgBlip xmlns:asvg="http://schemas.microsoft.com/office/drawing/2016/SVG/main" r:embed="rId26"/>
+                          <asvg:svgBlip xmlns:asvg="http://schemas.microsoft.com/office/drawing/2016/SVG/main" r:embed="rId25"/>
                         </a:ext>
                       </a:extLst>
                     </a:blip>
@@ -13534,7 +13686,7 @@
       <w:r>
         <w:t xml:space="preserve">Diario del exportador. (2020/10). Los diez Componentes básicos del buen servicio. </w:t>
       </w:r>
-      <w:hyperlink r:id="rId27" w:history="1">
+      <w:hyperlink r:id="rId26" w:history="1">
         <w:r>
           <w:rPr>
             <w:rStyle w:val="Hipervnculo"/>
@@ -13547,7 +13699,7 @@
       <w:r>
         <w:t xml:space="preserve"> Dinámicas grupales (2020/10) Dinámicas bloqueos en la comunicación. </w:t>
       </w:r>
-      <w:hyperlink r:id="rId28" w:history="1">
+      <w:hyperlink r:id="rId27" w:history="1">
         <w:r>
           <w:rPr>
             <w:rStyle w:val="Hipervnculo"/>
@@ -13560,7 +13712,7 @@
       <w:r>
         <w:t xml:space="preserve">Hosteltur. (julio 2016). Seis mega tendencias de la industria hotelera según Sabre. </w:t>
       </w:r>
-      <w:hyperlink r:id="rId29" w:history="1">
+      <w:hyperlink r:id="rId28" w:history="1">
         <w:r>
           <w:rPr>
             <w:rStyle w:val="Hipervnculo"/>
@@ -13612,7 +13764,7 @@
         </w:rPr>
         <w:t xml:space="preserve">. </w:t>
       </w:r>
-      <w:hyperlink r:id="rId30" w:history="1">
+      <w:hyperlink r:id="rId29" w:history="1">
         <w:r>
           <w:rPr>
             <w:rStyle w:val="Hipervnculo"/>
@@ -13631,7 +13783,7 @@
       <w:r>
         <w:t xml:space="preserve"> (2020/10) Ciclo del servicio al cliente: en empresa, hotel y salud. </w:t>
       </w:r>
-      <w:hyperlink r:id="rId31" w:history="1">
+      <w:hyperlink r:id="rId30" w:history="1">
         <w:r>
           <w:rPr>
             <w:rStyle w:val="Hipervnculo"/>
@@ -13670,7 +13822,7 @@
         <w:lastRenderedPageBreak/>
         <w:t xml:space="preserve">Scribd. (2020/11). Atención al cliente. </w:t>
       </w:r>
-      <w:hyperlink r:id="rId32" w:history="1">
+      <w:hyperlink r:id="rId31" w:history="1">
         <w:r>
           <w:rPr>
             <w:rStyle w:val="Hipervnculo"/>
@@ -14399,7 +14551,23 @@
                 <w:sz w:val="28"/>
                 <w:szCs w:val="28"/>
               </w:rPr>
-              <w:t xml:space="preserve">Desarrollo </w:t>
+              <w:t>Desarroll</w:t>
+            </w:r>
+            <w:r>
+              <w:rPr>
+                <w:rFonts w:asciiTheme="minorHAnsi" w:hAnsiTheme="minorHAnsi" w:cstheme="minorHAnsi"/>
+                <w:sz w:val="28"/>
+                <w:szCs w:val="28"/>
+              </w:rPr>
+              <w:t>ador</w:t>
+            </w:r>
+            <w:r>
+              <w:rPr>
+                <w:rFonts w:asciiTheme="minorHAnsi" w:hAnsiTheme="minorHAnsi" w:cstheme="minorHAnsi"/>
+                <w:sz w:val="28"/>
+                <w:szCs w:val="28"/>
+              </w:rPr>
+              <w:t xml:space="preserve"> </w:t>
             </w:r>
             <w:r>
               <w:rPr>
@@ -14975,8 +15143,8 @@
       </w:pPr>
     </w:p>
     <w:sectPr>
-      <w:headerReference w:type="default" r:id="rId33"/>
-      <w:footerReference w:type="default" r:id="rId34"/>
+      <w:headerReference w:type="default" r:id="rId32"/>
+      <w:footerReference w:type="default" r:id="rId33"/>
       <w:pgSz w:w="12240" w:h="15840"/>
       <w:pgMar w:top="1701" w:right="1134" w:bottom="1134" w:left="1134" w:header="709" w:footer="737" w:gutter="0"/>
       <w:pgNumType w:start="1"/>
@@ -14988,7 +15156,7 @@
 </file>
 
 <file path=word/endnotes.xml><?xml version="1.0" encoding="utf-8"?>
-<w:endnotes xmlns:wpc="http://schemas.microsoft.com/office/word/2010/wordprocessingCanvas" xmlns:cx="http://schemas.microsoft.com/office/drawing/2014/chartex" xmlns:cx1="http://schemas.microsoft.com/office/drawing/2015/9/8/chartex" xmlns:cx2="http://schemas.microsoft.com/office/drawing/2015/10/21/chartex" xmlns:cx3="http://schemas.microsoft.com/office/drawing/2016/5/9/chartex" xmlns:cx4="http://schemas.microsoft.com/office/drawing/2016/5/10/chartex" xmlns:cx5="http://schemas.microsoft.com/office/drawing/2016/5/11/chartex" xmlns:cx6="http://schemas.microsoft.com/office/drawing/2016/5/12/chartex" xmlns:cx7="http://schemas.microsoft.com/office/drawing/2016/5/13/chartex" xmlns:cx8="http://schemas.microsoft.com/office/drawing/2016/5/14/chartex" xmlns:mc="http://schemas.openxmlformats.org/markup-compatibility/2006" xmlns:aink="http://schemas.microsoft.com/office/drawing/2016/ink" xmlns:am3d="http://schemas.microsoft.com/office/drawing/2017/model3d" xmlns:o="urn:schemas-microsoft-com:office:office" xmlns:r="http://schemas.openxmlformats.org/officeDocument/2006/relationships" xmlns:m="http://schemas.openxmlformats.org/officeDocument/2006/math" xmlns:v="urn:schemas-microsoft-com:vml" xmlns:wp14="http://schemas.microsoft.com/office/word/2010/wordprocessingDrawing" xmlns:wp="http://schemas.openxmlformats.org/drawingml/2006/wordprocessingDrawing" xmlns:w10="urn:schemas-microsoft-com:office:word" xmlns:w="http://schemas.openxmlformats.org/wordprocessingml/2006/main" xmlns:w14="http://schemas.microsoft.com/office/word/2010/wordml" xmlns:w15="http://schemas.microsoft.com/office/word/2012/wordml" xmlns:w16cex="http://schemas.microsoft.com/office/word/2018/wordml/cex" xmlns:w16cid="http://schemas.microsoft.com/office/word/2016/wordml/cid" xmlns:w16="http://schemas.microsoft.com/office/word/2018/wordml" xmlns:w16sdtdh="http://schemas.microsoft.com/office/word/2020/wordml/sdtdatahash" xmlns:w16se="http://schemas.microsoft.com/office/word/2015/wordml/symex" xmlns:wpg="http://schemas.microsoft.com/office/word/2010/wordprocessingGroup" xmlns:wpi="http://schemas.microsoft.com/office/word/2010/wordprocessingInk" xmlns:wne="http://schemas.microsoft.com/office/word/2006/wordml" xmlns:wps="http://schemas.microsoft.com/office/word/2010/wordprocessingShape" mc:Ignorable="w14 w15 w16se w16cid w16 w16cex w16sdtdh wp14">
+<w:endnotes xmlns:wpc="http://schemas.microsoft.com/office/word/2010/wordprocessingCanvas" xmlns:cx="http://schemas.microsoft.com/office/drawing/2014/chartex" xmlns:cx1="http://schemas.microsoft.com/office/drawing/2015/9/8/chartex" xmlns:cx2="http://schemas.microsoft.com/office/drawing/2015/10/21/chartex" xmlns:cx3="http://schemas.microsoft.com/office/drawing/2016/5/9/chartex" xmlns:cx4="http://schemas.microsoft.com/office/drawing/2016/5/10/chartex" xmlns:cx5="http://schemas.microsoft.com/office/drawing/2016/5/11/chartex" xmlns:cx6="http://schemas.microsoft.com/office/drawing/2016/5/12/chartex" xmlns:cx7="http://schemas.microsoft.com/office/drawing/2016/5/13/chartex" xmlns:cx8="http://schemas.microsoft.com/office/drawing/2016/5/14/chartex" xmlns:mc="http://schemas.openxmlformats.org/markup-compatibility/2006" xmlns:m="http://schemas.openxmlformats.org/officeDocument/2006/math" xmlns:aink="http://schemas.microsoft.com/office/drawing/2016/ink" xmlns:am3d="http://schemas.microsoft.com/office/drawing/2017/model3d" xmlns:oel="http://schemas.microsoft.com/office/2019/extlst" xmlns:r="http://schemas.openxmlformats.org/officeDocument/2006/relationships" xmlns:wp14="http://schemas.microsoft.com/office/word/2010/wordprocessingDrawing" xmlns:wp="http://schemas.openxmlformats.org/drawingml/2006/wordprocessingDrawing" xmlns:wpg="http://schemas.microsoft.com/office/word/2010/wordprocessingGroup" xmlns:wpi="http://schemas.microsoft.com/office/word/2010/wordprocessingInk" xmlns:wps="http://schemas.microsoft.com/office/word/2010/wordprocessingShape" xmlns:o="urn:schemas-microsoft-com:office:office" xmlns:v="urn:schemas-microsoft-com:vml" xmlns:w10="urn:schemas-microsoft-com:office:word" xmlns:w="http://schemas.openxmlformats.org/wordprocessingml/2006/main" xmlns:w14="http://schemas.microsoft.com/office/word/2010/wordml" xmlns:w15="http://schemas.microsoft.com/office/word/2012/wordml" xmlns:w16cex="http://schemas.microsoft.com/office/word/2018/wordml/cex" xmlns:w16cid="http://schemas.microsoft.com/office/word/2016/wordml/cid" xmlns:w16="http://schemas.microsoft.com/office/word/2018/wordml" xmlns:w16sdtdh="http://schemas.microsoft.com/office/word/2020/wordml/sdtdatahash" xmlns:w16sdtfl="http://schemas.microsoft.com/office/word/2024/wordml/sdtformatlock" xmlns:w16se="http://schemas.microsoft.com/office/word/2015/wordml/symex" xmlns:w16du="http://schemas.microsoft.com/office/word/2023/wordml/word16du" xmlns:wne="http://schemas.microsoft.com/office/word/2006/wordml" mc:Ignorable="w14 w15 w16se w16cid w16 w16cex w16sdtdh w16sdtfl w16du wp14">
   <w:endnote w:type="separator" w:id="-1">
     <w:p>
       <w:pPr>
@@ -15013,7 +15181,7 @@
 </file>
 
 <file path=word/footer1.xml><?xml version="1.0" encoding="utf-8"?>
-<w:ftr xmlns:wpc="http://schemas.microsoft.com/office/word/2010/wordprocessingCanvas" xmlns:cx="http://schemas.microsoft.com/office/drawing/2014/chartex" xmlns:cx1="http://schemas.microsoft.com/office/drawing/2015/9/8/chartex" xmlns:cx2="http://schemas.microsoft.com/office/drawing/2015/10/21/chartex" xmlns:cx3="http://schemas.microsoft.com/office/drawing/2016/5/9/chartex" xmlns:cx4="http://schemas.microsoft.com/office/drawing/2016/5/10/chartex" xmlns:cx5="http://schemas.microsoft.com/office/drawing/2016/5/11/chartex" xmlns:cx6="http://schemas.microsoft.com/office/drawing/2016/5/12/chartex" xmlns:cx7="http://schemas.microsoft.com/office/drawing/2016/5/13/chartex" xmlns:cx8="http://schemas.microsoft.com/office/drawing/2016/5/14/chartex" xmlns:mc="http://schemas.openxmlformats.org/markup-compatibility/2006" xmlns:aink="http://schemas.microsoft.com/office/drawing/2016/ink" xmlns:am3d="http://schemas.microsoft.com/office/drawing/2017/model3d" xmlns:o="urn:schemas-microsoft-com:office:office" xmlns:r="http://schemas.openxmlformats.org/officeDocument/2006/relationships" xmlns:m="http://schemas.openxmlformats.org/officeDocument/2006/math" xmlns:v="urn:schemas-microsoft-com:vml" xmlns:wp14="http://schemas.microsoft.com/office/word/2010/wordprocessingDrawing" xmlns:wp="http://schemas.openxmlformats.org/drawingml/2006/wordprocessingDrawing" xmlns:w10="urn:schemas-microsoft-com:office:word" xmlns:w="http://schemas.openxmlformats.org/wordprocessingml/2006/main" xmlns:w14="http://schemas.microsoft.com/office/word/2010/wordml" xmlns:w15="http://schemas.microsoft.com/office/word/2012/wordml" xmlns:w16cex="http://schemas.microsoft.com/office/word/2018/wordml/cex" xmlns:w16cid="http://schemas.microsoft.com/office/word/2016/wordml/cid" xmlns:w16="http://schemas.microsoft.com/office/word/2018/wordml" xmlns:w16sdtdh="http://schemas.microsoft.com/office/word/2020/wordml/sdtdatahash" xmlns:w16se="http://schemas.microsoft.com/office/word/2015/wordml/symex" xmlns:wpg="http://schemas.microsoft.com/office/word/2010/wordprocessingGroup" xmlns:wpi="http://schemas.microsoft.com/office/word/2010/wordprocessingInk" xmlns:wne="http://schemas.microsoft.com/office/word/2006/wordml" xmlns:wps="http://schemas.microsoft.com/office/word/2010/wordprocessingShape" mc:Ignorable="w14 w15 w16se w16cid w16 w16cex w16sdtdh wp14">
+<w:ftr xmlns:wpc="http://schemas.microsoft.com/office/word/2010/wordprocessingCanvas" xmlns:cx="http://schemas.microsoft.com/office/drawing/2014/chartex" xmlns:cx1="http://schemas.microsoft.com/office/drawing/2015/9/8/chartex" xmlns:cx2="http://schemas.microsoft.com/office/drawing/2015/10/21/chartex" xmlns:cx3="http://schemas.microsoft.com/office/drawing/2016/5/9/chartex" xmlns:cx4="http://schemas.microsoft.com/office/drawing/2016/5/10/chartex" xmlns:cx5="http://schemas.microsoft.com/office/drawing/2016/5/11/chartex" xmlns:cx6="http://schemas.microsoft.com/office/drawing/2016/5/12/chartex" xmlns:cx7="http://schemas.microsoft.com/office/drawing/2016/5/13/chartex" xmlns:cx8="http://schemas.microsoft.com/office/drawing/2016/5/14/chartex" xmlns:mc="http://schemas.openxmlformats.org/markup-compatibility/2006" xmlns:m="http://schemas.openxmlformats.org/officeDocument/2006/math" xmlns:aink="http://schemas.microsoft.com/office/drawing/2016/ink" xmlns:am3d="http://schemas.microsoft.com/office/drawing/2017/model3d" xmlns:oel="http://schemas.microsoft.com/office/2019/extlst" xmlns:r="http://schemas.openxmlformats.org/officeDocument/2006/relationships" xmlns:wp14="http://schemas.microsoft.com/office/word/2010/wordprocessingDrawing" xmlns:wp="http://schemas.openxmlformats.org/drawingml/2006/wordprocessingDrawing" xmlns:wpg="http://schemas.microsoft.com/office/word/2010/wordprocessingGroup" xmlns:wpi="http://schemas.microsoft.com/office/word/2010/wordprocessingInk" xmlns:wps="http://schemas.microsoft.com/office/word/2010/wordprocessingShape" xmlns:o="urn:schemas-microsoft-com:office:office" xmlns:v="urn:schemas-microsoft-com:vml" xmlns:w10="urn:schemas-microsoft-com:office:word" xmlns:w="http://schemas.openxmlformats.org/wordprocessingml/2006/main" xmlns:w14="http://schemas.microsoft.com/office/word/2010/wordml" xmlns:w15="http://schemas.microsoft.com/office/word/2012/wordml" xmlns:w16cex="http://schemas.microsoft.com/office/word/2018/wordml/cex" xmlns:w16cid="http://schemas.microsoft.com/office/word/2016/wordml/cid" xmlns:w16="http://schemas.microsoft.com/office/word/2018/wordml" xmlns:w16sdtdh="http://schemas.microsoft.com/office/word/2020/wordml/sdtdatahash" xmlns:w16sdtfl="http://schemas.microsoft.com/office/word/2024/wordml/sdtformatlock" xmlns:w16se="http://schemas.microsoft.com/office/word/2015/wordml/symex" xmlns:w16du="http://schemas.microsoft.com/office/word/2023/wordml/word16du" xmlns:wne="http://schemas.microsoft.com/office/word/2006/wordml" mc:Ignorable="w14 w15 w16se w16cid w16 w16cex w16sdtdh w16sdtfl w16du wp14">
   <w:sdt>
     <w:sdtPr>
       <w:id w:val="-1465197936"/>
@@ -15022,7 +15190,6 @@
         <w:docPartUnique/>
       </w:docPartObj>
     </w:sdtPr>
-    <w:sdtEndPr/>
     <w:sdtContent>
       <w:p>
         <w:pPr>
@@ -15116,7 +15283,7 @@
                   <v:stroke joinstyle="miter"/>
                   <v:path gradientshapeok="t" o:connecttype="rect"/>
                 </v:shapetype>
-                <v:shape id="_x0000_s1027" type="#_x0000_t202" alt="&quot;&quot;" style="position:absolute;left:0;text-align:left;margin-left:16.1pt;margin-top:.65pt;width:455.15pt;height:41.4pt;z-index:251661312;visibility:visible;mso-wrap-style:square;mso-width-percent:0;mso-height-percent:0;mso-wrap-distance-left:9pt;mso-wrap-distance-top:3.6pt;mso-wrap-distance-right:9pt;mso-wrap-distance-bottom:3.6pt;mso-position-horizontal:absolute;mso-position-horizontal-relative:text;mso-position-vertical:absolute;mso-position-vertical-relative:text;mso-width-percent:0;mso-height-percent:0;mso-width-relative:margin;mso-height-relative:margin;v-text-anchor:top" o:gfxdata="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" stroked="f">
+                <v:shape id="_x0000_s1027" type="#_x0000_t202" alt="&quot;&quot;" style="position:absolute;left:0;text-align:left;margin-left:16.1pt;margin-top:.65pt;width:455.15pt;height:41.4pt;z-index:251661312;visibility:visible;mso-wrap-style:square;mso-width-percent:0;mso-height-percent:0;mso-wrap-distance-left:9pt;mso-wrap-distance-top:3.6pt;mso-wrap-distance-right:9pt;mso-wrap-distance-bottom:3.6pt;mso-position-horizontal:absolute;mso-position-horizontal-relative:text;mso-position-vertical:absolute;mso-position-vertical-relative:text;mso-width-percent:0;mso-height-percent:0;mso-width-relative:margin;mso-height-relative:margin;v-text-anchor:top" o:gfxdata="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" stroked="f">
                   <v:textbox>
                     <w:txbxContent>
                       <w:p>
@@ -15166,7 +15333,7 @@
 </file>
 
 <file path=word/footnotes.xml><?xml version="1.0" encoding="utf-8"?>
-<w:footnotes xmlns:wpc="http://schemas.microsoft.com/office/word/2010/wordprocessingCanvas" xmlns:cx="http://schemas.microsoft.com/office/drawing/2014/chartex" xmlns:cx1="http://schemas.microsoft.com/office/drawing/2015/9/8/chartex" xmlns:cx2="http://schemas.microsoft.com/office/drawing/2015/10/21/chartex" xmlns:cx3="http://schemas.microsoft.com/office/drawing/2016/5/9/chartex" xmlns:cx4="http://schemas.microsoft.com/office/drawing/2016/5/10/chartex" xmlns:cx5="http://schemas.microsoft.com/office/drawing/2016/5/11/chartex" xmlns:cx6="http://schemas.microsoft.com/office/drawing/2016/5/12/chartex" xmlns:cx7="http://schemas.microsoft.com/office/drawing/2016/5/13/chartex" xmlns:cx8="http://schemas.microsoft.com/office/drawing/2016/5/14/chartex" xmlns:mc="http://schemas.openxmlformats.org/markup-compatibility/2006" xmlns:aink="http://schemas.microsoft.com/office/drawing/2016/ink" xmlns:am3d="http://schemas.microsoft.com/office/drawing/2017/model3d" xmlns:o="urn:schemas-microsoft-com:office:office" xmlns:r="http://schemas.openxmlformats.org/officeDocument/2006/relationships" xmlns:m="http://schemas.openxmlformats.org/officeDocument/2006/math" xmlns:v="urn:schemas-microsoft-com:vml" xmlns:wp14="http://schemas.microsoft.com/office/word/2010/wordprocessingDrawing" xmlns:wp="http://schemas.openxmlformats.org/drawingml/2006/wordprocessingDrawing" xmlns:w10="urn:schemas-microsoft-com:office:word" xmlns:w="http://schemas.openxmlformats.org/wordprocessingml/2006/main" xmlns:w14="http://schemas.microsoft.com/office/word/2010/wordml" xmlns:w15="http://schemas.microsoft.com/office/word/2012/wordml" xmlns:w16cex="http://schemas.microsoft.com/office/word/2018/wordml/cex" xmlns:w16cid="http://schemas.microsoft.com/office/word/2016/wordml/cid" xmlns:w16="http://schemas.microsoft.com/office/word/2018/wordml" xmlns:w16sdtdh="http://schemas.microsoft.com/office/word/2020/wordml/sdtdatahash" xmlns:w16se="http://schemas.microsoft.com/office/word/2015/wordml/symex" xmlns:wpg="http://schemas.microsoft.com/office/word/2010/wordprocessingGroup" xmlns:wpi="http://schemas.microsoft.com/office/word/2010/wordprocessingInk" xmlns:wne="http://schemas.microsoft.com/office/word/2006/wordml" xmlns:wps="http://schemas.microsoft.com/office/word/2010/wordprocessingShape" mc:Ignorable="w14 w15 w16se w16cid w16 w16cex w16sdtdh wp14">
+<w:footnotes xmlns:wpc="http://schemas.microsoft.com/office/word/2010/wordprocessingCanvas" xmlns:cx="http://schemas.microsoft.com/office/drawing/2014/chartex" xmlns:cx1="http://schemas.microsoft.com/office/drawing/2015/9/8/chartex" xmlns:cx2="http://schemas.microsoft.com/office/drawing/2015/10/21/chartex" xmlns:cx3="http://schemas.microsoft.com/office/drawing/2016/5/9/chartex" xmlns:cx4="http://schemas.microsoft.com/office/drawing/2016/5/10/chartex" xmlns:cx5="http://schemas.microsoft.com/office/drawing/2016/5/11/chartex" xmlns:cx6="http://schemas.microsoft.com/office/drawing/2016/5/12/chartex" xmlns:cx7="http://schemas.microsoft.com/office/drawing/2016/5/13/chartex" xmlns:cx8="http://schemas.microsoft.com/office/drawing/2016/5/14/chartex" xmlns:mc="http://schemas.openxmlformats.org/markup-compatibility/2006" xmlns:m="http://schemas.openxmlformats.org/officeDocument/2006/math" xmlns:aink="http://schemas.microsoft.com/office/drawing/2016/ink" xmlns:am3d="http://schemas.microsoft.com/office/drawing/2017/model3d" xmlns:oel="http://schemas.microsoft.com/office/2019/extlst" xmlns:r="http://schemas.openxmlformats.org/officeDocument/2006/relationships" xmlns:wp14="http://schemas.microsoft.com/office/word/2010/wordprocessingDrawing" xmlns:wp="http://schemas.openxmlformats.org/drawingml/2006/wordprocessingDrawing" xmlns:wpg="http://schemas.microsoft.com/office/word/2010/wordprocessingGroup" xmlns:wpi="http://schemas.microsoft.com/office/word/2010/wordprocessingInk" xmlns:wps="http://schemas.microsoft.com/office/word/2010/wordprocessingShape" xmlns:o="urn:schemas-microsoft-com:office:office" xmlns:v="urn:schemas-microsoft-com:vml" xmlns:w10="urn:schemas-microsoft-com:office:word" xmlns:w="http://schemas.openxmlformats.org/wordprocessingml/2006/main" xmlns:w14="http://schemas.microsoft.com/office/word/2010/wordml" xmlns:w15="http://schemas.microsoft.com/office/word/2012/wordml" xmlns:w16cex="http://schemas.microsoft.com/office/word/2018/wordml/cex" xmlns:w16cid="http://schemas.microsoft.com/office/word/2016/wordml/cid" xmlns:w16="http://schemas.microsoft.com/office/word/2018/wordml" xmlns:w16sdtdh="http://schemas.microsoft.com/office/word/2020/wordml/sdtdatahash" xmlns:w16sdtfl="http://schemas.microsoft.com/office/word/2024/wordml/sdtformatlock" xmlns:w16se="http://schemas.microsoft.com/office/word/2015/wordml/symex" xmlns:w16du="http://schemas.microsoft.com/office/word/2023/wordml/word16du" xmlns:wne="http://schemas.microsoft.com/office/word/2006/wordml" mc:Ignorable="w14 w15 w16se w16cid w16 w16cex w16sdtdh w16sdtfl w16du wp14">
   <w:footnote w:type="separator" w:id="-1">
     <w:p>
       <w:pPr>
@@ -15191,7 +15358,7 @@
 </file>
 
 <file path=word/header1.xml><?xml version="1.0" encoding="utf-8"?>
-<w:hdr xmlns:wpc="http://schemas.microsoft.com/office/word/2010/wordprocessingCanvas" xmlns:cx="http://schemas.microsoft.com/office/drawing/2014/chartex" xmlns:cx1="http://schemas.microsoft.com/office/drawing/2015/9/8/chartex" xmlns:cx2="http://schemas.microsoft.com/office/drawing/2015/10/21/chartex" xmlns:cx3="http://schemas.microsoft.com/office/drawing/2016/5/9/chartex" xmlns:cx4="http://schemas.microsoft.com/office/drawing/2016/5/10/chartex" xmlns:cx5="http://schemas.microsoft.com/office/drawing/2016/5/11/chartex" xmlns:cx6="http://schemas.microsoft.com/office/drawing/2016/5/12/chartex" xmlns:cx7="http://schemas.microsoft.com/office/drawing/2016/5/13/chartex" xmlns:cx8="http://schemas.microsoft.com/office/drawing/2016/5/14/chartex" xmlns:mc="http://schemas.openxmlformats.org/markup-compatibility/2006" xmlns:aink="http://schemas.microsoft.com/office/drawing/2016/ink" xmlns:am3d="http://schemas.microsoft.com/office/drawing/2017/model3d" xmlns:o="urn:schemas-microsoft-com:office:office" xmlns:r="http://schemas.openxmlformats.org/officeDocument/2006/relationships" xmlns:m="http://schemas.openxmlformats.org/officeDocument/2006/math" xmlns:v="urn:schemas-microsoft-com:vml" xmlns:wp14="http://schemas.microsoft.com/office/word/2010/wordprocessingDrawing" xmlns:wp="http://schemas.openxmlformats.org/drawingml/2006/wordprocessingDrawing" xmlns:w10="urn:schemas-microsoft-com:office:word" xmlns:w="http://schemas.openxmlformats.org/wordprocessingml/2006/main" xmlns:w14="http://schemas.microsoft.com/office/word/2010/wordml" xmlns:w15="http://schemas.microsoft.com/office/word/2012/wordml" xmlns:w16cex="http://schemas.microsoft.com/office/word/2018/wordml/cex" xmlns:w16cid="http://schemas.microsoft.com/office/word/2016/wordml/cid" xmlns:w16="http://schemas.microsoft.com/office/word/2018/wordml" xmlns:w16sdtdh="http://schemas.microsoft.com/office/word/2020/wordml/sdtdatahash" xmlns:w16se="http://schemas.microsoft.com/office/word/2015/wordml/symex" xmlns:wpg="http://schemas.microsoft.com/office/word/2010/wordprocessingGroup" xmlns:wpi="http://schemas.microsoft.com/office/word/2010/wordprocessingInk" xmlns:wne="http://schemas.microsoft.com/office/word/2006/wordml" xmlns:wps="http://schemas.microsoft.com/office/word/2010/wordprocessingShape" mc:Ignorable="w14 w15 w16se w16cid w16 w16cex w16sdtdh wp14">
+<w:hdr xmlns:wpc="http://schemas.microsoft.com/office/word/2010/wordprocessingCanvas" xmlns:cx="http://schemas.microsoft.com/office/drawing/2014/chartex" xmlns:cx1="http://schemas.microsoft.com/office/drawing/2015/9/8/chartex" xmlns:cx2="http://schemas.microsoft.com/office/drawing/2015/10/21/chartex" xmlns:cx3="http://schemas.microsoft.com/office/drawing/2016/5/9/chartex" xmlns:cx4="http://schemas.microsoft.com/office/drawing/2016/5/10/chartex" xmlns:cx5="http://schemas.microsoft.com/office/drawing/2016/5/11/chartex" xmlns:cx6="http://schemas.microsoft.com/office/drawing/2016/5/12/chartex" xmlns:cx7="http://schemas.microsoft.com/office/drawing/2016/5/13/chartex" xmlns:cx8="http://schemas.microsoft.com/office/drawing/2016/5/14/chartex" xmlns:mc="http://schemas.openxmlformats.org/markup-compatibility/2006" xmlns:m="http://schemas.openxmlformats.org/officeDocument/2006/math" xmlns:aink="http://schemas.microsoft.com/office/drawing/2016/ink" xmlns:am3d="http://schemas.microsoft.com/office/drawing/2017/model3d" xmlns:oel="http://schemas.microsoft.com/office/2019/extlst" xmlns:r="http://schemas.openxmlformats.org/officeDocument/2006/relationships" xmlns:wp14="http://schemas.microsoft.com/office/word/2010/wordprocessingDrawing" xmlns:wp="http://schemas.openxmlformats.org/drawingml/2006/wordprocessingDrawing" xmlns:wpg="http://schemas.microsoft.com/office/word/2010/wordprocessingGroup" xmlns:wpi="http://schemas.microsoft.com/office/word/2010/wordprocessingInk" xmlns:wps="http://schemas.microsoft.com/office/word/2010/wordprocessingShape" xmlns:o="urn:schemas-microsoft-com:office:office" xmlns:v="urn:schemas-microsoft-com:vml" xmlns:w10="urn:schemas-microsoft-com:office:word" xmlns:w="http://schemas.openxmlformats.org/wordprocessingml/2006/main" xmlns:w14="http://schemas.microsoft.com/office/word/2010/wordml" xmlns:w15="http://schemas.microsoft.com/office/word/2012/wordml" xmlns:w16cex="http://schemas.microsoft.com/office/word/2018/wordml/cex" xmlns:w16cid="http://schemas.microsoft.com/office/word/2016/wordml/cid" xmlns:w16="http://schemas.microsoft.com/office/word/2018/wordml" xmlns:w16sdtdh="http://schemas.microsoft.com/office/word/2020/wordml/sdtdatahash" xmlns:w16sdtfl="http://schemas.microsoft.com/office/word/2024/wordml/sdtformatlock" xmlns:w16se="http://schemas.microsoft.com/office/word/2015/wordml/symex" xmlns:w16du="http://schemas.microsoft.com/office/word/2023/wordml/word16du" xmlns:wne="http://schemas.microsoft.com/office/word/2006/wordml" mc:Ignorable="w14 w15 w16se w16cid w16 w16cex w16sdtdh w16sdtfl w16du wp14">
   <w:p>
     <w:pPr>
       <w:pStyle w:val="Encabezado"/>
@@ -15276,7 +15443,7 @@
 </file>
 
 <file path=word/numbering.xml><?xml version="1.0" encoding="utf-8"?>
-<w:numbering xmlns:wpc="http://schemas.microsoft.com/office/word/2010/wordprocessingCanvas" xmlns:cx="http://schemas.microsoft.com/office/drawing/2014/chartex" xmlns:cx1="http://schemas.microsoft.com/office/drawing/2015/9/8/chartex" xmlns:cx2="http://schemas.microsoft.com/office/drawing/2015/10/21/chartex" xmlns:cx3="http://schemas.microsoft.com/office/drawing/2016/5/9/chartex" xmlns:cx4="http://schemas.microsoft.com/office/drawing/2016/5/10/chartex" xmlns:cx5="http://schemas.microsoft.com/office/drawing/2016/5/11/chartex" xmlns:cx6="http://schemas.microsoft.com/office/drawing/2016/5/12/chartex" xmlns:cx7="http://schemas.microsoft.com/office/drawing/2016/5/13/chartex" xmlns:cx8="http://schemas.microsoft.com/office/drawing/2016/5/14/chartex" xmlns:mc="http://schemas.openxmlformats.org/markup-compatibility/2006" xmlns:aink="http://schemas.microsoft.com/office/drawing/2016/ink" xmlns:am3d="http://schemas.microsoft.com/office/drawing/2017/model3d" xmlns:o="urn:schemas-microsoft-com:office:office" xmlns:r="http://schemas.openxmlformats.org/officeDocument/2006/relationships" xmlns:m="http://schemas.openxmlformats.org/officeDocument/2006/math" xmlns:v="urn:schemas-microsoft-com:vml" xmlns:wp14="http://schemas.microsoft.com/office/word/2010/wordprocessingDrawing" xmlns:wp="http://schemas.openxmlformats.org/drawingml/2006/wordprocessingDrawing" xmlns:w10="urn:schemas-microsoft-com:office:word" xmlns:w="http://schemas.openxmlformats.org/wordprocessingml/2006/main" xmlns:w14="http://schemas.microsoft.com/office/word/2010/wordml" xmlns:w15="http://schemas.microsoft.com/office/word/2012/wordml" xmlns:w16cex="http://schemas.microsoft.com/office/word/2018/wordml/cex" xmlns:w16cid="http://schemas.microsoft.com/office/word/2016/wordml/cid" xmlns:w16="http://schemas.microsoft.com/office/word/2018/wordml" xmlns:w16sdtdh="http://schemas.microsoft.com/office/word/2020/wordml/sdtdatahash" xmlns:w16se="http://schemas.microsoft.com/office/word/2015/wordml/symex" xmlns:wpg="http://schemas.microsoft.com/office/word/2010/wordprocessingGroup" xmlns:wpi="http://schemas.microsoft.com/office/word/2010/wordprocessingInk" xmlns:wne="http://schemas.microsoft.com/office/word/2006/wordml" xmlns:wps="http://schemas.microsoft.com/office/word/2010/wordprocessingShape" mc:Ignorable="w14 w15 w16se w16cid w16 w16cex w16sdtdh wp14">
+<w:numbering xmlns:wpc="http://schemas.microsoft.com/office/word/2010/wordprocessingCanvas" xmlns:cx="http://schemas.microsoft.com/office/drawing/2014/chartex" xmlns:cx1="http://schemas.microsoft.com/office/drawing/2015/9/8/chartex" xmlns:cx2="http://schemas.microsoft.com/office/drawing/2015/10/21/chartex" xmlns:cx3="http://schemas.microsoft.com/office/drawing/2016/5/9/chartex" xmlns:cx4="http://schemas.microsoft.com/office/drawing/2016/5/10/chartex" xmlns:cx5="http://schemas.microsoft.com/office/drawing/2016/5/11/chartex" xmlns:cx6="http://schemas.microsoft.com/office/drawing/2016/5/12/chartex" xmlns:cx7="http://schemas.microsoft.com/office/drawing/2016/5/13/chartex" xmlns:cx8="http://schemas.microsoft.com/office/drawing/2016/5/14/chartex" xmlns:mc="http://schemas.openxmlformats.org/markup-compatibility/2006" xmlns:m="http://schemas.openxmlformats.org/officeDocument/2006/math" xmlns:aink="http://schemas.microsoft.com/office/drawing/2016/ink" xmlns:am3d="http://schemas.microsoft.com/office/drawing/2017/model3d" xmlns:oel="http://schemas.microsoft.com/office/2019/extlst" xmlns:r="http://schemas.openxmlformats.org/officeDocument/2006/relationships" xmlns:wp14="http://schemas.microsoft.com/office/word/2010/wordprocessingDrawing" xmlns:wp="http://schemas.openxmlformats.org/drawingml/2006/wordprocessingDrawing" xmlns:wpg="http://schemas.microsoft.com/office/word/2010/wordprocessingGroup" xmlns:wpi="http://schemas.microsoft.com/office/word/2010/wordprocessingInk" xmlns:wps="http://schemas.microsoft.com/office/word/2010/wordprocessingShape" xmlns:o="urn:schemas-microsoft-com:office:office" xmlns:v="urn:schemas-microsoft-com:vml" xmlns:w10="urn:schemas-microsoft-com:office:word" xmlns:w="http://schemas.openxmlformats.org/wordprocessingml/2006/main" xmlns:w14="http://schemas.microsoft.com/office/word/2010/wordml" xmlns:w15="http://schemas.microsoft.com/office/word/2012/wordml" xmlns:w16cex="http://schemas.microsoft.com/office/word/2018/wordml/cex" xmlns:w16cid="http://schemas.microsoft.com/office/word/2016/wordml/cid" xmlns:w16="http://schemas.microsoft.com/office/word/2018/wordml" xmlns:w16sdtdh="http://schemas.microsoft.com/office/word/2020/wordml/sdtdatahash" xmlns:w16sdtfl="http://schemas.microsoft.com/office/word/2024/wordml/sdtformatlock" xmlns:w16se="http://schemas.microsoft.com/office/word/2015/wordml/symex" xmlns:w16du="http://schemas.microsoft.com/office/word/2023/wordml/word16du" xmlns:wne="http://schemas.microsoft.com/office/word/2006/wordml" mc:Ignorable="w14 w15 w16se w16cid w16 w16cex w16sdtdh w16sdtfl w16du wp14">
   <w:abstractNum w:abstractNumId="0" w15:restartNumberingAfterBreak="0">
     <w:nsid w:val="FFFFFF89"/>
     <w:multiLevelType w:val="singleLevel"/>
@@ -15647,7 +15814,7 @@
       <w:lvlText w:val=""/>
       <w:lvlJc w:val="left"/>
       <w:pPr>
-        <w:ind w:left="1429" w:hanging="360"/>
+        <w:ind w:left="2136" w:hanging="360"/>
       </w:pPr>
       <w:rPr>
         <w:rFonts w:ascii="Symbol" w:hAnsi="Symbol" w:hint="default"/>
@@ -15659,7 +15826,7 @@
       <w:lvlText w:val="o"/>
       <w:lvlJc w:val="left"/>
       <w:pPr>
-        <w:ind w:left="2149" w:hanging="360"/>
+        <w:ind w:left="2856" w:hanging="360"/>
       </w:pPr>
       <w:rPr>
         <w:rFonts w:ascii="Courier New" w:hAnsi="Courier New" w:cs="Courier New" w:hint="default"/>
@@ -15671,7 +15838,7 @@
       <w:lvlText w:val=""/>
       <w:lvlJc w:val="left"/>
       <w:pPr>
-        <w:ind w:left="2869" w:hanging="360"/>
+        <w:ind w:left="3576" w:hanging="360"/>
       </w:pPr>
       <w:rPr>
         <w:rFonts w:ascii="Wingdings" w:hAnsi="Wingdings" w:hint="default"/>
@@ -15683,7 +15850,7 @@
       <w:lvlText w:val=""/>
       <w:lvlJc w:val="left"/>
       <w:pPr>
-        <w:ind w:left="3589" w:hanging="360"/>
+        <w:ind w:left="4296" w:hanging="360"/>
       </w:pPr>
       <w:rPr>
         <w:rFonts w:ascii="Symbol" w:hAnsi="Symbol" w:hint="default"/>
@@ -15695,7 +15862,7 @@
       <w:lvlText w:val="o"/>
       <w:lvlJc w:val="left"/>
       <w:pPr>
-        <w:ind w:left="4309" w:hanging="360"/>
+        <w:ind w:left="5016" w:hanging="360"/>
       </w:pPr>
       <w:rPr>
         <w:rFonts w:ascii="Courier New" w:hAnsi="Courier New" w:cs="Courier New" w:hint="default"/>
@@ -15707,7 +15874,7 @@
       <w:lvlText w:val=""/>
       <w:lvlJc w:val="left"/>
       <w:pPr>
-        <w:ind w:left="5029" w:hanging="360"/>
+        <w:ind w:left="5736" w:hanging="360"/>
       </w:pPr>
       <w:rPr>
         <w:rFonts w:ascii="Wingdings" w:hAnsi="Wingdings" w:hint="default"/>
@@ -15719,7 +15886,7 @@
       <w:lvlText w:val=""/>
       <w:lvlJc w:val="left"/>
       <w:pPr>
-        <w:ind w:left="5749" w:hanging="360"/>
+        <w:ind w:left="6456" w:hanging="360"/>
       </w:pPr>
       <w:rPr>
         <w:rFonts w:ascii="Symbol" w:hAnsi="Symbol" w:hint="default"/>
@@ -15731,7 +15898,7 @@
       <w:lvlText w:val="o"/>
       <w:lvlJc w:val="left"/>
       <w:pPr>
-        <w:ind w:left="6469" w:hanging="360"/>
+        <w:ind w:left="7176" w:hanging="360"/>
       </w:pPr>
       <w:rPr>
         <w:rFonts w:ascii="Courier New" w:hAnsi="Courier New" w:cs="Courier New" w:hint="default"/>
@@ -15743,7 +15910,7 @@
       <w:lvlText w:val=""/>
       <w:lvlJc w:val="left"/>
       <w:pPr>
-        <w:ind w:left="7189" w:hanging="360"/>
+        <w:ind w:left="7896" w:hanging="360"/>
       </w:pPr>
       <w:rPr>
         <w:rFonts w:ascii="Wingdings" w:hAnsi="Wingdings" w:hint="default"/>
@@ -15864,6 +16031,345 @@
     </w:lvl>
   </w:abstractNum>
   <w:abstractNum w:abstractNumId="6" w15:restartNumberingAfterBreak="0">
+    <w:nsid w:val="1CFF2A10"/>
+    <w:multiLevelType w:val="hybridMultilevel"/>
+    <w:tmpl w:val="5C6030B8"/>
+    <w:lvl w:ilvl="0" w:tplc="080A0003">
+      <w:start w:val="1"/>
+      <w:numFmt w:val="bullet"/>
+      <w:lvlText w:val="o"/>
+      <w:lvlJc w:val="left"/>
+      <w:pPr>
+        <w:ind w:left="2136" w:hanging="360"/>
+      </w:pPr>
+      <w:rPr>
+        <w:rFonts w:ascii="Courier New" w:hAnsi="Courier New" w:cs="Courier New" w:hint="default"/>
+      </w:rPr>
+    </w:lvl>
+    <w:lvl w:ilvl="1" w:tplc="FFFFFFFF" w:tentative="1">
+      <w:start w:val="1"/>
+      <w:numFmt w:val="bullet"/>
+      <w:lvlText w:val="o"/>
+      <w:lvlJc w:val="left"/>
+      <w:pPr>
+        <w:ind w:left="2856" w:hanging="360"/>
+      </w:pPr>
+      <w:rPr>
+        <w:rFonts w:ascii="Courier New" w:hAnsi="Courier New" w:cs="Courier New" w:hint="default"/>
+      </w:rPr>
+    </w:lvl>
+    <w:lvl w:ilvl="2" w:tplc="FFFFFFFF" w:tentative="1">
+      <w:start w:val="1"/>
+      <w:numFmt w:val="bullet"/>
+      <w:lvlText w:val=""/>
+      <w:lvlJc w:val="left"/>
+      <w:pPr>
+        <w:ind w:left="3576" w:hanging="360"/>
+      </w:pPr>
+      <w:rPr>
+        <w:rFonts w:ascii="Wingdings" w:hAnsi="Wingdings" w:hint="default"/>
+      </w:rPr>
+    </w:lvl>
+    <w:lvl w:ilvl="3" w:tplc="FFFFFFFF" w:tentative="1">
+      <w:start w:val="1"/>
+      <w:numFmt w:val="bullet"/>
+      <w:lvlText w:val=""/>
+      <w:lvlJc w:val="left"/>
+      <w:pPr>
+        <w:ind w:left="4296" w:hanging="360"/>
+      </w:pPr>
+      <w:rPr>
+        <w:rFonts w:ascii="Symbol" w:hAnsi="Symbol" w:hint="default"/>
+      </w:rPr>
+    </w:lvl>
+    <w:lvl w:ilvl="4" w:tplc="FFFFFFFF" w:tentative="1">
+      <w:start w:val="1"/>
+      <w:numFmt w:val="bullet"/>
+      <w:lvlText w:val="o"/>
+      <w:lvlJc w:val="left"/>
+      <w:pPr>
+        <w:ind w:left="5016" w:hanging="360"/>
+      </w:pPr>
+      <w:rPr>
+        <w:rFonts w:ascii="Courier New" w:hAnsi="Courier New" w:cs="Courier New" w:hint="default"/>
+      </w:rPr>
+    </w:lvl>
+    <w:lvl w:ilvl="5" w:tplc="FFFFFFFF" w:tentative="1">
+      <w:start w:val="1"/>
+      <w:numFmt w:val="bullet"/>
+      <w:lvlText w:val=""/>
+      <w:lvlJc w:val="left"/>
+      <w:pPr>
+        <w:ind w:left="5736" w:hanging="360"/>
+      </w:pPr>
+      <w:rPr>
+        <w:rFonts w:ascii="Wingdings" w:hAnsi="Wingdings" w:hint="default"/>
+      </w:rPr>
+    </w:lvl>
+    <w:lvl w:ilvl="6" w:tplc="FFFFFFFF" w:tentative="1">
+      <w:start w:val="1"/>
+      <w:numFmt w:val="bullet"/>
+      <w:lvlText w:val=""/>
+      <w:lvlJc w:val="left"/>
+      <w:pPr>
+        <w:ind w:left="6456" w:hanging="360"/>
+      </w:pPr>
+      <w:rPr>
+        <w:rFonts w:ascii="Symbol" w:hAnsi="Symbol" w:hint="default"/>
+      </w:rPr>
+    </w:lvl>
+    <w:lvl w:ilvl="7" w:tplc="FFFFFFFF" w:tentative="1">
+      <w:start w:val="1"/>
+      <w:numFmt w:val="bullet"/>
+      <w:lvlText w:val="o"/>
+      <w:lvlJc w:val="left"/>
+      <w:pPr>
+        <w:ind w:left="7176" w:hanging="360"/>
+      </w:pPr>
+      <w:rPr>
+        <w:rFonts w:ascii="Courier New" w:hAnsi="Courier New" w:cs="Courier New" w:hint="default"/>
+      </w:rPr>
+    </w:lvl>
+    <w:lvl w:ilvl="8" w:tplc="FFFFFFFF" w:tentative="1">
+      <w:start w:val="1"/>
+      <w:numFmt w:val="bullet"/>
+      <w:lvlText w:val=""/>
+      <w:lvlJc w:val="left"/>
+      <w:pPr>
+        <w:ind w:left="7896" w:hanging="360"/>
+      </w:pPr>
+      <w:rPr>
+        <w:rFonts w:ascii="Wingdings" w:hAnsi="Wingdings" w:hint="default"/>
+      </w:rPr>
+    </w:lvl>
+  </w:abstractNum>
+  <w:abstractNum w:abstractNumId="7" w15:restartNumberingAfterBreak="0">
+    <w:nsid w:val="1E38765F"/>
+    <w:multiLevelType w:val="hybridMultilevel"/>
+    <w:tmpl w:val="6A302A32"/>
+    <w:lvl w:ilvl="0" w:tplc="080A0003">
+      <w:start w:val="1"/>
+      <w:numFmt w:val="bullet"/>
+      <w:lvlText w:val="o"/>
+      <w:lvlJc w:val="left"/>
+      <w:pPr>
+        <w:ind w:left="2136" w:hanging="360"/>
+      </w:pPr>
+      <w:rPr>
+        <w:rFonts w:ascii="Courier New" w:hAnsi="Courier New" w:cs="Courier New" w:hint="default"/>
+      </w:rPr>
+    </w:lvl>
+    <w:lvl w:ilvl="1" w:tplc="FFFFFFFF" w:tentative="1">
+      <w:start w:val="1"/>
+      <w:numFmt w:val="bullet"/>
+      <w:lvlText w:val="o"/>
+      <w:lvlJc w:val="left"/>
+      <w:pPr>
+        <w:ind w:left="2856" w:hanging="360"/>
+      </w:pPr>
+      <w:rPr>
+        <w:rFonts w:ascii="Courier New" w:hAnsi="Courier New" w:cs="Courier New" w:hint="default"/>
+      </w:rPr>
+    </w:lvl>
+    <w:lvl w:ilvl="2" w:tplc="FFFFFFFF" w:tentative="1">
+      <w:start w:val="1"/>
+      <w:numFmt w:val="bullet"/>
+      <w:lvlText w:val=""/>
+      <w:lvlJc w:val="left"/>
+      <w:pPr>
+        <w:ind w:left="3576" w:hanging="360"/>
+      </w:pPr>
+      <w:rPr>
+        <w:rFonts w:ascii="Wingdings" w:hAnsi="Wingdings" w:hint="default"/>
+      </w:rPr>
+    </w:lvl>
+    <w:lvl w:ilvl="3" w:tplc="FFFFFFFF" w:tentative="1">
+      <w:start w:val="1"/>
+      <w:numFmt w:val="bullet"/>
+      <w:lvlText w:val=""/>
+      <w:lvlJc w:val="left"/>
+      <w:pPr>
+        <w:ind w:left="4296" w:hanging="360"/>
+      </w:pPr>
+      <w:rPr>
+        <w:rFonts w:ascii="Symbol" w:hAnsi="Symbol" w:hint="default"/>
+      </w:rPr>
+    </w:lvl>
+    <w:lvl w:ilvl="4" w:tplc="FFFFFFFF" w:tentative="1">
+      <w:start w:val="1"/>
+      <w:numFmt w:val="bullet"/>
+      <w:lvlText w:val="o"/>
+      <w:lvlJc w:val="left"/>
+      <w:pPr>
+        <w:ind w:left="5016" w:hanging="360"/>
+      </w:pPr>
+      <w:rPr>
+        <w:rFonts w:ascii="Courier New" w:hAnsi="Courier New" w:cs="Courier New" w:hint="default"/>
+      </w:rPr>
+    </w:lvl>
+    <w:lvl w:ilvl="5" w:tplc="FFFFFFFF" w:tentative="1">
+      <w:start w:val="1"/>
+      <w:numFmt w:val="bullet"/>
+      <w:lvlText w:val=""/>
+      <w:lvlJc w:val="left"/>
+      <w:pPr>
+        <w:ind w:left="5736" w:hanging="360"/>
+      </w:pPr>
+      <w:rPr>
+        <w:rFonts w:ascii="Wingdings" w:hAnsi="Wingdings" w:hint="default"/>
+      </w:rPr>
+    </w:lvl>
+    <w:lvl w:ilvl="6" w:tplc="FFFFFFFF" w:tentative="1">
+      <w:start w:val="1"/>
+      <w:numFmt w:val="bullet"/>
+      <w:lvlText w:val=""/>
+      <w:lvlJc w:val="left"/>
+      <w:pPr>
+        <w:ind w:left="6456" w:hanging="360"/>
+      </w:pPr>
+      <w:rPr>
+        <w:rFonts w:ascii="Symbol" w:hAnsi="Symbol" w:hint="default"/>
+      </w:rPr>
+    </w:lvl>
+    <w:lvl w:ilvl="7" w:tplc="FFFFFFFF" w:tentative="1">
+      <w:start w:val="1"/>
+      <w:numFmt w:val="bullet"/>
+      <w:lvlText w:val="o"/>
+      <w:lvlJc w:val="left"/>
+      <w:pPr>
+        <w:ind w:left="7176" w:hanging="360"/>
+      </w:pPr>
+      <w:rPr>
+        <w:rFonts w:ascii="Courier New" w:hAnsi="Courier New" w:cs="Courier New" w:hint="default"/>
+      </w:rPr>
+    </w:lvl>
+    <w:lvl w:ilvl="8" w:tplc="FFFFFFFF" w:tentative="1">
+      <w:start w:val="1"/>
+      <w:numFmt w:val="bullet"/>
+      <w:lvlText w:val=""/>
+      <w:lvlJc w:val="left"/>
+      <w:pPr>
+        <w:ind w:left="7896" w:hanging="360"/>
+      </w:pPr>
+      <w:rPr>
+        <w:rFonts w:ascii="Wingdings" w:hAnsi="Wingdings" w:hint="default"/>
+      </w:rPr>
+    </w:lvl>
+  </w:abstractNum>
+  <w:abstractNum w:abstractNumId="8" w15:restartNumberingAfterBreak="0">
+    <w:nsid w:val="1FC61B39"/>
+    <w:multiLevelType w:val="hybridMultilevel"/>
+    <w:tmpl w:val="3E5A6BE6"/>
+    <w:lvl w:ilvl="0" w:tplc="080A0003">
+      <w:start w:val="1"/>
+      <w:numFmt w:val="bullet"/>
+      <w:lvlText w:val="o"/>
+      <w:lvlJc w:val="left"/>
+      <w:pPr>
+        <w:ind w:left="2136" w:hanging="360"/>
+      </w:pPr>
+      <w:rPr>
+        <w:rFonts w:ascii="Courier New" w:hAnsi="Courier New" w:cs="Courier New" w:hint="default"/>
+      </w:rPr>
+    </w:lvl>
+    <w:lvl w:ilvl="1" w:tplc="FFFFFFFF" w:tentative="1">
+      <w:start w:val="1"/>
+      <w:numFmt w:val="bullet"/>
+      <w:lvlText w:val="o"/>
+      <w:lvlJc w:val="left"/>
+      <w:pPr>
+        <w:ind w:left="2149" w:hanging="360"/>
+      </w:pPr>
+      <w:rPr>
+        <w:rFonts w:ascii="Courier New" w:hAnsi="Courier New" w:cs="Courier New" w:hint="default"/>
+      </w:rPr>
+    </w:lvl>
+    <w:lvl w:ilvl="2" w:tplc="FFFFFFFF" w:tentative="1">
+      <w:start w:val="1"/>
+      <w:numFmt w:val="bullet"/>
+      <w:lvlText w:val=""/>
+      <w:lvlJc w:val="left"/>
+      <w:pPr>
+        <w:ind w:left="2869" w:hanging="360"/>
+      </w:pPr>
+      <w:rPr>
+        <w:rFonts w:ascii="Wingdings" w:hAnsi="Wingdings" w:hint="default"/>
+      </w:rPr>
+    </w:lvl>
+    <w:lvl w:ilvl="3" w:tplc="FFFFFFFF" w:tentative="1">
+      <w:start w:val="1"/>
+      <w:numFmt w:val="bullet"/>
+      <w:lvlText w:val=""/>
+      <w:lvlJc w:val="left"/>
+      <w:pPr>
+        <w:ind w:left="3589" w:hanging="360"/>
+      </w:pPr>
+      <w:rPr>
+        <w:rFonts w:ascii="Symbol" w:hAnsi="Symbol" w:hint="default"/>
+      </w:rPr>
+    </w:lvl>
+    <w:lvl w:ilvl="4" w:tplc="FFFFFFFF" w:tentative="1">
+      <w:start w:val="1"/>
+      <w:numFmt w:val="bullet"/>
+      <w:lvlText w:val="o"/>
+      <w:lvlJc w:val="left"/>
+      <w:pPr>
+        <w:ind w:left="4309" w:hanging="360"/>
+      </w:pPr>
+      <w:rPr>
+        <w:rFonts w:ascii="Courier New" w:hAnsi="Courier New" w:cs="Courier New" w:hint="default"/>
+      </w:rPr>
+    </w:lvl>
+    <w:lvl w:ilvl="5" w:tplc="FFFFFFFF" w:tentative="1">
+      <w:start w:val="1"/>
+      <w:numFmt w:val="bullet"/>
+      <w:lvlText w:val=""/>
+      <w:lvlJc w:val="left"/>
+      <w:pPr>
+        <w:ind w:left="5029" w:hanging="360"/>
+      </w:pPr>
+      <w:rPr>
+        <w:rFonts w:ascii="Wingdings" w:hAnsi="Wingdings" w:hint="default"/>
+      </w:rPr>
+    </w:lvl>
+    <w:lvl w:ilvl="6" w:tplc="FFFFFFFF" w:tentative="1">
+      <w:start w:val="1"/>
+      <w:numFmt w:val="bullet"/>
+      <w:lvlText w:val=""/>
+      <w:lvlJc w:val="left"/>
+      <w:pPr>
+        <w:ind w:left="5749" w:hanging="360"/>
+      </w:pPr>
+      <w:rPr>
+        <w:rFonts w:ascii="Symbol" w:hAnsi="Symbol" w:hint="default"/>
+      </w:rPr>
+    </w:lvl>
+    <w:lvl w:ilvl="7" w:tplc="FFFFFFFF" w:tentative="1">
+      <w:start w:val="1"/>
+      <w:numFmt w:val="bullet"/>
+      <w:lvlText w:val="o"/>
+      <w:lvlJc w:val="left"/>
+      <w:pPr>
+        <w:ind w:left="6469" w:hanging="360"/>
+      </w:pPr>
+      <w:rPr>
+        <w:rFonts w:ascii="Courier New" w:hAnsi="Courier New" w:cs="Courier New" w:hint="default"/>
+      </w:rPr>
+    </w:lvl>
+    <w:lvl w:ilvl="8" w:tplc="FFFFFFFF" w:tentative="1">
+      <w:start w:val="1"/>
+      <w:numFmt w:val="bullet"/>
+      <w:lvlText w:val=""/>
+      <w:lvlJc w:val="left"/>
+      <w:pPr>
+        <w:ind w:left="7189" w:hanging="360"/>
+      </w:pPr>
+      <w:rPr>
+        <w:rFonts w:ascii="Wingdings" w:hAnsi="Wingdings" w:hint="default"/>
+      </w:rPr>
+    </w:lvl>
+  </w:abstractNum>
+  <w:abstractNum w:abstractNumId="9" w15:restartNumberingAfterBreak="0">
     <w:nsid w:val="24E8103C"/>
     <w:multiLevelType w:val="hybridMultilevel"/>
     <w:tmpl w:val="EB361814"/>
@@ -15976,7 +16482,7 @@
       </w:rPr>
     </w:lvl>
   </w:abstractNum>
-  <w:abstractNum w:abstractNumId="7" w15:restartNumberingAfterBreak="0">
+  <w:abstractNum w:abstractNumId="10" w15:restartNumberingAfterBreak="0">
     <w:nsid w:val="27412B07"/>
     <w:multiLevelType w:val="hybridMultilevel"/>
     <w:tmpl w:val="C12AF874"/>
@@ -16066,7 +16572,7 @@
       </w:pPr>
     </w:lvl>
   </w:abstractNum>
-  <w:abstractNum w:abstractNumId="8" w15:restartNumberingAfterBreak="0">
+  <w:abstractNum w:abstractNumId="11" w15:restartNumberingAfterBreak="0">
     <w:nsid w:val="2DE85449"/>
     <w:multiLevelType w:val="hybridMultilevel"/>
     <w:tmpl w:val="92486468"/>
@@ -16179,7 +16685,7 @@
       </w:rPr>
     </w:lvl>
   </w:abstractNum>
-  <w:abstractNum w:abstractNumId="9" w15:restartNumberingAfterBreak="0">
+  <w:abstractNum w:abstractNumId="12" w15:restartNumberingAfterBreak="0">
     <w:nsid w:val="310839CF"/>
     <w:multiLevelType w:val="hybridMultilevel"/>
     <w:tmpl w:val="9DB22C88"/>
@@ -16265,7 +16771,7 @@
       </w:pPr>
     </w:lvl>
   </w:abstractNum>
-  <w:abstractNum w:abstractNumId="10" w15:restartNumberingAfterBreak="0">
+  <w:abstractNum w:abstractNumId="13" w15:restartNumberingAfterBreak="0">
     <w:nsid w:val="359857FB"/>
     <w:multiLevelType w:val="hybridMultilevel"/>
     <w:tmpl w:val="FBAC9DEA"/>
@@ -16378,7 +16884,7 @@
       </w:rPr>
     </w:lvl>
   </w:abstractNum>
-  <w:abstractNum w:abstractNumId="11" w15:restartNumberingAfterBreak="0">
+  <w:abstractNum w:abstractNumId="14" w15:restartNumberingAfterBreak="0">
     <w:nsid w:val="368E176E"/>
     <w:multiLevelType w:val="hybridMultilevel"/>
     <w:tmpl w:val="BDF054FE"/>
@@ -16472,7 +16978,7 @@
       </w:pPr>
     </w:lvl>
   </w:abstractNum>
-  <w:abstractNum w:abstractNumId="12" w15:restartNumberingAfterBreak="0">
+  <w:abstractNum w:abstractNumId="15" w15:restartNumberingAfterBreak="0">
     <w:nsid w:val="39DA17B2"/>
     <w:multiLevelType w:val="hybridMultilevel"/>
     <w:tmpl w:val="8AFA2EC6"/>
@@ -16482,7 +16988,7 @@
       <w:lvlText w:val=""/>
       <w:lvlJc w:val="left"/>
       <w:pPr>
-        <w:ind w:left="1429" w:hanging="360"/>
+        <w:ind w:left="2136" w:hanging="360"/>
       </w:pPr>
       <w:rPr>
         <w:rFonts w:ascii="Symbol" w:hAnsi="Symbol" w:hint="default"/>
@@ -16494,7 +17000,7 @@
       <w:lvlText w:val="o"/>
       <w:lvlJc w:val="left"/>
       <w:pPr>
-        <w:ind w:left="2149" w:hanging="360"/>
+        <w:ind w:left="2856" w:hanging="360"/>
       </w:pPr>
       <w:rPr>
         <w:rFonts w:ascii="Courier New" w:hAnsi="Courier New" w:cs="Courier New" w:hint="default"/>
@@ -16506,7 +17012,7 @@
       <w:lvlText w:val=""/>
       <w:lvlJc w:val="left"/>
       <w:pPr>
-        <w:ind w:left="2869" w:hanging="360"/>
+        <w:ind w:left="3576" w:hanging="360"/>
       </w:pPr>
       <w:rPr>
         <w:rFonts w:ascii="Wingdings" w:hAnsi="Wingdings" w:hint="default"/>
@@ -16518,7 +17024,7 @@
       <w:lvlText w:val=""/>
       <w:lvlJc w:val="left"/>
       <w:pPr>
-        <w:ind w:left="3589" w:hanging="360"/>
+        <w:ind w:left="4296" w:hanging="360"/>
       </w:pPr>
       <w:rPr>
         <w:rFonts w:ascii="Symbol" w:hAnsi="Symbol" w:hint="default"/>
@@ -16530,7 +17036,7 @@
       <w:lvlText w:val="o"/>
       <w:lvlJc w:val="left"/>
       <w:pPr>
-        <w:ind w:left="4309" w:hanging="360"/>
+        <w:ind w:left="5016" w:hanging="360"/>
       </w:pPr>
       <w:rPr>
         <w:rFonts w:ascii="Courier New" w:hAnsi="Courier New" w:cs="Courier New" w:hint="default"/>
@@ -16542,7 +17048,7 @@
       <w:lvlText w:val=""/>
       <w:lvlJc w:val="left"/>
       <w:pPr>
-        <w:ind w:left="5029" w:hanging="360"/>
+        <w:ind w:left="5736" w:hanging="360"/>
       </w:pPr>
       <w:rPr>
         <w:rFonts w:ascii="Wingdings" w:hAnsi="Wingdings" w:hint="default"/>
@@ -16554,7 +17060,7 @@
       <w:lvlText w:val=""/>
       <w:lvlJc w:val="left"/>
       <w:pPr>
-        <w:ind w:left="5749" w:hanging="360"/>
+        <w:ind w:left="6456" w:hanging="360"/>
       </w:pPr>
       <w:rPr>
         <w:rFonts w:ascii="Symbol" w:hAnsi="Symbol" w:hint="default"/>
@@ -16566,7 +17072,7 @@
       <w:lvlText w:val="o"/>
       <w:lvlJc w:val="left"/>
       <w:pPr>
-        <w:ind w:left="6469" w:hanging="360"/>
+        <w:ind w:left="7176" w:hanging="360"/>
       </w:pPr>
       <w:rPr>
         <w:rFonts w:ascii="Courier New" w:hAnsi="Courier New" w:cs="Courier New" w:hint="default"/>
@@ -16578,14 +17084,14 @@
       <w:lvlText w:val=""/>
       <w:lvlJc w:val="left"/>
       <w:pPr>
-        <w:ind w:left="7189" w:hanging="360"/>
+        <w:ind w:left="7896" w:hanging="360"/>
       </w:pPr>
       <w:rPr>
         <w:rFonts w:ascii="Wingdings" w:hAnsi="Wingdings" w:hint="default"/>
       </w:rPr>
     </w:lvl>
   </w:abstractNum>
-  <w:abstractNum w:abstractNumId="13" w15:restartNumberingAfterBreak="0">
+  <w:abstractNum w:abstractNumId="16" w15:restartNumberingAfterBreak="0">
     <w:nsid w:val="39DE3B81"/>
     <w:multiLevelType w:val="hybridMultilevel"/>
     <w:tmpl w:val="8BFCE564"/>
@@ -16698,7 +17204,120 @@
       </w:rPr>
     </w:lvl>
   </w:abstractNum>
-  <w:abstractNum w:abstractNumId="14" w15:restartNumberingAfterBreak="0">
+  <w:abstractNum w:abstractNumId="17" w15:restartNumberingAfterBreak="0">
+    <w:nsid w:val="3AD945C3"/>
+    <w:multiLevelType w:val="hybridMultilevel"/>
+    <w:tmpl w:val="B3CC2AE0"/>
+    <w:lvl w:ilvl="0" w:tplc="080A0003">
+      <w:start w:val="1"/>
+      <w:numFmt w:val="bullet"/>
+      <w:lvlText w:val="o"/>
+      <w:lvlJc w:val="left"/>
+      <w:pPr>
+        <w:ind w:left="2136" w:hanging="360"/>
+      </w:pPr>
+      <w:rPr>
+        <w:rFonts w:ascii="Courier New" w:hAnsi="Courier New" w:cs="Courier New" w:hint="default"/>
+      </w:rPr>
+    </w:lvl>
+    <w:lvl w:ilvl="1" w:tplc="FFFFFFFF" w:tentative="1">
+      <w:start w:val="1"/>
+      <w:numFmt w:val="bullet"/>
+      <w:lvlText w:val="o"/>
+      <w:lvlJc w:val="left"/>
+      <w:pPr>
+        <w:ind w:left="2149" w:hanging="360"/>
+      </w:pPr>
+      <w:rPr>
+        <w:rFonts w:ascii="Courier New" w:hAnsi="Courier New" w:cs="Courier New" w:hint="default"/>
+      </w:rPr>
+    </w:lvl>
+    <w:lvl w:ilvl="2" w:tplc="FFFFFFFF" w:tentative="1">
+      <w:start w:val="1"/>
+      <w:numFmt w:val="bullet"/>
+      <w:lvlText w:val=""/>
+      <w:lvlJc w:val="left"/>
+      <w:pPr>
+        <w:ind w:left="2869" w:hanging="360"/>
+      </w:pPr>
+      <w:rPr>
+        <w:rFonts w:ascii="Wingdings" w:hAnsi="Wingdings" w:hint="default"/>
+      </w:rPr>
+    </w:lvl>
+    <w:lvl w:ilvl="3" w:tplc="FFFFFFFF" w:tentative="1">
+      <w:start w:val="1"/>
+      <w:numFmt w:val="bullet"/>
+      <w:lvlText w:val=""/>
+      <w:lvlJc w:val="left"/>
+      <w:pPr>
+        <w:ind w:left="3589" w:hanging="360"/>
+      </w:pPr>
+      <w:rPr>
+        <w:rFonts w:ascii="Symbol" w:hAnsi="Symbol" w:hint="default"/>
+      </w:rPr>
+    </w:lvl>
+    <w:lvl w:ilvl="4" w:tplc="FFFFFFFF" w:tentative="1">
+      <w:start w:val="1"/>
+      <w:numFmt w:val="bullet"/>
+      <w:lvlText w:val="o"/>
+      <w:lvlJc w:val="left"/>
+      <w:pPr>
+        <w:ind w:left="4309" w:hanging="360"/>
+      </w:pPr>
+      <w:rPr>
+        <w:rFonts w:ascii="Courier New" w:hAnsi="Courier New" w:cs="Courier New" w:hint="default"/>
+      </w:rPr>
+    </w:lvl>
+    <w:lvl w:ilvl="5" w:tplc="FFFFFFFF" w:tentative="1">
+      <w:start w:val="1"/>
+      <w:numFmt w:val="bullet"/>
+      <w:lvlText w:val=""/>
+      <w:lvlJc w:val="left"/>
+      <w:pPr>
+        <w:ind w:left="5029" w:hanging="360"/>
+      </w:pPr>
+      <w:rPr>
+        <w:rFonts w:ascii="Wingdings" w:hAnsi="Wingdings" w:hint="default"/>
+      </w:rPr>
+    </w:lvl>
+    <w:lvl w:ilvl="6" w:tplc="FFFFFFFF" w:tentative="1">
+      <w:start w:val="1"/>
+      <w:numFmt w:val="bullet"/>
+      <w:lvlText w:val=""/>
+      <w:lvlJc w:val="left"/>
+      <w:pPr>
+        <w:ind w:left="5749" w:hanging="360"/>
+      </w:pPr>
+      <w:rPr>
+        <w:rFonts w:ascii="Symbol" w:hAnsi="Symbol" w:hint="default"/>
+      </w:rPr>
+    </w:lvl>
+    <w:lvl w:ilvl="7" w:tplc="FFFFFFFF" w:tentative="1">
+      <w:start w:val="1"/>
+      <w:numFmt w:val="bullet"/>
+      <w:lvlText w:val="o"/>
+      <w:lvlJc w:val="left"/>
+      <w:pPr>
+        <w:ind w:left="6469" w:hanging="360"/>
+      </w:pPr>
+      <w:rPr>
+        <w:rFonts w:ascii="Courier New" w:hAnsi="Courier New" w:cs="Courier New" w:hint="default"/>
+      </w:rPr>
+    </w:lvl>
+    <w:lvl w:ilvl="8" w:tplc="FFFFFFFF" w:tentative="1">
+      <w:start w:val="1"/>
+      <w:numFmt w:val="bullet"/>
+      <w:lvlText w:val=""/>
+      <w:lvlJc w:val="left"/>
+      <w:pPr>
+        <w:ind w:left="7189" w:hanging="360"/>
+      </w:pPr>
+      <w:rPr>
+        <w:rFonts w:ascii="Wingdings" w:hAnsi="Wingdings" w:hint="default"/>
+      </w:rPr>
+    </w:lvl>
+  </w:abstractNum>
+  <w:abstractNum w:abstractNumId="18" w15:restartNumberingAfterBreak="0">
     <w:nsid w:val="480772D8"/>
     <w:multiLevelType w:val="hybridMultilevel"/>
     <w:tmpl w:val="1234A142"/>
@@ -16811,7 +17430,7 @@
       </w:rPr>
     </w:lvl>
   </w:abstractNum>
-  <w:abstractNum w:abstractNumId="15" w15:restartNumberingAfterBreak="0">
+  <w:abstractNum w:abstractNumId="19" w15:restartNumberingAfterBreak="0">
     <w:nsid w:val="4A76488A"/>
     <w:multiLevelType w:val="hybridMultilevel"/>
     <w:tmpl w:val="1778D3B2"/>
@@ -16924,7 +17543,7 @@
       </w:rPr>
     </w:lvl>
   </w:abstractNum>
-  <w:abstractNum w:abstractNumId="16" w15:restartNumberingAfterBreak="0">
+  <w:abstractNum w:abstractNumId="20" w15:restartNumberingAfterBreak="0">
     <w:nsid w:val="4EBE1EF6"/>
     <w:multiLevelType w:val="hybridMultilevel"/>
     <w:tmpl w:val="F6A60586"/>
@@ -17017,7 +17636,7 @@
       </w:pPr>
     </w:lvl>
   </w:abstractNum>
-  <w:abstractNum w:abstractNumId="17" w15:restartNumberingAfterBreak="0">
+  <w:abstractNum w:abstractNumId="21" w15:restartNumberingAfterBreak="0">
     <w:nsid w:val="5537765D"/>
     <w:multiLevelType w:val="hybridMultilevel"/>
     <w:tmpl w:val="393E850C"/>
@@ -17130,7 +17749,7 @@
       </w:rPr>
     </w:lvl>
   </w:abstractNum>
-  <w:abstractNum w:abstractNumId="18" w15:restartNumberingAfterBreak="0">
+  <w:abstractNum w:abstractNumId="22" w15:restartNumberingAfterBreak="0">
     <w:nsid w:val="56043163"/>
     <w:multiLevelType w:val="hybridMultilevel"/>
     <w:tmpl w:val="9B9C2E3A"/>
@@ -17243,7 +17862,7 @@
       </w:rPr>
     </w:lvl>
   </w:abstractNum>
-  <w:abstractNum w:abstractNumId="19" w15:restartNumberingAfterBreak="0">
+  <w:abstractNum w:abstractNumId="23" w15:restartNumberingAfterBreak="0">
     <w:nsid w:val="59BF5078"/>
     <w:multiLevelType w:val="multilevel"/>
     <w:tmpl w:val="29D2AF90"/>
@@ -17368,7 +17987,7 @@
       </w:rPr>
     </w:lvl>
   </w:abstractNum>
-  <w:abstractNum w:abstractNumId="20" w15:restartNumberingAfterBreak="0">
+  <w:abstractNum w:abstractNumId="24" w15:restartNumberingAfterBreak="0">
     <w:nsid w:val="5ABB7FBE"/>
     <w:multiLevelType w:val="hybridMultilevel"/>
     <w:tmpl w:val="E814D6C8"/>
@@ -17481,7 +18100,120 @@
       </w:rPr>
     </w:lvl>
   </w:abstractNum>
-  <w:abstractNum w:abstractNumId="21" w15:restartNumberingAfterBreak="0">
+  <w:abstractNum w:abstractNumId="25" w15:restartNumberingAfterBreak="0">
+    <w:nsid w:val="5C783F14"/>
+    <w:multiLevelType w:val="hybridMultilevel"/>
+    <w:tmpl w:val="55A4CC96"/>
+    <w:lvl w:ilvl="0" w:tplc="080A0001">
+      <w:start w:val="1"/>
+      <w:numFmt w:val="bullet"/>
+      <w:lvlText w:val=""/>
+      <w:lvlJc w:val="left"/>
+      <w:pPr>
+        <w:ind w:left="1429" w:hanging="360"/>
+      </w:pPr>
+      <w:rPr>
+        <w:rFonts w:ascii="Symbol" w:hAnsi="Symbol" w:hint="default"/>
+      </w:rPr>
+    </w:lvl>
+    <w:lvl w:ilvl="1" w:tplc="080A0003" w:tentative="1">
+      <w:start w:val="1"/>
+      <w:numFmt w:val="bullet"/>
+      <w:lvlText w:val="o"/>
+      <w:lvlJc w:val="left"/>
+      <w:pPr>
+        <w:ind w:left="2149" w:hanging="360"/>
+      </w:pPr>
+      <w:rPr>
+        <w:rFonts w:ascii="Courier New" w:hAnsi="Courier New" w:cs="Courier New" w:hint="default"/>
+      </w:rPr>
+    </w:lvl>
+    <w:lvl w:ilvl="2" w:tplc="080A0005" w:tentative="1">
+      <w:start w:val="1"/>
+      <w:numFmt w:val="bullet"/>
+      <w:lvlText w:val=""/>
+      <w:lvlJc w:val="left"/>
+      <w:pPr>
+        <w:ind w:left="2869" w:hanging="360"/>
+      </w:pPr>
+      <w:rPr>
+        <w:rFonts w:ascii="Wingdings" w:hAnsi="Wingdings" w:hint="default"/>
+      </w:rPr>
+    </w:lvl>
+    <w:lvl w:ilvl="3" w:tplc="080A0001" w:tentative="1">
+      <w:start w:val="1"/>
+      <w:numFmt w:val="bullet"/>
+      <w:lvlText w:val=""/>
+      <w:lvlJc w:val="left"/>
+      <w:pPr>
+        <w:ind w:left="3589" w:hanging="360"/>
+      </w:pPr>
+      <w:rPr>
+        <w:rFonts w:ascii="Symbol" w:hAnsi="Symbol" w:hint="default"/>
+      </w:rPr>
+    </w:lvl>
+    <w:lvl w:ilvl="4" w:tplc="080A0003" w:tentative="1">
+      <w:start w:val="1"/>
+      <w:numFmt w:val="bullet"/>
+      <w:lvlText w:val="o"/>
+      <w:lvlJc w:val="left"/>
+      <w:pPr>
+        <w:ind w:left="4309" w:hanging="360"/>
+      </w:pPr>
+      <w:rPr>
+        <w:rFonts w:ascii="Courier New" w:hAnsi="Courier New" w:cs="Courier New" w:hint="default"/>
+      </w:rPr>
+    </w:lvl>
+    <w:lvl w:ilvl="5" w:tplc="080A0005" w:tentative="1">
+      <w:start w:val="1"/>
+      <w:numFmt w:val="bullet"/>
+      <w:lvlText w:val=""/>
+      <w:lvlJc w:val="left"/>
+      <w:pPr>
+        <w:ind w:left="5029" w:hanging="360"/>
+      </w:pPr>
+      <w:rPr>
+        <w:rFonts w:ascii="Wingdings" w:hAnsi="Wingdings" w:hint="default"/>
+      </w:rPr>
+    </w:lvl>
+    <w:lvl w:ilvl="6" w:tplc="080A0001" w:tentative="1">
+      <w:start w:val="1"/>
+      <w:numFmt w:val="bullet"/>
+      <w:lvlText w:val=""/>
+      <w:lvlJc w:val="left"/>
+      <w:pPr>
+        <w:ind w:left="5749" w:hanging="360"/>
+      </w:pPr>
+      <w:rPr>
+        <w:rFonts w:ascii="Symbol" w:hAnsi="Symbol" w:hint="default"/>
+      </w:rPr>
+    </w:lvl>
+    <w:lvl w:ilvl="7" w:tplc="080A0003" w:tentative="1">
+      <w:start w:val="1"/>
+      <w:numFmt w:val="bullet"/>
+      <w:lvlText w:val="o"/>
+      <w:lvlJc w:val="left"/>
+      <w:pPr>
+        <w:ind w:left="6469" w:hanging="360"/>
+      </w:pPr>
+      <w:rPr>
+        <w:rFonts w:ascii="Courier New" w:hAnsi="Courier New" w:cs="Courier New" w:hint="default"/>
+      </w:rPr>
+    </w:lvl>
+    <w:lvl w:ilvl="8" w:tplc="080A0005" w:tentative="1">
+      <w:start w:val="1"/>
+      <w:numFmt w:val="bullet"/>
+      <w:lvlText w:val=""/>
+      <w:lvlJc w:val="left"/>
+      <w:pPr>
+        <w:ind w:left="7189" w:hanging="360"/>
+      </w:pPr>
+      <w:rPr>
+        <w:rFonts w:ascii="Wingdings" w:hAnsi="Wingdings" w:hint="default"/>
+      </w:rPr>
+    </w:lvl>
+  </w:abstractNum>
+  <w:abstractNum w:abstractNumId="26" w15:restartNumberingAfterBreak="0">
     <w:nsid w:val="5DC7663F"/>
     <w:multiLevelType w:val="hybridMultilevel"/>
     <w:tmpl w:val="8A6846EC"/>
@@ -17594,7 +18326,120 @@
       </w:rPr>
     </w:lvl>
   </w:abstractNum>
-  <w:abstractNum w:abstractNumId="22" w15:restartNumberingAfterBreak="0">
+  <w:abstractNum w:abstractNumId="27" w15:restartNumberingAfterBreak="0">
+    <w:nsid w:val="60270F2E"/>
+    <w:multiLevelType w:val="hybridMultilevel"/>
+    <w:tmpl w:val="B5FE59B2"/>
+    <w:lvl w:ilvl="0" w:tplc="04090001">
+      <w:start w:val="1"/>
+      <w:numFmt w:val="bullet"/>
+      <w:lvlText w:val=""/>
+      <w:lvlJc w:val="left"/>
+      <w:pPr>
+        <w:ind w:left="1429" w:hanging="360"/>
+      </w:pPr>
+      <w:rPr>
+        <w:rFonts w:ascii="Symbol" w:hAnsi="Symbol" w:hint="default"/>
+      </w:rPr>
+    </w:lvl>
+    <w:lvl w:ilvl="1" w:tplc="080A0003" w:tentative="1">
+      <w:start w:val="1"/>
+      <w:numFmt w:val="bullet"/>
+      <w:lvlText w:val="o"/>
+      <w:lvlJc w:val="left"/>
+      <w:pPr>
+        <w:ind w:left="2509" w:hanging="360"/>
+      </w:pPr>
+      <w:rPr>
+        <w:rFonts w:ascii="Courier New" w:hAnsi="Courier New" w:cs="Courier New" w:hint="default"/>
+      </w:rPr>
+    </w:lvl>
+    <w:lvl w:ilvl="2" w:tplc="080A0005" w:tentative="1">
+      <w:start w:val="1"/>
+      <w:numFmt w:val="bullet"/>
+      <w:lvlText w:val=""/>
+      <w:lvlJc w:val="left"/>
+      <w:pPr>
+        <w:ind w:left="3229" w:hanging="360"/>
+      </w:pPr>
+      <w:rPr>
+        <w:rFonts w:ascii="Wingdings" w:hAnsi="Wingdings" w:hint="default"/>
+      </w:rPr>
+    </w:lvl>
+    <w:lvl w:ilvl="3" w:tplc="080A0001" w:tentative="1">
+      <w:start w:val="1"/>
+      <w:numFmt w:val="bullet"/>
+      <w:lvlText w:val=""/>
+      <w:lvlJc w:val="left"/>
+      <w:pPr>
+        <w:ind w:left="3949" w:hanging="360"/>
+      </w:pPr>
+      <w:rPr>
+        <w:rFonts w:ascii="Symbol" w:hAnsi="Symbol" w:hint="default"/>
+      </w:rPr>
+    </w:lvl>
+    <w:lvl w:ilvl="4" w:tplc="080A0003" w:tentative="1">
+      <w:start w:val="1"/>
+      <w:numFmt w:val="bullet"/>
+      <w:lvlText w:val="o"/>
+      <w:lvlJc w:val="left"/>
+      <w:pPr>
+        <w:ind w:left="4669" w:hanging="360"/>
+      </w:pPr>
+      <w:rPr>
+        <w:rFonts w:ascii="Courier New" w:hAnsi="Courier New" w:cs="Courier New" w:hint="default"/>
+      </w:rPr>
+    </w:lvl>
+    <w:lvl w:ilvl="5" w:tplc="080A0005" w:tentative="1">
+      <w:start w:val="1"/>
+      <w:numFmt w:val="bullet"/>
+      <w:lvlText w:val=""/>
+      <w:lvlJc w:val="left"/>
+      <w:pPr>
+        <w:ind w:left="5389" w:hanging="360"/>
+      </w:pPr>
+      <w:rPr>
+        <w:rFonts w:ascii="Wingdings" w:hAnsi="Wingdings" w:hint="default"/>
+      </w:rPr>
+    </w:lvl>
+    <w:lvl w:ilvl="6" w:tplc="080A0001" w:tentative="1">
+      <w:start w:val="1"/>
+      <w:numFmt w:val="bullet"/>
+      <w:lvlText w:val=""/>
+      <w:lvlJc w:val="left"/>
+      <w:pPr>
+        <w:ind w:left="6109" w:hanging="360"/>
+      </w:pPr>
+      <w:rPr>
+        <w:rFonts w:ascii="Symbol" w:hAnsi="Symbol" w:hint="default"/>
+      </w:rPr>
+    </w:lvl>
+    <w:lvl w:ilvl="7" w:tplc="080A0003" w:tentative="1">
+      <w:start w:val="1"/>
+      <w:numFmt w:val="bullet"/>
+      <w:lvlText w:val="o"/>
+      <w:lvlJc w:val="left"/>
+      <w:pPr>
+        <w:ind w:left="6829" w:hanging="360"/>
+      </w:pPr>
+      <w:rPr>
+        <w:rFonts w:ascii="Courier New" w:hAnsi="Courier New" w:cs="Courier New" w:hint="default"/>
+      </w:rPr>
+    </w:lvl>
+    <w:lvl w:ilvl="8" w:tplc="080A0005" w:tentative="1">
+      <w:start w:val="1"/>
+      <w:numFmt w:val="bullet"/>
+      <w:lvlText w:val=""/>
+      <w:lvlJc w:val="left"/>
+      <w:pPr>
+        <w:ind w:left="7549" w:hanging="360"/>
+      </w:pPr>
+      <w:rPr>
+        <w:rFonts w:ascii="Wingdings" w:hAnsi="Wingdings" w:hint="default"/>
+      </w:rPr>
+    </w:lvl>
+  </w:abstractNum>
+  <w:abstractNum w:abstractNumId="28" w15:restartNumberingAfterBreak="0">
     <w:nsid w:val="607A0462"/>
     <w:multiLevelType w:val="hybridMultilevel"/>
     <w:tmpl w:val="AD16B512"/>
@@ -17604,7 +18449,7 @@
       <w:lvlText w:val=""/>
       <w:lvlJc w:val="left"/>
       <w:pPr>
-        <w:ind w:left="1429" w:hanging="360"/>
+        <w:ind w:left="2136" w:hanging="360"/>
       </w:pPr>
       <w:rPr>
         <w:rFonts w:ascii="Symbol" w:hAnsi="Symbol" w:hint="default"/>
@@ -17616,7 +18461,7 @@
       <w:lvlText w:val="o"/>
       <w:lvlJc w:val="left"/>
       <w:pPr>
-        <w:ind w:left="2149" w:hanging="360"/>
+        <w:ind w:left="2856" w:hanging="360"/>
       </w:pPr>
       <w:rPr>
         <w:rFonts w:ascii="Courier New" w:hAnsi="Courier New" w:cs="Courier New" w:hint="default"/>
@@ -17628,7 +18473,7 @@
       <w:lvlText w:val=""/>
       <w:lvlJc w:val="left"/>
       <w:pPr>
-        <w:ind w:left="2869" w:hanging="360"/>
+        <w:ind w:left="3576" w:hanging="360"/>
       </w:pPr>
       <w:rPr>
         <w:rFonts w:ascii="Wingdings" w:hAnsi="Wingdings" w:hint="default"/>
@@ -17640,7 +18485,7 @@
       <w:lvlText w:val=""/>
       <w:lvlJc w:val="left"/>
       <w:pPr>
-        <w:ind w:left="3589" w:hanging="360"/>
+        <w:ind w:left="4296" w:hanging="360"/>
       </w:pPr>
       <w:rPr>
         <w:rFonts w:ascii="Symbol" w:hAnsi="Symbol" w:hint="default"/>
@@ -17652,7 +18497,7 @@
       <w:lvlText w:val="o"/>
       <w:lvlJc w:val="left"/>
       <w:pPr>
-        <w:ind w:left="4309" w:hanging="360"/>
+        <w:ind w:left="5016" w:hanging="360"/>
       </w:pPr>
       <w:rPr>
         <w:rFonts w:ascii="Courier New" w:hAnsi="Courier New" w:cs="Courier New" w:hint="default"/>
@@ -17664,7 +18509,7 @@
       <w:lvlText w:val=""/>
       <w:lvlJc w:val="left"/>
       <w:pPr>
-        <w:ind w:left="5029" w:hanging="360"/>
+        <w:ind w:left="5736" w:hanging="360"/>
       </w:pPr>
       <w:rPr>
         <w:rFonts w:ascii="Wingdings" w:hAnsi="Wingdings" w:hint="default"/>
@@ -17676,7 +18521,7 @@
       <w:lvlText w:val=""/>
       <w:lvlJc w:val="left"/>
       <w:pPr>
-        <w:ind w:left="5749" w:hanging="360"/>
+        <w:ind w:left="6456" w:hanging="360"/>
       </w:pPr>
       <w:rPr>
         <w:rFonts w:ascii="Symbol" w:hAnsi="Symbol" w:hint="default"/>
@@ -17688,7 +18533,7 @@
       <w:lvlText w:val="o"/>
       <w:lvlJc w:val="left"/>
       <w:pPr>
-        <w:ind w:left="6469" w:hanging="360"/>
+        <w:ind w:left="7176" w:hanging="360"/>
       </w:pPr>
       <w:rPr>
         <w:rFonts w:ascii="Courier New" w:hAnsi="Courier New" w:cs="Courier New" w:hint="default"/>
@@ -17700,14 +18545,14 @@
       <w:lvlText w:val=""/>
       <w:lvlJc w:val="left"/>
       <w:pPr>
-        <w:ind w:left="7189" w:hanging="360"/>
+        <w:ind w:left="7896" w:hanging="360"/>
       </w:pPr>
       <w:rPr>
         <w:rFonts w:ascii="Wingdings" w:hAnsi="Wingdings" w:hint="default"/>
       </w:rPr>
     </w:lvl>
   </w:abstractNum>
-  <w:abstractNum w:abstractNumId="23" w15:restartNumberingAfterBreak="0">
+  <w:abstractNum w:abstractNumId="29" w15:restartNumberingAfterBreak="0">
     <w:nsid w:val="609049F0"/>
     <w:multiLevelType w:val="hybridMultilevel"/>
     <w:tmpl w:val="5EAC6DAE"/>
@@ -17820,7 +18665,7 @@
       </w:rPr>
     </w:lvl>
   </w:abstractNum>
-  <w:abstractNum w:abstractNumId="24" w15:restartNumberingAfterBreak="0">
+  <w:abstractNum w:abstractNumId="30" w15:restartNumberingAfterBreak="0">
     <w:nsid w:val="60C11B35"/>
     <w:multiLevelType w:val="hybridMultilevel"/>
     <w:tmpl w:val="E53A6EBE"/>
@@ -17933,7 +18778,7 @@
       </w:rPr>
     </w:lvl>
   </w:abstractNum>
-  <w:abstractNum w:abstractNumId="25" w15:restartNumberingAfterBreak="0">
+  <w:abstractNum w:abstractNumId="31" w15:restartNumberingAfterBreak="0">
     <w:nsid w:val="66632390"/>
     <w:multiLevelType w:val="hybridMultilevel"/>
     <w:tmpl w:val="0B425F94"/>
@@ -18046,7 +18891,7 @@
       </w:rPr>
     </w:lvl>
   </w:abstractNum>
-  <w:abstractNum w:abstractNumId="26" w15:restartNumberingAfterBreak="0">
+  <w:abstractNum w:abstractNumId="32" w15:restartNumberingAfterBreak="0">
     <w:nsid w:val="69547B62"/>
     <w:multiLevelType w:val="hybridMultilevel"/>
     <w:tmpl w:val="6660F518"/>
@@ -18159,7 +19004,7 @@
       </w:rPr>
     </w:lvl>
   </w:abstractNum>
-  <w:abstractNum w:abstractNumId="27" w15:restartNumberingAfterBreak="0">
+  <w:abstractNum w:abstractNumId="33" w15:restartNumberingAfterBreak="0">
     <w:nsid w:val="778745BB"/>
     <w:multiLevelType w:val="hybridMultilevel"/>
     <w:tmpl w:val="C1F0CDA6"/>
@@ -18272,7 +19117,7 @@
       </w:rPr>
     </w:lvl>
   </w:abstractNum>
-  <w:abstractNum w:abstractNumId="28" w15:restartNumberingAfterBreak="0">
+  <w:abstractNum w:abstractNumId="34" w15:restartNumberingAfterBreak="0">
     <w:nsid w:val="784A7A82"/>
     <w:multiLevelType w:val="hybridMultilevel"/>
     <w:tmpl w:val="1E26E9F8"/>
@@ -18385,7 +19230,7 @@
       </w:rPr>
     </w:lvl>
   </w:abstractNum>
-  <w:abstractNum w:abstractNumId="29" w15:restartNumberingAfterBreak="0">
+  <w:abstractNum w:abstractNumId="35" w15:restartNumberingAfterBreak="0">
     <w:nsid w:val="79C71BDA"/>
     <w:multiLevelType w:val="hybridMultilevel"/>
     <w:tmpl w:val="4E625E6E"/>
@@ -18498,7 +19343,233 @@
       </w:rPr>
     </w:lvl>
   </w:abstractNum>
-  <w:abstractNum w:abstractNumId="30" w15:restartNumberingAfterBreak="0">
+  <w:abstractNum w:abstractNumId="36" w15:restartNumberingAfterBreak="0">
+    <w:nsid w:val="7B62280F"/>
+    <w:multiLevelType w:val="hybridMultilevel"/>
+    <w:tmpl w:val="17E4F184"/>
+    <w:lvl w:ilvl="0" w:tplc="080A0003">
+      <w:start w:val="1"/>
+      <w:numFmt w:val="bullet"/>
+      <w:lvlText w:val="o"/>
+      <w:lvlJc w:val="left"/>
+      <w:pPr>
+        <w:ind w:left="2136" w:hanging="360"/>
+      </w:pPr>
+      <w:rPr>
+        <w:rFonts w:ascii="Courier New" w:hAnsi="Courier New" w:cs="Courier New" w:hint="default"/>
+      </w:rPr>
+    </w:lvl>
+    <w:lvl w:ilvl="1" w:tplc="FFFFFFFF" w:tentative="1">
+      <w:start w:val="1"/>
+      <w:numFmt w:val="bullet"/>
+      <w:lvlText w:val="o"/>
+      <w:lvlJc w:val="left"/>
+      <w:pPr>
+        <w:ind w:left="2856" w:hanging="360"/>
+      </w:pPr>
+      <w:rPr>
+        <w:rFonts w:ascii="Courier New" w:hAnsi="Courier New" w:cs="Courier New" w:hint="default"/>
+      </w:rPr>
+    </w:lvl>
+    <w:lvl w:ilvl="2" w:tplc="FFFFFFFF" w:tentative="1">
+      <w:start w:val="1"/>
+      <w:numFmt w:val="bullet"/>
+      <w:lvlText w:val=""/>
+      <w:lvlJc w:val="left"/>
+      <w:pPr>
+        <w:ind w:left="3576" w:hanging="360"/>
+      </w:pPr>
+      <w:rPr>
+        <w:rFonts w:ascii="Wingdings" w:hAnsi="Wingdings" w:hint="default"/>
+      </w:rPr>
+    </w:lvl>
+    <w:lvl w:ilvl="3" w:tplc="FFFFFFFF" w:tentative="1">
+      <w:start w:val="1"/>
+      <w:numFmt w:val="bullet"/>
+      <w:lvlText w:val=""/>
+      <w:lvlJc w:val="left"/>
+      <w:pPr>
+        <w:ind w:left="4296" w:hanging="360"/>
+      </w:pPr>
+      <w:rPr>
+        <w:rFonts w:ascii="Symbol" w:hAnsi="Symbol" w:hint="default"/>
+      </w:rPr>
+    </w:lvl>
+    <w:lvl w:ilvl="4" w:tplc="FFFFFFFF" w:tentative="1">
+      <w:start w:val="1"/>
+      <w:numFmt w:val="bullet"/>
+      <w:lvlText w:val="o"/>
+      <w:lvlJc w:val="left"/>
+      <w:pPr>
+        <w:ind w:left="5016" w:hanging="360"/>
+      </w:pPr>
+      <w:rPr>
+        <w:rFonts w:ascii="Courier New" w:hAnsi="Courier New" w:cs="Courier New" w:hint="default"/>
+      </w:rPr>
+    </w:lvl>
+    <w:lvl w:ilvl="5" w:tplc="FFFFFFFF" w:tentative="1">
+      <w:start w:val="1"/>
+      <w:numFmt w:val="bullet"/>
+      <w:lvlText w:val=""/>
+      <w:lvlJc w:val="left"/>
+      <w:pPr>
+        <w:ind w:left="5736" w:hanging="360"/>
+      </w:pPr>
+      <w:rPr>
+        <w:rFonts w:ascii="Wingdings" w:hAnsi="Wingdings" w:hint="default"/>
+      </w:rPr>
+    </w:lvl>
+    <w:lvl w:ilvl="6" w:tplc="FFFFFFFF" w:tentative="1">
+      <w:start w:val="1"/>
+      <w:numFmt w:val="bullet"/>
+      <w:lvlText w:val=""/>
+      <w:lvlJc w:val="left"/>
+      <w:pPr>
+        <w:ind w:left="6456" w:hanging="360"/>
+      </w:pPr>
+      <w:rPr>
+        <w:rFonts w:ascii="Symbol" w:hAnsi="Symbol" w:hint="default"/>
+      </w:rPr>
+    </w:lvl>
+    <w:lvl w:ilvl="7" w:tplc="FFFFFFFF" w:tentative="1">
+      <w:start w:val="1"/>
+      <w:numFmt w:val="bullet"/>
+      <w:lvlText w:val="o"/>
+      <w:lvlJc w:val="left"/>
+      <w:pPr>
+        <w:ind w:left="7176" w:hanging="360"/>
+      </w:pPr>
+      <w:rPr>
+        <w:rFonts w:ascii="Courier New" w:hAnsi="Courier New" w:cs="Courier New" w:hint="default"/>
+      </w:rPr>
+    </w:lvl>
+    <w:lvl w:ilvl="8" w:tplc="FFFFFFFF" w:tentative="1">
+      <w:start w:val="1"/>
+      <w:numFmt w:val="bullet"/>
+      <w:lvlText w:val=""/>
+      <w:lvlJc w:val="left"/>
+      <w:pPr>
+        <w:ind w:left="7896" w:hanging="360"/>
+      </w:pPr>
+      <w:rPr>
+        <w:rFonts w:ascii="Wingdings" w:hAnsi="Wingdings" w:hint="default"/>
+      </w:rPr>
+    </w:lvl>
+  </w:abstractNum>
+  <w:abstractNum w:abstractNumId="37" w15:restartNumberingAfterBreak="0">
+    <w:nsid w:val="7BF36AC9"/>
+    <w:multiLevelType w:val="hybridMultilevel"/>
+    <w:tmpl w:val="43E89D30"/>
+    <w:lvl w:ilvl="0" w:tplc="080A0003">
+      <w:start w:val="1"/>
+      <w:numFmt w:val="bullet"/>
+      <w:lvlText w:val="o"/>
+      <w:lvlJc w:val="left"/>
+      <w:pPr>
+        <w:ind w:left="2136" w:hanging="360"/>
+      </w:pPr>
+      <w:rPr>
+        <w:rFonts w:ascii="Courier New" w:hAnsi="Courier New" w:cs="Courier New" w:hint="default"/>
+      </w:rPr>
+    </w:lvl>
+    <w:lvl w:ilvl="1" w:tplc="FFFFFFFF" w:tentative="1">
+      <w:start w:val="1"/>
+      <w:numFmt w:val="bullet"/>
+      <w:lvlText w:val="o"/>
+      <w:lvlJc w:val="left"/>
+      <w:pPr>
+        <w:ind w:left="2149" w:hanging="360"/>
+      </w:pPr>
+      <w:rPr>
+        <w:rFonts w:ascii="Courier New" w:hAnsi="Courier New" w:cs="Courier New" w:hint="default"/>
+      </w:rPr>
+    </w:lvl>
+    <w:lvl w:ilvl="2" w:tplc="FFFFFFFF" w:tentative="1">
+      <w:start w:val="1"/>
+      <w:numFmt w:val="bullet"/>
+      <w:lvlText w:val=""/>
+      <w:lvlJc w:val="left"/>
+      <w:pPr>
+        <w:ind w:left="2869" w:hanging="360"/>
+      </w:pPr>
+      <w:rPr>
+        <w:rFonts w:ascii="Wingdings" w:hAnsi="Wingdings" w:hint="default"/>
+      </w:rPr>
+    </w:lvl>
+    <w:lvl w:ilvl="3" w:tplc="FFFFFFFF" w:tentative="1">
+      <w:start w:val="1"/>
+      <w:numFmt w:val="bullet"/>
+      <w:lvlText w:val=""/>
+      <w:lvlJc w:val="left"/>
+      <w:pPr>
+        <w:ind w:left="3589" w:hanging="360"/>
+      </w:pPr>
+      <w:rPr>
+        <w:rFonts w:ascii="Symbol" w:hAnsi="Symbol" w:hint="default"/>
+      </w:rPr>
+    </w:lvl>
+    <w:lvl w:ilvl="4" w:tplc="FFFFFFFF" w:tentative="1">
+      <w:start w:val="1"/>
+      <w:numFmt w:val="bullet"/>
+      <w:lvlText w:val="o"/>
+      <w:lvlJc w:val="left"/>
+      <w:pPr>
+        <w:ind w:left="4309" w:hanging="360"/>
+      </w:pPr>
+      <w:rPr>
+        <w:rFonts w:ascii="Courier New" w:hAnsi="Courier New" w:cs="Courier New" w:hint="default"/>
+      </w:rPr>
+    </w:lvl>
+    <w:lvl w:ilvl="5" w:tplc="FFFFFFFF" w:tentative="1">
+      <w:start w:val="1"/>
+      <w:numFmt w:val="bullet"/>
+      <w:lvlText w:val=""/>
+      <w:lvlJc w:val="left"/>
+      <w:pPr>
+        <w:ind w:left="5029" w:hanging="360"/>
+      </w:pPr>
+      <w:rPr>
+        <w:rFonts w:ascii="Wingdings" w:hAnsi="Wingdings" w:hint="default"/>
+      </w:rPr>
+    </w:lvl>
+    <w:lvl w:ilvl="6" w:tplc="FFFFFFFF" w:tentative="1">
+      <w:start w:val="1"/>
+      <w:numFmt w:val="bullet"/>
+      <w:lvlText w:val=""/>
+      <w:lvlJc w:val="left"/>
+      <w:pPr>
+        <w:ind w:left="5749" w:hanging="360"/>
+      </w:pPr>
+      <w:rPr>
+        <w:rFonts w:ascii="Symbol" w:hAnsi="Symbol" w:hint="default"/>
+      </w:rPr>
+    </w:lvl>
+    <w:lvl w:ilvl="7" w:tplc="FFFFFFFF" w:tentative="1">
+      <w:start w:val="1"/>
+      <w:numFmt w:val="bullet"/>
+      <w:lvlText w:val="o"/>
+      <w:lvlJc w:val="left"/>
+      <w:pPr>
+        <w:ind w:left="6469" w:hanging="360"/>
+      </w:pPr>
+      <w:rPr>
+        <w:rFonts w:ascii="Courier New" w:hAnsi="Courier New" w:cs="Courier New" w:hint="default"/>
+      </w:rPr>
+    </w:lvl>
+    <w:lvl w:ilvl="8" w:tplc="FFFFFFFF" w:tentative="1">
+      <w:start w:val="1"/>
+      <w:numFmt w:val="bullet"/>
+      <w:lvlText w:val=""/>
+      <w:lvlJc w:val="left"/>
+      <w:pPr>
+        <w:ind w:left="7189" w:hanging="360"/>
+      </w:pPr>
+      <w:rPr>
+        <w:rFonts w:ascii="Wingdings" w:hAnsi="Wingdings" w:hint="default"/>
+      </w:rPr>
+    </w:lvl>
+  </w:abstractNum>
+  <w:abstractNum w:abstractNumId="38" w15:restartNumberingAfterBreak="0">
     <w:nsid w:val="7BFF3FD0"/>
     <w:multiLevelType w:val="hybridMultilevel"/>
     <w:tmpl w:val="AE9E80E2"/>
@@ -18611,7 +19682,7 @@
       </w:rPr>
     </w:lvl>
   </w:abstractNum>
-  <w:abstractNum w:abstractNumId="31" w15:restartNumberingAfterBreak="0">
+  <w:abstractNum w:abstractNumId="39" w15:restartNumberingAfterBreak="0">
     <w:nsid w:val="7CF17331"/>
     <w:multiLevelType w:val="hybridMultilevel"/>
     <w:tmpl w:val="BBA88F60"/>
@@ -18724,111 +19795,135 @@
       </w:rPr>
     </w:lvl>
   </w:abstractNum>
-  <w:num w:numId="1">
+  <w:num w:numId="1" w16cid:durableId="2037610544">
     <w:abstractNumId w:val="0"/>
   </w:num>
-  <w:num w:numId="2">
+  <w:num w:numId="2" w16cid:durableId="1926304907">
+    <w:abstractNumId w:val="10"/>
+  </w:num>
+  <w:num w:numId="3" w16cid:durableId="1291591956">
+    <w:abstractNumId w:val="20"/>
+  </w:num>
+  <w:num w:numId="4" w16cid:durableId="1382248375">
+    <w:abstractNumId w:val="14"/>
+  </w:num>
+  <w:num w:numId="5" w16cid:durableId="1585335651">
+    <w:abstractNumId w:val="23"/>
+  </w:num>
+  <w:num w:numId="6" w16cid:durableId="208417118">
+    <w:abstractNumId w:val="34"/>
+  </w:num>
+  <w:num w:numId="7" w16cid:durableId="2012563830">
+    <w:abstractNumId w:val="9"/>
+  </w:num>
+  <w:num w:numId="8" w16cid:durableId="187334332">
+    <w:abstractNumId w:val="31"/>
+  </w:num>
+  <w:num w:numId="9" w16cid:durableId="1837577641">
+    <w:abstractNumId w:val="21"/>
+  </w:num>
+  <w:num w:numId="10" w16cid:durableId="1927496795">
+    <w:abstractNumId w:val="1"/>
+  </w:num>
+  <w:num w:numId="11" w16cid:durableId="1134055879">
+    <w:abstractNumId w:val="3"/>
+  </w:num>
+  <w:num w:numId="12" w16cid:durableId="2101444446">
+    <w:abstractNumId w:val="12"/>
+  </w:num>
+  <w:num w:numId="13" w16cid:durableId="361320905">
+    <w:abstractNumId w:val="29"/>
+  </w:num>
+  <w:num w:numId="14" w16cid:durableId="123814980">
+    <w:abstractNumId w:val="39"/>
+  </w:num>
+  <w:num w:numId="15" w16cid:durableId="1276644054">
+    <w:abstractNumId w:val="5"/>
+  </w:num>
+  <w:num w:numId="16" w16cid:durableId="1425684330">
+    <w:abstractNumId w:val="35"/>
+  </w:num>
+  <w:num w:numId="17" w16cid:durableId="68775702">
+    <w:abstractNumId w:val="20"/>
+  </w:num>
+  <w:num w:numId="18" w16cid:durableId="184634692">
+    <w:abstractNumId w:val="24"/>
+  </w:num>
+  <w:num w:numId="19" w16cid:durableId="267978550">
+    <w:abstractNumId w:val="16"/>
+  </w:num>
+  <w:num w:numId="20" w16cid:durableId="476069732">
+    <w:abstractNumId w:val="38"/>
+  </w:num>
+  <w:num w:numId="21" w16cid:durableId="1383140232">
+    <w:abstractNumId w:val="4"/>
+  </w:num>
+  <w:num w:numId="22" w16cid:durableId="2052802487">
+    <w:abstractNumId w:val="28"/>
+  </w:num>
+  <w:num w:numId="23" w16cid:durableId="475071987">
+    <w:abstractNumId w:val="15"/>
+  </w:num>
+  <w:num w:numId="24" w16cid:durableId="1309435682">
+    <w:abstractNumId w:val="19"/>
+  </w:num>
+  <w:num w:numId="25" w16cid:durableId="1042553369">
+    <w:abstractNumId w:val="33"/>
+  </w:num>
+  <w:num w:numId="26" w16cid:durableId="1120413092">
+    <w:abstractNumId w:val="30"/>
+  </w:num>
+  <w:num w:numId="27" w16cid:durableId="883492157">
+    <w:abstractNumId w:val="13"/>
+  </w:num>
+  <w:num w:numId="28" w16cid:durableId="1328286491">
+    <w:abstractNumId w:val="11"/>
+  </w:num>
+  <w:num w:numId="29" w16cid:durableId="1993827457">
+    <w:abstractNumId w:val="26"/>
+  </w:num>
+  <w:num w:numId="30" w16cid:durableId="924680119">
+    <w:abstractNumId w:val="18"/>
+  </w:num>
+  <w:num w:numId="31" w16cid:durableId="675808789">
+    <w:abstractNumId w:val="32"/>
+  </w:num>
+  <w:num w:numId="32" w16cid:durableId="814417080">
+    <w:abstractNumId w:val="22"/>
+  </w:num>
+  <w:num w:numId="33" w16cid:durableId="502168215">
+    <w:abstractNumId w:val="2"/>
+  </w:num>
+  <w:num w:numId="34" w16cid:durableId="256865299">
+    <w:abstractNumId w:val="25"/>
+  </w:num>
+  <w:num w:numId="35" w16cid:durableId="1858688500">
     <w:abstractNumId w:val="7"/>
   </w:num>
-  <w:num w:numId="3">
-    <w:abstractNumId w:val="16"/>
+  <w:num w:numId="36" w16cid:durableId="184831734">
+    <w:abstractNumId w:val="36"/>
   </w:num>
-  <w:num w:numId="4">
-    <w:abstractNumId w:val="11"/>
-  </w:num>
-  <w:num w:numId="5">
-    <w:abstractNumId w:val="19"/>
-  </w:num>
-  <w:num w:numId="6">
-    <w:abstractNumId w:val="28"/>
-  </w:num>
-  <w:num w:numId="7">
+  <w:num w:numId="37" w16cid:durableId="1811098270">
     <w:abstractNumId w:val="6"/>
   </w:num>
-  <w:num w:numId="8">
-    <w:abstractNumId w:val="25"/>
+  <w:num w:numId="38" w16cid:durableId="1396590752">
+    <w:abstractNumId w:val="27"/>
   </w:num>
-  <w:num w:numId="9">
+  <w:num w:numId="39" w16cid:durableId="520702902">
     <w:abstractNumId w:val="17"/>
   </w:num>
-  <w:num w:numId="10">
-    <w:abstractNumId w:val="1"/>
+  <w:num w:numId="40" w16cid:durableId="1969503279">
+    <w:abstractNumId w:val="37"/>
   </w:num>
-  <w:num w:numId="11">
-    <w:abstractNumId w:val="3"/>
-  </w:num>
-  <w:num w:numId="12">
-    <w:abstractNumId w:val="9"/>
-  </w:num>
-  <w:num w:numId="13">
-    <w:abstractNumId w:val="23"/>
-  </w:num>
-  <w:num w:numId="14">
-    <w:abstractNumId w:val="31"/>
-  </w:num>
-  <w:num w:numId="15">
-    <w:abstractNumId w:val="5"/>
-  </w:num>
-  <w:num w:numId="16">
-    <w:abstractNumId w:val="29"/>
-  </w:num>
-  <w:num w:numId="17">
-    <w:abstractNumId w:val="16"/>
-  </w:num>
-  <w:num w:numId="18">
-    <w:abstractNumId w:val="20"/>
-  </w:num>
-  <w:num w:numId="19">
-    <w:abstractNumId w:val="13"/>
-  </w:num>
-  <w:num w:numId="20">
-    <w:abstractNumId w:val="30"/>
-  </w:num>
-  <w:num w:numId="21">
-    <w:abstractNumId w:val="4"/>
-  </w:num>
-  <w:num w:numId="22">
-    <w:abstractNumId w:val="22"/>
-  </w:num>
-  <w:num w:numId="23">
-    <w:abstractNumId w:val="12"/>
-  </w:num>
-  <w:num w:numId="24">
-    <w:abstractNumId w:val="15"/>
-  </w:num>
-  <w:num w:numId="25">
-    <w:abstractNumId w:val="27"/>
-  </w:num>
-  <w:num w:numId="26">
-    <w:abstractNumId w:val="24"/>
-  </w:num>
-  <w:num w:numId="27">
-    <w:abstractNumId w:val="10"/>
-  </w:num>
-  <w:num w:numId="28">
+  <w:num w:numId="41" w16cid:durableId="309019986">
     <w:abstractNumId w:val="8"/>
-  </w:num>
-  <w:num w:numId="29">
-    <w:abstractNumId w:val="21"/>
-  </w:num>
-  <w:num w:numId="30">
-    <w:abstractNumId w:val="14"/>
-  </w:num>
-  <w:num w:numId="31">
-    <w:abstractNumId w:val="26"/>
-  </w:num>
-  <w:num w:numId="32">
-    <w:abstractNumId w:val="18"/>
-  </w:num>
-  <w:num w:numId="33">
-    <w:abstractNumId w:val="2"/>
   </w:num>
   <w:numIdMacAtCleanup w:val="16"/>
 </w:numbering>
 </file>
 
 <file path=word/styles.xml><?xml version="1.0" encoding="utf-8"?>
-<w:styles xmlns:mc="http://schemas.openxmlformats.org/markup-compatibility/2006" xmlns:r="http://schemas.openxmlformats.org/officeDocument/2006/relationships" xmlns:w="http://schemas.openxmlformats.org/wordprocessingml/2006/main" xmlns:w14="http://schemas.microsoft.com/office/word/2010/wordml" xmlns:w15="http://schemas.microsoft.com/office/word/2012/wordml" xmlns:w16cex="http://schemas.microsoft.com/office/word/2018/wordml/cex" xmlns:w16cid="http://schemas.microsoft.com/office/word/2016/wordml/cid" xmlns:w16="http://schemas.microsoft.com/office/word/2018/wordml" xmlns:w16sdtdh="http://schemas.microsoft.com/office/word/2020/wordml/sdtdatahash" xmlns:w16se="http://schemas.microsoft.com/office/word/2015/wordml/symex" mc:Ignorable="w14 w15 w16se w16cid w16 w16cex w16sdtdh">
+<w:styles xmlns:mc="http://schemas.openxmlformats.org/markup-compatibility/2006" xmlns:r="http://schemas.openxmlformats.org/officeDocument/2006/relationships" xmlns:w="http://schemas.openxmlformats.org/wordprocessingml/2006/main" xmlns:w14="http://schemas.microsoft.com/office/word/2010/wordml" xmlns:w15="http://schemas.microsoft.com/office/word/2012/wordml" xmlns:w16cex="http://schemas.microsoft.com/office/word/2018/wordml/cex" xmlns:w16cid="http://schemas.microsoft.com/office/word/2016/wordml/cid" xmlns:w16="http://schemas.microsoft.com/office/word/2018/wordml" xmlns:w16sdtdh="http://schemas.microsoft.com/office/word/2020/wordml/sdtdatahash" xmlns:w16sdtfl="http://schemas.microsoft.com/office/word/2024/wordml/sdtformatlock" xmlns:w16se="http://schemas.microsoft.com/office/word/2015/wordml/symex" xmlns:w16du="http://schemas.microsoft.com/office/word/2023/wordml/word16du" mc:Ignorable="w14 w15 w16se w16cid w16 w16cex w16sdtdh w16sdtfl w16du">
   <w:docDefaults>
     <w:rPrDefault>
       <w:rPr>
@@ -20204,7 +21299,7 @@
       <w14:ligatures w14:val="none"/>
     </w:rPr>
   </w:style>
-  <w:style w:type="character" w:styleId="Textoennegrita">
+  <w:style w:type="character" w:styleId="Fuerte">
     <w:name w:val="Strong"/>
     <w:basedOn w:val="Fuentedeprrafopredeter"/>
     <w:uiPriority w:val="22"/>
@@ -20572,10 +21667,6 @@
 </file>
 
 <file path=customXml/item1.xml><?xml version="1.0" encoding="utf-8"?>
-<b:Sources xmlns:b="http://schemas.openxmlformats.org/officeDocument/2006/bibliography" xmlns="http://schemas.openxmlformats.org/officeDocument/2006/bibliography" SelectedStyle="\APASixthEditionOfficeOnline.xsl" StyleName="APA" Version="6"/>
-</file>
-
-<file path=customXml/item2.xml><?xml version="1.0" encoding="utf-8"?>
 <p:properties xmlns:p="http://schemas.microsoft.com/office/2006/metadata/properties" xmlns:xsi="http://www.w3.org/2001/XMLSchema-instance" xmlns:pc="http://schemas.microsoft.com/office/infopath/2007/PartnerControls">
   <documentManagement>
     <TaxCatchAll xmlns="13c90a0b-73bc-4dc0-be5f-28d77b615beb" xsi:nil="true"/>
@@ -20586,16 +21677,11 @@
 </p:properties>
 </file>
 
-<file path=customXml/item3.xml><?xml version="1.0" encoding="utf-8"?>
-<?mso-contentType ?>
-<FormTemplates xmlns="http://schemas.microsoft.com/sharepoint/v3/contenttype/forms">
-  <Display>DocumentLibraryForm</Display>
-  <Edit>DocumentLibraryForm</Edit>
-  <New>DocumentLibraryForm</New>
-</FormTemplates>
+<file path=customXml/item2.xml><?xml version="1.0" encoding="utf-8"?>
+<b:Sources xmlns:b="http://schemas.openxmlformats.org/officeDocument/2006/bibliography" xmlns="http://schemas.openxmlformats.org/officeDocument/2006/bibliography" SelectedStyle="\APASixthEditionOfficeOnline.xsl" StyleName="APA" Version="6"/>
 </file>
 
-<file path=customXml/item4.xml><?xml version="1.0" encoding="utf-8"?>
+<file path=customXml/item3.xml><?xml version="1.0" encoding="utf-8"?>
 <ct:contentTypeSchema xmlns:ct="http://schemas.microsoft.com/office/2006/metadata/contentType" xmlns:ma="http://schemas.microsoft.com/office/2006/metadata/properties/metaAttributes" ct:_="" ma:_="" ma:contentTypeName="Documento" ma:contentTypeID="0x0101006A81D6BD42E8DF4C91013959704817E1" ma:contentTypeVersion="15" ma:contentTypeDescription="Crear nuevo documento." ma:contentTypeScope="" ma:versionID="bf4f72ffd194f0963ff564daca6869f7">
   <xsd:schema xmlns:xsd="http://www.w3.org/2001/XMLSchema" xmlns:xs="http://www.w3.org/2001/XMLSchema" xmlns:p="http://schemas.microsoft.com/office/2006/metadata/properties" xmlns:ns2="13c90a0b-73bc-4dc0-be5f-28d77b615beb" xmlns:ns3="13c93bba-48ce-428c-bfe5-88b42c19b028" targetNamespace="http://schemas.microsoft.com/office/2006/metadata/properties" ma:root="true" ma:fieldsID="8718d6f4873a5b1392a45044efa78385" ns2:_="" ns3:_="">
     <xsd:import namespace="13c90a0b-73bc-4dc0-be5f-28d77b615beb"/>
@@ -20830,15 +21916,16 @@
 </ct:contentTypeSchema>
 </file>
 
-<file path=customXml/itemProps1.xml><?xml version="1.0" encoding="utf-8"?>
-<ds:datastoreItem xmlns:ds="http://schemas.openxmlformats.org/officeDocument/2006/customXml" ds:itemID="{E8AB44A3-7C62-4BD2-82ED-8ABC209970FA}">
-  <ds:schemaRefs>
-    <ds:schemaRef ds:uri="http://schemas.openxmlformats.org/officeDocument/2006/bibliography"/>
-  </ds:schemaRefs>
-</ds:datastoreItem>
+<file path=customXml/item4.xml><?xml version="1.0" encoding="utf-8"?>
+<?mso-contentType ?>
+<FormTemplates xmlns="http://schemas.microsoft.com/sharepoint/v3/contenttype/forms">
+  <Display>DocumentLibraryForm</Display>
+  <Edit>DocumentLibraryForm</Edit>
+  <New>DocumentLibraryForm</New>
+</FormTemplates>
 </file>
 
-<file path=customXml/itemProps2.xml><?xml version="1.0" encoding="utf-8"?>
+<file path=customXml/itemProps1.xml><?xml version="1.0" encoding="utf-8"?>
 <ds:datastoreItem xmlns:ds="http://schemas.openxmlformats.org/officeDocument/2006/customXml" ds:itemID="{1145D752-ACC1-45E1-AB53-0C756F67FC7F}">
   <ds:schemaRefs>
     <ds:schemaRef ds:uri="http://schemas.microsoft.com/office/2006/metadata/properties"/>
@@ -20849,15 +21936,15 @@
 </ds:datastoreItem>
 </file>
 
-<file path=customXml/itemProps3.xml><?xml version="1.0" encoding="utf-8"?>
-<ds:datastoreItem xmlns:ds="http://schemas.openxmlformats.org/officeDocument/2006/customXml" ds:itemID="{81CBDEC1-3B00-44ED-AD36-0268077980BA}">
+<file path=customXml/itemProps2.xml><?xml version="1.0" encoding="utf-8"?>
+<ds:datastoreItem xmlns:ds="http://schemas.openxmlformats.org/officeDocument/2006/customXml" ds:itemID="{E8AB44A3-7C62-4BD2-82ED-8ABC209970FA}">
   <ds:schemaRefs>
-    <ds:schemaRef ds:uri="http://schemas.microsoft.com/sharepoint/v3/contenttype/forms"/>
+    <ds:schemaRef ds:uri="http://schemas.openxmlformats.org/officeDocument/2006/bibliography"/>
   </ds:schemaRefs>
 </ds:datastoreItem>
 </file>
 
-<file path=customXml/itemProps4.xml><?xml version="1.0" encoding="utf-8"?>
+<file path=customXml/itemProps3.xml><?xml version="1.0" encoding="utf-8"?>
 <ds:datastoreItem xmlns:ds="http://schemas.openxmlformats.org/officeDocument/2006/customXml" ds:itemID="{DFF975EB-10CD-4A6A-86C0-912DA9FCCA64}">
   <ds:schemaRefs>
     <ds:schemaRef ds:uri="http://schemas.microsoft.com/office/2006/metadata/contentType"/>
@@ -20874,4 +21961,12 @@
     <ds:schemaRef ds:uri="http://schemas.microsoft.com/internal/obd"/>
   </ds:schemaRefs>
 </ds:datastoreItem>
+</file>
+
+<file path=customXml/itemProps4.xml><?xml version="1.0" encoding="utf-8"?>
+<ds:datastoreItem xmlns:ds="http://schemas.openxmlformats.org/officeDocument/2006/customXml" ds:itemID="{81CBDEC1-3B00-44ED-AD36-0268077980BA}">
+  <ds:schemaRefs>
+    <ds:schemaRef ds:uri="http://schemas.microsoft.com/sharepoint/v3/contenttype/forms"/>
+  </ds:schemaRefs>
+</ds:datastoreItem>
 </file>
--- a/fuentes/633400_CF03_CFA.docx
+++ b/fuentes/633400_CF03_CFA.docx
@@ -886,7 +886,7 @@
                 <w:noProof/>
                 <w:webHidden/>
               </w:rPr>
-              <w:t>8</w:t>
+              <w:t>9</w:t>
             </w:r>
             <w:r>
               <w:rPr>
@@ -1062,7 +1062,7 @@
                 <w:noProof/>
                 <w:webHidden/>
               </w:rPr>
-              <w:t>13</w:t>
+              <w:t>14</w:t>
             </w:r>
             <w:r>
               <w:rPr>
@@ -1150,7 +1150,7 @@
                 <w:noProof/>
                 <w:webHidden/>
               </w:rPr>
-              <w:t>15</w:t>
+              <w:t>16</w:t>
             </w:r>
             <w:r>
               <w:rPr>
@@ -1238,7 +1238,7 @@
                 <w:noProof/>
                 <w:webHidden/>
               </w:rPr>
-              <w:t>18</w:t>
+              <w:t>19</w:t>
             </w:r>
             <w:r>
               <w:rPr>
@@ -1326,7 +1326,7 @@
                 <w:noProof/>
                 <w:webHidden/>
               </w:rPr>
-              <w:t>19</w:t>
+              <w:t>20</w:t>
             </w:r>
             <w:r>
               <w:rPr>
@@ -1414,7 +1414,7 @@
                 <w:noProof/>
                 <w:webHidden/>
               </w:rPr>
-              <w:t>22</w:t>
+              <w:t>23</w:t>
             </w:r>
             <w:r>
               <w:rPr>
@@ -1502,7 +1502,7 @@
                 <w:noProof/>
                 <w:webHidden/>
               </w:rPr>
-              <w:t>22</w:t>
+              <w:t>23</w:t>
             </w:r>
             <w:r>
               <w:rPr>
@@ -1590,7 +1590,7 @@
                 <w:noProof/>
                 <w:webHidden/>
               </w:rPr>
-              <w:t>24</w:t>
+              <w:t>25</w:t>
             </w:r>
             <w:r>
               <w:rPr>
@@ -1678,7 +1678,7 @@
                 <w:noProof/>
                 <w:webHidden/>
               </w:rPr>
-              <w:t>27</w:t>
+              <w:t>28</w:t>
             </w:r>
             <w:r>
               <w:rPr>
@@ -1766,7 +1766,7 @@
                 <w:noProof/>
                 <w:webHidden/>
               </w:rPr>
-              <w:t>28</w:t>
+              <w:t>29</w:t>
             </w:r>
             <w:r>
               <w:rPr>
@@ -1854,7 +1854,7 @@
                 <w:noProof/>
                 <w:webHidden/>
               </w:rPr>
-              <w:t>31</w:t>
+              <w:t>32</w:t>
             </w:r>
             <w:r>
               <w:rPr>
@@ -1942,7 +1942,7 @@
                 <w:noProof/>
                 <w:webHidden/>
               </w:rPr>
-              <w:t>31</w:t>
+              <w:t>32</w:t>
             </w:r>
             <w:r>
               <w:rPr>
@@ -2030,7 +2030,7 @@
                 <w:noProof/>
                 <w:webHidden/>
               </w:rPr>
-              <w:t>32</w:t>
+              <w:t>33</w:t>
             </w:r>
             <w:r>
               <w:rPr>
@@ -2118,7 +2118,7 @@
                 <w:noProof/>
                 <w:webHidden/>
               </w:rPr>
-              <w:t>33</w:t>
+              <w:t>34</w:t>
             </w:r>
             <w:r>
               <w:rPr>
@@ -2206,7 +2206,7 @@
                 <w:noProof/>
                 <w:webHidden/>
               </w:rPr>
-              <w:t>35</w:t>
+              <w:t>36</w:t>
             </w:r>
             <w:r>
               <w:rPr>
@@ -2294,7 +2294,7 @@
                 <w:noProof/>
                 <w:webHidden/>
               </w:rPr>
-              <w:t>37</w:t>
+              <w:t>38</w:t>
             </w:r>
             <w:r>
               <w:rPr>
@@ -2382,7 +2382,7 @@
                 <w:noProof/>
                 <w:webHidden/>
               </w:rPr>
-              <w:t>39</w:t>
+              <w:t>41</w:t>
             </w:r>
             <w:r>
               <w:rPr>
@@ -2470,7 +2470,7 @@
                 <w:noProof/>
                 <w:webHidden/>
               </w:rPr>
-              <w:t>42</w:t>
+              <w:t>43</w:t>
             </w:r>
             <w:r>
               <w:rPr>
@@ -2558,7 +2558,7 @@
                 <w:noProof/>
                 <w:webHidden/>
               </w:rPr>
-              <w:t>42</w:t>
+              <w:t>43</w:t>
             </w:r>
             <w:r>
               <w:rPr>
@@ -2646,7 +2646,7 @@
                 <w:noProof/>
                 <w:webHidden/>
               </w:rPr>
-              <w:t>43</w:t>
+              <w:t>44</w:t>
             </w:r>
             <w:r>
               <w:rPr>
@@ -2734,7 +2734,7 @@
                 <w:noProof/>
                 <w:webHidden/>
               </w:rPr>
-              <w:t>44</w:t>
+              <w:t>45</w:t>
             </w:r>
             <w:r>
               <w:rPr>
@@ -2822,7 +2822,7 @@
                 <w:noProof/>
                 <w:webHidden/>
               </w:rPr>
-              <w:t>47</w:t>
+              <w:t>48</w:t>
             </w:r>
             <w:r>
               <w:rPr>
@@ -2910,7 +2910,7 @@
                 <w:noProof/>
                 <w:webHidden/>
               </w:rPr>
-              <w:t>47</w:t>
+              <w:t>48</w:t>
             </w:r>
             <w:r>
               <w:rPr>
@@ -2998,7 +2998,7 @@
                 <w:noProof/>
                 <w:webHidden/>
               </w:rPr>
-              <w:t>47</w:t>
+              <w:t>48</w:t>
             </w:r>
             <w:r>
               <w:rPr>
@@ -3086,7 +3086,7 @@
                 <w:noProof/>
                 <w:webHidden/>
               </w:rPr>
-              <w:t>48</w:t>
+              <w:t>49</w:t>
             </w:r>
             <w:r>
               <w:rPr>
@@ -3174,7 +3174,7 @@
                 <w:noProof/>
                 <w:webHidden/>
               </w:rPr>
-              <w:t>50</w:t>
+              <w:t>51</w:t>
             </w:r>
             <w:r>
               <w:rPr>
@@ -3262,7 +3262,7 @@
                 <w:noProof/>
                 <w:webHidden/>
               </w:rPr>
-              <w:t>50</w:t>
+              <w:t>51</w:t>
             </w:r>
             <w:r>
               <w:rPr>
@@ -3350,7 +3350,7 @@
                 <w:noProof/>
                 <w:webHidden/>
               </w:rPr>
-              <w:t>51</w:t>
+              <w:t>52</w:t>
             </w:r>
             <w:r>
               <w:rPr>
@@ -3438,7 +3438,7 @@
                 <w:noProof/>
                 <w:webHidden/>
               </w:rPr>
-              <w:t>52</w:t>
+              <w:t>53</w:t>
             </w:r>
             <w:r>
               <w:rPr>
@@ -3508,7 +3508,7 @@
                 <w:noProof/>
                 <w:webHidden/>
               </w:rPr>
-              <w:t>55</w:t>
+              <w:t>56</w:t>
             </w:r>
             <w:r>
               <w:rPr>
@@ -3578,7 +3578,7 @@
                 <w:noProof/>
                 <w:webHidden/>
               </w:rPr>
-              <w:t>57</w:t>
+              <w:t>58</w:t>
             </w:r>
             <w:r>
               <w:rPr>
@@ -3648,7 +3648,7 @@
                 <w:noProof/>
                 <w:webHidden/>
               </w:rPr>
-              <w:t>60</w:t>
+              <w:t>61</w:t>
             </w:r>
             <w:r>
               <w:rPr>
@@ -3710,7 +3710,7 @@
                 <w:noProof/>
                 <w:webHidden/>
               </w:rPr>
-              <w:t>62</w:t>
+              <w:t>63</w:t>
             </w:r>
             <w:r>
               <w:rPr>
@@ -3929,29 +3929,31 @@
     <w:tbl>
       <w:tblPr>
         <w:tblStyle w:val="SENA1"/>
-        <w:tblW w:w="0" w:type="auto"/>
-        <w:tblLayout w:type="fixed"/>
+        <w:tblW w:w="5000" w:type="pct"/>
         <w:tblLook w:val="04A0" w:firstRow="1" w:lastRow="0" w:firstColumn="1" w:lastColumn="0" w:noHBand="0" w:noVBand="1"/>
       </w:tblPr>
       <w:tblGrid>
-        <w:gridCol w:w="2383"/>
-        <w:gridCol w:w="2527"/>
-        <w:gridCol w:w="2526"/>
-        <w:gridCol w:w="2526"/>
+        <w:gridCol w:w="1993"/>
+        <w:gridCol w:w="2560"/>
+        <w:gridCol w:w="2847"/>
+        <w:gridCol w:w="2562"/>
       </w:tblGrid>
       <w:tr>
         <w:trPr>
           <w:cnfStyle w:val="100000000000" w:firstRow="1" w:lastRow="0" w:firstColumn="0" w:lastColumn="0" w:oddVBand="0" w:evenVBand="0" w:oddHBand="0" w:evenHBand="0" w:firstRowFirstColumn="0" w:firstRowLastColumn="0" w:lastRowFirstColumn="0" w:lastRowLastColumn="0"/>
-          <w:cantSplit/>
+          <w:trHeight w:val="891"/>
           <w:tblHeader/>
         </w:trPr>
         <w:tc>
           <w:tcPr>
-            <w:tcW w:w="2383" w:type="dxa"/>
+            <w:tcW w:w="1000" w:type="pct"/>
           </w:tcPr>
           <w:p>
             <w:pPr>
               <w:pStyle w:val="TextoTablas"/>
+              <w:rPr>
+                <w:rFonts w:eastAsiaTheme="minorHAnsi"/>
+              </w:rPr>
             </w:pPr>
             <w:r>
               <w:t>Norma</w:t>
@@ -3960,11 +3962,14 @@
         </w:tc>
         <w:tc>
           <w:tcPr>
-            <w:tcW w:w="2527" w:type="dxa"/>
+            <w:tcW w:w="1285" w:type="pct"/>
           </w:tcPr>
           <w:p>
             <w:pPr>
               <w:pStyle w:val="TextoTablas"/>
+              <w:rPr>
+                <w:rFonts w:eastAsiaTheme="minorHAnsi"/>
+              </w:rPr>
             </w:pPr>
             <w:r>
               <w:t>Nombre</w:t>
@@ -3973,11 +3978,14 @@
         </w:tc>
         <w:tc>
           <w:tcPr>
-            <w:tcW w:w="2526" w:type="dxa"/>
+            <w:tcW w:w="1429" w:type="pct"/>
           </w:tcPr>
           <w:p>
             <w:pPr>
               <w:pStyle w:val="TextoTablas"/>
+              <w:rPr>
+                <w:rFonts w:eastAsiaTheme="minorHAnsi"/>
+              </w:rPr>
             </w:pPr>
             <w:r>
               <w:t>Aspectos relevantes</w:t>
@@ -3986,11 +3994,14 @@
         </w:tc>
         <w:tc>
           <w:tcPr>
-            <w:tcW w:w="2526" w:type="dxa"/>
+            <w:tcW w:w="1286" w:type="pct"/>
           </w:tcPr>
           <w:p>
             <w:pPr>
               <w:pStyle w:val="TextoTablas"/>
+              <w:rPr>
+                <w:rFonts w:eastAsiaTheme="minorHAnsi"/>
+              </w:rPr>
             </w:pPr>
             <w:r>
               <w:t>Relación con el usuario turístico</w:t>
@@ -4001,10 +4012,11 @@
       <w:tr>
         <w:trPr>
           <w:cnfStyle w:val="000000100000" w:firstRow="0" w:lastRow="0" w:firstColumn="0" w:lastColumn="0" w:oddVBand="0" w:evenVBand="0" w:oddHBand="1" w:evenHBand="0" w:firstRowFirstColumn="0" w:firstRowLastColumn="0" w:lastRowFirstColumn="0" w:lastRowLastColumn="0"/>
+          <w:trHeight w:val="1481"/>
         </w:trPr>
         <w:tc>
           <w:tcPr>
-            <w:tcW w:w="2383" w:type="dxa"/>
+            <w:tcW w:w="1000" w:type="pct"/>
           </w:tcPr>
           <w:p>
             <w:pPr>
@@ -4017,94 +4029,124 @@
         </w:tc>
         <w:tc>
           <w:tcPr>
-            <w:tcW w:w="2527" w:type="dxa"/>
+            <w:tcW w:w="1285" w:type="pct"/>
+          </w:tcPr>
+          <w:p>
+            <w:pPr>
+              <w:spacing w:line="276" w:lineRule="auto"/>
+              <w:ind w:firstLine="0"/>
+              <w:rPr>
+                <w:sz w:val="24"/>
+                <w:lang w:val="es-419"/>
+              </w:rPr>
+            </w:pPr>
+            <w:r>
+              <w:rPr>
+                <w:sz w:val="24"/>
+                <w:lang w:val="es-419"/>
+              </w:rPr>
+              <w:t>Ley General de Turismo.</w:t>
+            </w:r>
+          </w:p>
+        </w:tc>
+        <w:tc>
+          <w:tcPr>
+            <w:tcW w:w="1429" w:type="pct"/>
+          </w:tcPr>
+          <w:p>
+            <w:pPr>
+              <w:spacing w:line="276" w:lineRule="auto"/>
+              <w:ind w:firstLine="0"/>
+              <w:rPr>
+                <w:sz w:val="24"/>
+                <w:lang w:val="es-419"/>
+              </w:rPr>
+            </w:pPr>
+            <w:r>
+              <w:rPr>
+                <w:sz w:val="24"/>
+                <w:lang w:val="es-419"/>
+              </w:rPr>
+              <w:t>Establece las bases para la organización, regulación y desarrollo de la actividad turística en Colombia.</w:t>
+            </w:r>
+          </w:p>
+        </w:tc>
+        <w:tc>
+          <w:tcPr>
+            <w:tcW w:w="1286" w:type="pct"/>
+          </w:tcPr>
+          <w:p>
+            <w:pPr>
+              <w:spacing w:line="276" w:lineRule="auto"/>
+              <w:ind w:firstLine="0"/>
+              <w:rPr>
+                <w:sz w:val="24"/>
+                <w:lang w:val="es-419"/>
+              </w:rPr>
+            </w:pPr>
+            <w:r>
+              <w:rPr>
+                <w:sz w:val="24"/>
+                <w:lang w:val="es-419"/>
+              </w:rPr>
+              <w:t>Define obligaciones de los prestadores y disposiciones para la protección de los usuarios turísticos.</w:t>
+            </w:r>
+          </w:p>
+        </w:tc>
+      </w:tr>
+      <w:tr>
+        <w:trPr>
+          <w:trHeight w:val="1402"/>
+        </w:trPr>
+        <w:tc>
+          <w:tcPr>
+            <w:tcW w:w="1000" w:type="pct"/>
           </w:tcPr>
           <w:p>
             <w:pPr>
               <w:pStyle w:val="TextoTablas"/>
             </w:pPr>
             <w:r>
-              <w:t>Ley General de Turismo</w:t>
+              <w:t>Ley 1101 de 2006</w:t>
             </w:r>
           </w:p>
         </w:tc>
         <w:tc>
           <w:tcPr>
-            <w:tcW w:w="2526" w:type="dxa"/>
+            <w:tcW w:w="1285" w:type="pct"/>
           </w:tcPr>
           <w:p>
             <w:pPr>
               <w:pStyle w:val="TextoTablas"/>
             </w:pPr>
             <w:r>
-              <w:t>Regula la actividad turística en Colombia y establece principios para su desarrollo.</w:t>
+              <w:t>Modificación de la Ley General de Turismo.</w:t>
             </w:r>
           </w:p>
         </w:tc>
         <w:tc>
           <w:tcPr>
-            <w:tcW w:w="2526" w:type="dxa"/>
+            <w:tcW w:w="1429" w:type="pct"/>
           </w:tcPr>
           <w:p>
             <w:pPr>
               <w:pStyle w:val="TextoTablas"/>
             </w:pPr>
             <w:r>
-              <w:t>Define derechos y deberes de los actores del sector, incluyendo la protección al usuario.</w:t>
+              <w:t>Fortalece los mecanismos de financiación, promoción y formalización del sector turístico.</w:t>
             </w:r>
           </w:p>
         </w:tc>
-      </w:tr>
-      <w:tr>
         <w:tc>
           <w:tcPr>
-            <w:tcW w:w="2383" w:type="dxa"/>
+            <w:tcW w:w="1286" w:type="pct"/>
           </w:tcPr>
           <w:p>
             <w:pPr>
               <w:pStyle w:val="TextoTablas"/>
             </w:pPr>
             <w:r>
-              <w:t>Ley 1101 de 2006</w:t>
-            </w:r>
-          </w:p>
-        </w:tc>
-        <w:tc>
-          <w:tcPr>
-            <w:tcW w:w="2527" w:type="dxa"/>
-          </w:tcPr>
-          <w:p>
-            <w:pPr>
-              <w:pStyle w:val="TextoTablas"/>
-            </w:pPr>
-            <w:r>
-              <w:t>Modificación de la Ley General de Turismo</w:t>
-            </w:r>
-          </w:p>
-        </w:tc>
-        <w:tc>
-          <w:tcPr>
-            <w:tcW w:w="2526" w:type="dxa"/>
-          </w:tcPr>
-          <w:p>
-            <w:pPr>
-              <w:pStyle w:val="TextoTablas"/>
-            </w:pPr>
-            <w:r>
-              <w:t>Fortalece el financiamiento y promoción del turismo.</w:t>
-            </w:r>
-          </w:p>
-        </w:tc>
-        <w:tc>
-          <w:tcPr>
-            <w:tcW w:w="2526" w:type="dxa"/>
-          </w:tcPr>
-          <w:p>
-            <w:pPr>
-              <w:pStyle w:val="TextoTablas"/>
-            </w:pPr>
-            <w:r>
-              <w:t>Mejora la calidad del servicio turístico, beneficiando al usuario final.</w:t>
+              <w:t>Contribuye al desarrollo de una oferta turística formal y al fortalecimiento de los servicios.</w:t>
             </w:r>
           </w:p>
         </w:tc>
@@ -4112,64 +4154,72 @@
       <w:tr>
         <w:trPr>
           <w:cnfStyle w:val="000000100000" w:firstRow="0" w:lastRow="0" w:firstColumn="0" w:lastColumn="0" w:oddVBand="0" w:evenVBand="0" w:oddHBand="1" w:evenHBand="0" w:firstRowFirstColumn="0" w:firstRowLastColumn="0" w:lastRowFirstColumn="0" w:lastRowLastColumn="0"/>
+          <w:trHeight w:val="1183"/>
         </w:trPr>
         <w:tc>
           <w:tcPr>
-            <w:tcW w:w="2383" w:type="dxa"/>
+            <w:tcW w:w="1000" w:type="pct"/>
           </w:tcPr>
           <w:p>
             <w:pPr>
               <w:pStyle w:val="TextoTablas"/>
             </w:pPr>
             <w:r>
-              <w:t>Ley 1558 de 2012</w:t>
+              <w:t>Ley 1480 de 2011</w:t>
             </w:r>
           </w:p>
         </w:tc>
         <w:tc>
           <w:tcPr>
-            <w:tcW w:w="2527" w:type="dxa"/>
+            <w:tcW w:w="1285" w:type="pct"/>
           </w:tcPr>
           <w:p>
             <w:pPr>
               <w:pStyle w:val="TextoTablas"/>
             </w:pPr>
             <w:r>
-              <w:t>Reforma a la Ley de Turismo</w:t>
+              <w:t>Estatuto del Consumidor.</w:t>
             </w:r>
           </w:p>
         </w:tc>
         <w:tc>
           <w:tcPr>
-            <w:tcW w:w="2526" w:type="dxa"/>
+            <w:tcW w:w="1429" w:type="pct"/>
           </w:tcPr>
           <w:p>
             <w:pPr>
               <w:pStyle w:val="TextoTablas"/>
             </w:pPr>
             <w:r>
-              <w:t>Impulsa la competitividad, sostenibilidad y calidad del turismo.</w:t>
+              <w:t>Establece disposiciones sobre calidad, información, publicidad, garantías y protección de los consumidores.</w:t>
             </w:r>
           </w:p>
         </w:tc>
         <w:tc>
           <w:tcPr>
-            <w:tcW w:w="2526" w:type="dxa"/>
+            <w:tcW w:w="1286" w:type="pct"/>
           </w:tcPr>
           <w:p>
             <w:pPr>
               <w:pStyle w:val="TextoTablas"/>
             </w:pPr>
             <w:r>
-              <w:t>Garantiza mejores condiciones de servicio, seguridad y formalidad para el usuario.</w:t>
+              <w:t xml:space="preserve">Protege al usuario frente a información engañosa, incumplimientos y prácticas comerciales </w:t>
+            </w:r>
+            <w:r>
+              <w:lastRenderedPageBreak/>
+              <w:t>que vulneren sus derechos.</w:t>
             </w:r>
           </w:p>
         </w:tc>
       </w:tr>
       <w:tr>
+        <w:trPr>
+          <w:trHeight w:val="1217"/>
+        </w:trPr>
         <w:tc>
           <w:tcPr>
-            <w:tcW w:w="2383" w:type="dxa"/>
+            <w:tcW w:w="1000" w:type="pct"/>
           </w:tcPr>
           <w:p>
             <w:pPr>
@@ -4177,46 +4227,46 @@
             </w:pPr>
             <w:r>
               <w:lastRenderedPageBreak/>
-              <w:t>Ley 1480 de 2011</w:t>
+              <w:t>Ley 1558 de 2012</w:t>
             </w:r>
           </w:p>
         </w:tc>
         <w:tc>
           <w:tcPr>
-            <w:tcW w:w="2527" w:type="dxa"/>
+            <w:tcW w:w="1285" w:type="pct"/>
           </w:tcPr>
           <w:p>
             <w:pPr>
               <w:pStyle w:val="TextoTablas"/>
             </w:pPr>
             <w:r>
-              <w:t>Estatuto del Consumidor</w:t>
+              <w:t>Modificación de la Ley General de Turismo.</w:t>
             </w:r>
           </w:p>
         </w:tc>
         <w:tc>
           <w:tcPr>
-            <w:tcW w:w="2526" w:type="dxa"/>
+            <w:tcW w:w="1429" w:type="pct"/>
           </w:tcPr>
           <w:p>
             <w:pPr>
               <w:pStyle w:val="TextoTablas"/>
             </w:pPr>
             <w:r>
-              <w:t>Regula la protección de los consumidores en Colombia.</w:t>
+              <w:t>Promueve la competitividad, sostenibilidad, calidad y formalización de los servicios turísticos.</w:t>
             </w:r>
           </w:p>
         </w:tc>
         <w:tc>
           <w:tcPr>
-            <w:tcW w:w="2526" w:type="dxa"/>
+            <w:tcW w:w="1286" w:type="pct"/>
           </w:tcPr>
           <w:p>
             <w:pPr>
               <w:pStyle w:val="TextoTablas"/>
             </w:pPr>
             <w:r>
-              <w:t>Establece derechos como información veraz, calidad del servicio y protección frente a publicidad engañosa.</w:t>
+              <w:t>Fortalece las condiciones de prestación de los servicios y los mecanismos de protección del usuario turístico.</w:t>
             </w:r>
           </w:p>
         </w:tc>
@@ -4224,110 +4274,114 @@
       <w:tr>
         <w:trPr>
           <w:cnfStyle w:val="000000100000" w:firstRow="0" w:lastRow="0" w:firstColumn="0" w:lastColumn="0" w:oddVBand="0" w:evenVBand="0" w:oddHBand="1" w:evenHBand="0" w:firstRowFirstColumn="0" w:firstRowLastColumn="0" w:lastRowFirstColumn="0" w:lastRowLastColumn="0"/>
+          <w:trHeight w:val="1676"/>
         </w:trPr>
         <w:tc>
           <w:tcPr>
-            <w:tcW w:w="2383" w:type="dxa"/>
+            <w:tcW w:w="1000" w:type="pct"/>
           </w:tcPr>
           <w:p>
             <w:pPr>
               <w:pStyle w:val="TextoTablas"/>
             </w:pPr>
             <w:r>
-              <w:t>Decreto 1074 de 2015</w:t>
+              <w:t>Ley 1581 de 2012</w:t>
             </w:r>
           </w:p>
         </w:tc>
         <w:tc>
           <w:tcPr>
-            <w:tcW w:w="2527" w:type="dxa"/>
+            <w:tcW w:w="1285" w:type="pct"/>
           </w:tcPr>
           <w:p>
             <w:pPr>
               <w:pStyle w:val="TextoTablas"/>
             </w:pPr>
             <w:r>
-              <w:t>Decreto Único Reglamentario del Sector Comercio, Industria y Turismo</w:t>
+              <w:t>Ley de protección de datos personales.</w:t>
             </w:r>
           </w:p>
         </w:tc>
         <w:tc>
           <w:tcPr>
-            <w:tcW w:w="2526" w:type="dxa"/>
+            <w:tcW w:w="1429" w:type="pct"/>
           </w:tcPr>
           <w:p>
             <w:pPr>
               <w:pStyle w:val="TextoTablas"/>
             </w:pPr>
             <w:r>
-              <w:t>Compila la normativa del sector comercio y turismo.</w:t>
+              <w:t>Establece principios y obligaciones para la recolección, almacenamiento, uso y tratamiento de datos personales.</w:t>
             </w:r>
           </w:p>
         </w:tc>
         <w:tc>
           <w:tcPr>
-            <w:tcW w:w="2526" w:type="dxa"/>
+            <w:tcW w:w="1286" w:type="pct"/>
           </w:tcPr>
           <w:p>
             <w:pPr>
               <w:pStyle w:val="TextoTablas"/>
             </w:pPr>
             <w:r>
-              <w:t>Regula aspectos operativos que impactan la prestación del servicio al usuario.</w:t>
+              <w:t>Protege la información personal de los huéspedes durante los procesos de reservas, registro y prestación del servicio.</w:t>
             </w:r>
           </w:p>
         </w:tc>
       </w:tr>
       <w:tr>
+        <w:trPr>
+          <w:trHeight w:val="1676"/>
+        </w:trPr>
         <w:tc>
           <w:tcPr>
-            <w:tcW w:w="2383" w:type="dxa"/>
+            <w:tcW w:w="1000" w:type="pct"/>
           </w:tcPr>
           <w:p>
             <w:pPr>
               <w:pStyle w:val="TextoTablas"/>
             </w:pPr>
             <w:r>
-              <w:t>NTS (Normas Técnicas Sectoriales)</w:t>
+              <w:t>Decreto 1074 de 2015</w:t>
             </w:r>
           </w:p>
         </w:tc>
         <w:tc>
           <w:tcPr>
-            <w:tcW w:w="2527" w:type="dxa"/>
+            <w:tcW w:w="1285" w:type="pct"/>
           </w:tcPr>
           <w:p>
             <w:pPr>
               <w:pStyle w:val="TextoTablas"/>
             </w:pPr>
             <w:r>
-              <w:t>Normas de calidad turística</w:t>
+              <w:t>Decreto Único Reglamentario del Sector Comercio, Industria y Turismo.</w:t>
             </w:r>
           </w:p>
         </w:tc>
         <w:tc>
           <w:tcPr>
-            <w:tcW w:w="2526" w:type="dxa"/>
+            <w:tcW w:w="1429" w:type="pct"/>
           </w:tcPr>
           <w:p>
             <w:pPr>
               <w:pStyle w:val="TextoTablas"/>
             </w:pPr>
             <w:r>
-              <w:t>Establecen estándares de calidad para prestadores turísticos.</w:t>
+              <w:t>Compila disposiciones reglamentarias relacionadas con la actividad turística, los prestadores de servicios y la protección del consumidor.</w:t>
             </w:r>
           </w:p>
         </w:tc>
         <w:tc>
           <w:tcPr>
-            <w:tcW w:w="2526" w:type="dxa"/>
+            <w:tcW w:w="1286" w:type="pct"/>
           </w:tcPr>
           <w:p>
             <w:pPr>
               <w:pStyle w:val="TextoTablas"/>
             </w:pPr>
             <w:r>
-              <w:t>Garantizan condiciones de calidad, seguridad y servicio para el usuario.</w:t>
+              <w:t>Establece condiciones reglamentarias aplicables a la comercialización y prestación de servicios turísticos.</w:t>
             </w:r>
           </w:p>
         </w:tc>
@@ -4335,56 +4389,57 @@
       <w:tr>
         <w:trPr>
           <w:cnfStyle w:val="000000100000" w:firstRow="0" w:lastRow="0" w:firstColumn="0" w:lastColumn="0" w:oddVBand="0" w:evenVBand="0" w:oddHBand="1" w:evenHBand="0" w:firstRowFirstColumn="0" w:firstRowLastColumn="0" w:lastRowFirstColumn="0" w:lastRowLastColumn="0"/>
+          <w:trHeight w:val="1676"/>
         </w:trPr>
         <w:tc>
           <w:tcPr>
-            <w:tcW w:w="2383" w:type="dxa"/>
+            <w:tcW w:w="1000" w:type="pct"/>
           </w:tcPr>
           <w:p>
             <w:pPr>
               <w:pStyle w:val="TextoTablas"/>
             </w:pPr>
             <w:r>
-              <w:t>Registro Nacional de Turismo (RNT)</w:t>
+              <w:t>Ley 2068 de 2020</w:t>
             </w:r>
           </w:p>
         </w:tc>
         <w:tc>
           <w:tcPr>
-            <w:tcW w:w="2527" w:type="dxa"/>
+            <w:tcW w:w="1285" w:type="pct"/>
           </w:tcPr>
           <w:p>
             <w:pPr>
               <w:pStyle w:val="TextoTablas"/>
             </w:pPr>
             <w:r>
-              <w:t>Requisito obligatorio para prestadores</w:t>
+              <w:t>Modificación de la Ley General de Turismo.</w:t>
             </w:r>
           </w:p>
         </w:tc>
         <w:tc>
           <w:tcPr>
-            <w:tcW w:w="2526" w:type="dxa"/>
+            <w:tcW w:w="1429" w:type="pct"/>
           </w:tcPr>
           <w:p>
             <w:pPr>
               <w:pStyle w:val="TextoTablas"/>
             </w:pPr>
             <w:r>
-              <w:t>Obliga a los prestadores a estar registrados formalmente.</w:t>
+              <w:t>Actualiza disposiciones sobre sostenibilidad, competitividad, formalización y prestación de servicios turísticos.</w:t>
             </w:r>
           </w:p>
         </w:tc>
         <w:tc>
           <w:tcPr>
-            <w:tcW w:w="2526" w:type="dxa"/>
+            <w:tcW w:w="1286" w:type="pct"/>
           </w:tcPr>
           <w:p>
             <w:pPr>
               <w:pStyle w:val="TextoTablas"/>
             </w:pPr>
             <w:r>
-              <w:t>Protege al usuario al asegurar que el servicio proviene de empresas legalmente constituidas.</w:t>
+              <w:t>Fortalece las obligaciones de los prestadores y establece medidas relacionadas con la seguridad y protección de los usuarios.</w:t>
             </w:r>
           </w:p>
         </w:tc>
@@ -4420,6 +4475,7 @@
         </w:rPr>
       </w:pPr>
       <w:r>
+        <w:lastRenderedPageBreak/>
         <w:t>Asimismo, para profundizar su conocimiento sobre los tipos de turismo</w:t>
       </w:r>
       <w:r>
@@ -4449,25 +4505,22 @@
     </w:p>
     <w:p>
       <w:r>
-        <w:t xml:space="preserve">Los usuarios de servicios turísticos presentan características particulares que influyen en su comportamiento y en la forma en que interactúan con la oferta del </w:t>
-      </w:r>
+        <w:t>Los usuarios de servicios turísticos presentan características particulares que influyen en su comportamiento y en la forma en que interactúan con la oferta del sector. En términos generales, una gran parte de los viajeros proviene de entornos urbanos y busca, durante sus periodos de descanso, alejarse de la rutina cotidiana. Este desplazamiento responde a diversas motivaciones, entre las que se destacan el interés cultural, el cuidado de la salud, el deseo de cambio, las compras, el descanso, la práctica de actividades recreativas o deportivas y la búsqueda de experiencias significativas.</w:t>
+      </w:r>
+    </w:p>
+    <w:p>
+      <w:r>
+        <w:t>Durante el viaje, el usuario suele experimentar una modificación en su conducta habitual, sin que ello implique un cambio en su personalidad. La experiencia turística despierta la curiosidad, incrementa la sensibilidad y amplía la disposición para interactuar con nuevos entornos, culturas y formas de vida. Esta apertura favorece una mayor receptividad frente a las experiencias ofrecidas, lo que incide directamente en la percepción del servicio.</w:t>
+      </w:r>
+    </w:p>
+    <w:p>
+      <w:r>
+        <w:t>En este contexto, la diversidad de motivaciones y expectativas hace necesario que la oferta turística sea flexible y variada. La promoción de los servicios resulta más efectiva cuando presenta alternativas que responden a diferentes intereses dentro de una misma experiencia de viaje, permitiendo al usuario elegir opciones acordes con sus preferencias y necesidades.</w:t>
+      </w:r>
+    </w:p>
+    <w:p>
       <w:r>
         <w:lastRenderedPageBreak/>
-        <w:t>sector. En términos generales, una gran parte de los viajeros proviene de entornos urbanos y busca, durante sus periodos de descanso, alejarse de la rutina cotidiana. Este desplazamiento responde a diversas motivaciones, entre las que se destacan el interés cultural, el cuidado de la salud, el deseo de cambio, las compras, el descanso, la práctica de actividades recreativas o deportivas y la búsqueda de experiencias significativas.</w:t>
-      </w:r>
-    </w:p>
-    <w:p>
-      <w:r>
-        <w:t>Durante el viaje, el usuario suele experimentar una modificación en su conducta habitual, sin que ello implique un cambio en su personalidad. La experiencia turística despierta la curiosidad, incrementa la sensibilidad y amplía la disposición para interactuar con nuevos entornos, culturas y formas de vida. Esta apertura favorece una mayor receptividad frente a las experiencias ofrecidas, lo que incide directamente en la percepción del servicio.</w:t>
-      </w:r>
-    </w:p>
-    <w:p>
-      <w:r>
-        <w:t>En este contexto, la diversidad de motivaciones y expectativas hace necesario que la oferta turística sea flexible y variada. La promoción de los servicios resulta más efectiva cuando presenta alternativas que responden a diferentes intereses dentro de una misma experiencia de viaje, permitiendo al usuario elegir opciones acordes con sus preferencias y necesidades.</w:t>
-      </w:r>
-    </w:p>
-    <w:p>
-      <w:r>
         <w:t>Las características habituales de los usuarios turísticos más comunes son:</w:t>
       </w:r>
     </w:p>
@@ -4501,7 +4554,6 @@
           <w:b/>
           <w:bCs/>
         </w:rPr>
-        <w:lastRenderedPageBreak/>
         <w:t>Alta expectativa</w:t>
       </w:r>
       <w:r>
@@ -4573,16 +4625,16 @@
     </w:p>
     <w:p>
       <w:r>
-        <w:t>Carlos es un profesional que vive en Medellín y trabaja bajo una rutina estricta: se levanta temprano, sigue horarios definidos, consume alimentos rápidos y limita su interacción social al entorno laboral. Durante sus vacaciones decide viajar a un destino rural en el Eje Cafetero.</w:t>
-      </w:r>
-    </w:p>
-    <w:p>
-      <w:r>
-        <w:t xml:space="preserve">Una vez en el destino, su comportamiento habitual comienza a cambiar. Se levanta más temprano, no por obligación laboral, sino para disfrutar del paisaje y participar en actividades como caminatas ecológicas. Modifica sus hábitos alimenticios al consumir productos locales y preparaciones tradicionales que no forman parte de su </w:t>
+        <w:t xml:space="preserve">Carlos es un profesional que vive en Medellín y trabaja bajo una rutina estricta: se levanta temprano, sigue horarios definidos, consume alimentos rápidos y limita su </w:t>
       </w:r>
       <w:r>
         <w:lastRenderedPageBreak/>
-        <w:t>dieta cotidiana. Además, muestra mayor disposición a interactuar con personas desconocidas, como guías turísticos y habitantes de la región, interesándose por sus costumbres y formas de vida.</w:t>
+        <w:t>interacción social al entorno laboral. Durante sus vacaciones decide viajar a un destino rural en el Eje Cafetero.</w:t>
+      </w:r>
+    </w:p>
+    <w:p>
+      <w:r>
+        <w:t>Una vez en el destino, su comportamiento habitual comienza a cambiar. Se levanta más temprano, no por obligación laboral, sino para disfrutar del paisaje y participar en actividades como caminatas ecológicas. Modifica sus hábitos alimenticios al consumir productos locales y preparaciones tradicionales que no forman parte de su dieta cotidiana. Además, muestra mayor disposición a interactuar con personas desconocidas, como guías turísticos y habitantes de la región, interesándose por sus costumbres y formas de vida.</w:t>
       </w:r>
     </w:p>
     <w:p>
@@ -4638,6 +4690,7 @@
         <w:rPr>
           <w:lang w:val="es-419" w:eastAsia="es-CO"/>
         </w:rPr>
+        <w:lastRenderedPageBreak/>
         <w:br w:type="page"/>
       </w:r>
     </w:p>
@@ -4810,25 +4863,15 @@
         </w:rPr>
         <w:t xml:space="preserve">Lo invitamos a consultar el siguiente video para ampliar sus conocimientos sobre la demanda turística: </w:t>
       </w:r>
-      <w:r>
-        <w:fldChar w:fldCharType="begin"/>
-      </w:r>
-      <w:r>
-        <w:instrText>HYPERLINK "https://www.youtube.com/watch?v=gT5_r8rQqFU"</w:instrText>
-      </w:r>
-      <w:r>
-        <w:fldChar w:fldCharType="separate"/>
-      </w:r>
-      <w:r>
-        <w:rPr>
-          <w:rStyle w:val="Hipervnculo"/>
-          <w:lang w:val="es-419" w:eastAsia="es-CO"/>
-        </w:rPr>
-        <w:t>https://www.youtube.com/watch?v=gT5_r8rQqFU</w:t>
-      </w:r>
-      <w:r>
-        <w:fldChar w:fldCharType="end"/>
-      </w:r>
+      <w:hyperlink r:id="rId15" w:history="1">
+        <w:r>
+          <w:rPr>
+            <w:rStyle w:val="Hipervnculo"/>
+            <w:lang w:val="es-419" w:eastAsia="es-CO"/>
+          </w:rPr>
+          <w:t>https://www.youtube.com/watch?v=gT5_r8rQqFU</w:t>
+        </w:r>
+      </w:hyperlink>
     </w:p>
     <w:p>
       <w:pPr>
@@ -5555,7 +5598,7 @@
       <w:r>
         <w:t xml:space="preserve">Lo invitamos a consultar el siguiente enlace para profundizar en el tema de calidad y atención al cliente en empresas turísticas: </w:t>
       </w:r>
-      <w:hyperlink r:id="rId15" w:history="1">
+      <w:hyperlink r:id="rId16" w:history="1">
         <w:r>
           <w:rPr>
             <w:rStyle w:val="Hipervnculo"/>
@@ -6506,7 +6549,7 @@
       <w:r>
         <w:t xml:space="preserve">Lo invitamos a consultar el siguiente video, para profundizar sobre la importancia de las encuestas de satisfacción al cliente en agencias de viajes: </w:t>
       </w:r>
-      <w:hyperlink r:id="rId16" w:history="1">
+      <w:hyperlink r:id="rId17" w:history="1">
         <w:r>
           <w:rPr>
             <w:rStyle w:val="Hipervnculo"/>
@@ -7725,7 +7768,7 @@
                     <pic:cNvPicPr/>
                   </pic:nvPicPr>
                   <pic:blipFill>
-                    <a:blip r:embed="rId17">
+                    <a:blip r:embed="rId18">
                       <a:extLst>
                         <a:ext uri="{28A0092B-C50C-407E-A947-70E740481C1C}">
                           <a14:useLocalDpi xmlns:a14="http://schemas.microsoft.com/office/drawing/2010/main" val="0"/>
@@ -8501,7 +8544,7 @@
       <w:r>
         <w:t xml:space="preserve"> lo invitamos a consultar el siguiente video para profundizar sus conocimientos sobre las técnicas de atención al cliente y recepción hotelera: </w:t>
       </w:r>
-      <w:hyperlink r:id="rId18" w:history="1">
+      <w:hyperlink r:id="rId19" w:history="1">
         <w:r>
           <w:rPr>
             <w:rStyle w:val="Hipervnculo"/>
@@ -8612,7 +8655,7 @@
                     <pic:cNvPicPr/>
                   </pic:nvPicPr>
                   <pic:blipFill>
-                    <a:blip r:embed="rId19">
+                    <a:blip r:embed="rId20">
                       <a:extLst>
                         <a:ext uri="{28A0092B-C50C-407E-A947-70E740481C1C}">
                           <a14:useLocalDpi xmlns:a14="http://schemas.microsoft.com/office/drawing/2010/main" val="0"/>
@@ -8716,7 +8759,7 @@
         <w:ind w:left="1069" w:firstLine="347"/>
       </w:pPr>
       <w:r>
-        <w:t>Ejemplo: sonrisa, contacto visual, tono de voz.</w:t>
+        <w:t>Ejemplo: sonrisa, contacto visual.</w:t>
       </w:r>
     </w:p>
     <w:p>
@@ -9079,7 +9122,7 @@
         <w:lastRenderedPageBreak/>
         <w:t xml:space="preserve">A continuación, le compartimos el enlace a un video de consulta que le permitirá afianzar los conocimientos en las técnicas de comunicación para una buena atención al cliente: </w:t>
       </w:r>
-      <w:hyperlink r:id="rId20" w:history="1">
+      <w:hyperlink r:id="rId21" w:history="1">
         <w:r>
           <w:rPr>
             <w:rStyle w:val="Hipervnculo"/>
@@ -10815,7 +10858,7 @@
         </w:rPr>
         <w:t xml:space="preserve">A continuación, lo invitamos a consultar el siguiente video para fortalecer sus habilidades en negociación con clientes del sector hotelero: </w:t>
       </w:r>
-      <w:hyperlink r:id="rId21" w:history="1">
+      <w:hyperlink r:id="rId22" w:history="1">
         <w:r>
           <w:rPr>
             <w:rStyle w:val="Hipervnculo"/>
@@ -10962,7 +11005,7 @@
         </w:rPr>
         <w:t xml:space="preserve">Para profundizar en este tema, lo invitamos a consultar el siguiente enlace de video de ACOTUR que aborda las claves para la negociación con clientes y proveedores: </w:t>
       </w:r>
-      <w:hyperlink r:id="rId22" w:history="1">
+      <w:hyperlink r:id="rId23" w:history="1">
         <w:r>
           <w:rPr>
             <w:rStyle w:val="Hipervnculo"/>
@@ -11505,112 +11548,58 @@
     <w:p>
       <w:pPr>
         <w:pStyle w:val="Figura"/>
+        <w:ind w:left="0"/>
       </w:pPr>
       <w:r>
         <w:lastRenderedPageBreak/>
+        <w:tab/>
+      </w:r>
+      <w:r>
         <w:t>Ciclo de una cotización</w:t>
       </w:r>
     </w:p>
     <w:p>
       <w:pPr>
-        <w:rPr>
-          <w:lang w:val="es-419" w:eastAsia="es-CO"/>
-        </w:rPr>
-      </w:pPr>
-      <w:r>
-        <w:rPr>
-          <w:lang w:val="es-419" w:eastAsia="es-CO"/>
-        </w:rPr>
-        <w:t xml:space="preserve"> </w:t>
-      </w:r>
+        <w:ind w:left="707" w:firstLine="2"/>
+        <w:rPr>
+          <w:lang w:val="es-419" w:eastAsia="es-CO"/>
+        </w:rPr>
+      </w:pPr>
       <w:r>
         <w:rPr>
           <w:b/>
           <w:bCs/>
           <w:lang w:val="es-419" w:eastAsia="es-CO"/>
         </w:rPr>
-        <w:t>Paso 1.</w:t>
-      </w:r>
-      <w:r>
-        <w:rPr>
-          <w:lang w:val="es-419" w:eastAsia="es-CO"/>
-        </w:rPr>
-        <w:t xml:space="preserve"> Solicitud inicial por parte del cliente.</w:t>
-      </w:r>
-    </w:p>
-    <w:p>
-      <w:pPr>
-        <w:rPr>
-          <w:lang w:val="es-419" w:eastAsia="es-CO"/>
-        </w:rPr>
-      </w:pPr>
-      <w:r>
+        <w:t xml:space="preserve">Paso 1. </w:t>
+      </w:r>
+      <w:r>
+        <w:rPr>
+          <w:lang w:val="es-419" w:eastAsia="es-CO"/>
+        </w:rPr>
+        <w:t>Solicitud de cotización.</w:t>
+      </w:r>
+    </w:p>
+    <w:p>
+      <w:pPr>
+        <w:rPr>
+          <w:lang w:val="es-419" w:eastAsia="es-CO"/>
+        </w:rPr>
+      </w:pPr>
+      <w:r>
+        <w:rPr>
+          <w:lang w:val="es-419" w:eastAsia="es-CO"/>
+        </w:rPr>
+        <w:t>El cliente solicita información sobre los servicios de alojamiento, indicando fechas, número de huéspedes y requerimientos particulares.</w:t>
+      </w:r>
+    </w:p>
+    <w:p>
+      <w:pPr>
         <w:rPr>
           <w:b/>
           <w:bCs/>
           <w:lang w:val="es-419" w:eastAsia="es-CO"/>
         </w:rPr>
-        <w:t>Paso 2</w:t>
-      </w:r>
-      <w:r>
-        <w:rPr>
-          <w:lang w:val="es-419" w:eastAsia="es-CO"/>
-        </w:rPr>
-        <w:t>. Recepción y registro formal de la solicitud (</w:t>
-      </w:r>
-      <w:proofErr w:type="spellStart"/>
-      <w:r>
-        <w:rPr>
-          <w:rStyle w:val="Extranjerismo"/>
-          <w:lang w:val="es-CO"/>
-        </w:rPr>
-        <w:t>Request</w:t>
-      </w:r>
-      <w:proofErr w:type="spellEnd"/>
-      <w:r>
-        <w:rPr>
-          <w:rStyle w:val="Extranjerismo"/>
-          <w:lang w:val="es-CO"/>
-        </w:rPr>
-        <w:t xml:space="preserve"> </w:t>
-      </w:r>
-      <w:proofErr w:type="spellStart"/>
-      <w:r>
-        <w:rPr>
-          <w:rStyle w:val="Extranjerismo"/>
-          <w:lang w:val="es-CO"/>
-        </w:rPr>
-        <w:t>for</w:t>
-      </w:r>
-      <w:proofErr w:type="spellEnd"/>
-      <w:r>
-        <w:rPr>
-          <w:rStyle w:val="Extranjerismo"/>
-          <w:lang w:val="es-CO"/>
-        </w:rPr>
-        <w:t xml:space="preserve"> </w:t>
-      </w:r>
-      <w:proofErr w:type="spellStart"/>
-      <w:r>
-        <w:rPr>
-          <w:rStyle w:val="Extranjerismo"/>
-          <w:lang w:val="es-CO"/>
-        </w:rPr>
-        <w:t>proposal</w:t>
-      </w:r>
-      <w:proofErr w:type="spellEnd"/>
-      <w:r>
-        <w:rPr>
-          <w:lang w:val="es-419" w:eastAsia="es-CO"/>
-        </w:rPr>
-        <w:t xml:space="preserve"> - RFP).</w:t>
-      </w:r>
-    </w:p>
-    <w:p>
-      <w:pPr>
-        <w:rPr>
-          <w:lang w:val="es-419" w:eastAsia="es-CO"/>
-        </w:rPr>
       </w:pPr>
       <w:r>
         <w:rPr>
@@ -11618,34 +11607,34 @@
           <w:bCs/>
           <w:lang w:val="es-419" w:eastAsia="es-CO"/>
         </w:rPr>
-        <w:t>Paso 3.</w:t>
-      </w:r>
-      <w:r>
-        <w:rPr>
-          <w:lang w:val="es-419" w:eastAsia="es-CO"/>
-        </w:rPr>
-        <w:t xml:space="preserve"> Respuesta profesional al cliente.</w:t>
-      </w:r>
-    </w:p>
-    <w:p>
-      <w:pPr>
-        <w:rPr>
-          <w:lang w:val="es-419" w:eastAsia="es-CO"/>
-        </w:rPr>
-      </w:pPr>
+        <w:t xml:space="preserve">Paso 2. </w:t>
+      </w:r>
+      <w:r>
+        <w:rPr>
+          <w:lang w:val="es-419" w:eastAsia="es-CO"/>
+        </w:rPr>
+        <w:t>Recepción y registro de la solicitud</w:t>
+      </w:r>
       <w:r>
         <w:rPr>
           <w:b/>
           <w:bCs/>
           <w:lang w:val="es-419" w:eastAsia="es-CO"/>
         </w:rPr>
-        <w:t>Paso 4.</w:t>
-      </w:r>
-      <w:r>
-        <w:rPr>
-          <w:lang w:val="es-419" w:eastAsia="es-CO"/>
-        </w:rPr>
-        <w:t xml:space="preserve"> Confirmación por parte del cliente y pago o depósito inicial para reservar.</w:t>
+        <w:t>.</w:t>
+      </w:r>
+    </w:p>
+    <w:p>
+      <w:pPr>
+        <w:rPr>
+          <w:lang w:val="es-419" w:eastAsia="es-CO"/>
+        </w:rPr>
+      </w:pPr>
+      <w:r>
+        <w:rPr>
+          <w:lang w:val="es-419" w:eastAsia="es-CO"/>
+        </w:rPr>
+        <w:t>El establecimiento registra los datos del cliente y las características del servicio solicitado para gestionar la cotización.</w:t>
       </w:r>
     </w:p>
     <w:p>
@@ -11660,51 +11649,38 @@
           <w:bCs/>
           <w:lang w:val="es-419" w:eastAsia="es-CO"/>
         </w:rPr>
-        <w:t>Paso 5.</w:t>
-      </w:r>
-      <w:r>
-        <w:rPr>
-          <w:lang w:val="es-419" w:eastAsia="es-CO"/>
-        </w:rPr>
-        <w:t xml:space="preserve"> Gestión de grupos (</w:t>
-      </w:r>
-      <w:proofErr w:type="spellStart"/>
-      <w:r>
-        <w:rPr>
-          <w:rStyle w:val="Extranjerismo"/>
-          <w:lang w:val="es-CO"/>
-        </w:rPr>
-        <w:t>Rooming</w:t>
-      </w:r>
-      <w:proofErr w:type="spellEnd"/>
-      <w:r>
-        <w:rPr>
-          <w:rStyle w:val="Extranjerismo"/>
-          <w:lang w:val="es-CO"/>
+        <w:t xml:space="preserve">Paso 3. </w:t>
+      </w:r>
+      <w:r>
+        <w:rPr>
+          <w:lang w:val="es-419" w:eastAsia="es-CO"/>
+        </w:rPr>
+        <w:t>Verificación de disponibilidad y tarifas.</w:t>
+      </w:r>
+    </w:p>
+    <w:p>
+      <w:pPr>
+        <w:rPr>
+          <w:lang w:val="es-419" w:eastAsia="es-CO"/>
+        </w:rPr>
+      </w:pPr>
+      <w:r>
+        <w:rPr>
+          <w:lang w:val="es-419" w:eastAsia="es-CO"/>
+        </w:rPr>
+        <w:t>Se consulta la disponibilidad de habitaciones, las tarifas aplicables y las</w:t>
+      </w:r>
+      <w:r>
+        <w:rPr>
+          <w:lang w:val="es-419" w:eastAsia="es-CO"/>
         </w:rPr>
         <w:t xml:space="preserve"> </w:t>
       </w:r>
-      <w:proofErr w:type="spellStart"/>
-      <w:r>
-        <w:rPr>
-          <w:rStyle w:val="Extranjerismo"/>
-          <w:lang w:val="es-CO"/>
-        </w:rPr>
-        <w:t>list</w:t>
-      </w:r>
-      <w:proofErr w:type="spellEnd"/>
-      <w:r>
-        <w:rPr>
-          <w:rStyle w:val="Extranjerismo"/>
-          <w:lang w:val="es-CO"/>
-        </w:rPr>
-        <w:t>)</w:t>
-      </w:r>
-      <w:r>
-        <w:rPr>
-          <w:lang w:val="es-419" w:eastAsia="es-CO"/>
-        </w:rPr>
-        <w:t xml:space="preserve"> para detallar ocupantes y distribuir habitaciones.</w:t>
+      <w:r>
+        <w:rPr>
+          <w:lang w:val="es-419" w:eastAsia="es-CO"/>
+        </w:rPr>
+        <w:t>condiciones comerciales del establecimiento.</w:t>
       </w:r>
     </w:p>
     <w:p>
@@ -11719,13 +11695,26 @@
           <w:bCs/>
           <w:lang w:val="es-419" w:eastAsia="es-CO"/>
         </w:rPr>
-        <w:t>Paso 6</w:t>
-      </w:r>
-      <w:r>
-        <w:rPr>
-          <w:lang w:val="es-419" w:eastAsia="es-CO"/>
-        </w:rPr>
-        <w:t>. Emisión de factura proforma.</w:t>
+        <w:t xml:space="preserve">Paso 4. </w:t>
+      </w:r>
+      <w:r>
+        <w:rPr>
+          <w:lang w:val="es-419" w:eastAsia="es-CO"/>
+        </w:rPr>
+        <w:t>Elaboración y envío de la cotización.</w:t>
+      </w:r>
+    </w:p>
+    <w:p>
+      <w:pPr>
+        <w:rPr>
+          <w:lang w:val="es-419" w:eastAsia="es-CO"/>
+        </w:rPr>
+      </w:pPr>
+      <w:r>
+        <w:rPr>
+          <w:lang w:val="es-419" w:eastAsia="es-CO"/>
+        </w:rPr>
+        <w:t>Se prepara y presenta al cliente una propuesta que incluye servicios, tarifas, impuestos aplicables, condiciones de pago, políticas de cancelación y vigencia de la oferta.</w:t>
       </w:r>
     </w:p>
     <w:p>
@@ -11740,13 +11729,26 @@
           <w:bCs/>
           <w:lang w:val="es-419" w:eastAsia="es-CO"/>
         </w:rPr>
-        <w:t>Paso 7</w:t>
-      </w:r>
-      <w:r>
-        <w:rPr>
-          <w:lang w:val="es-419" w:eastAsia="es-CO"/>
-        </w:rPr>
-        <w:t>. Transferencia de saldo pendiente según condiciones pactadas.</w:t>
+        <w:t xml:space="preserve">Paso 5. </w:t>
+      </w:r>
+      <w:r>
+        <w:rPr>
+          <w:lang w:val="es-419" w:eastAsia="es-CO"/>
+        </w:rPr>
+        <w:t>Seguimiento de la propuesta.</w:t>
+      </w:r>
+    </w:p>
+    <w:p>
+      <w:pPr>
+        <w:rPr>
+          <w:lang w:val="es-419" w:eastAsia="es-CO"/>
+        </w:rPr>
+      </w:pPr>
+      <w:r>
+        <w:rPr>
+          <w:lang w:val="es-419" w:eastAsia="es-CO"/>
+        </w:rPr>
+        <w:t>Se atienden las inquietudes del cliente y, cuando corresponde, se realizan ajustes a la cotización según las condiciones comerciales autorizadas.</w:t>
       </w:r>
     </w:p>
     <w:p>
@@ -11761,63 +11763,27 @@
           <w:bCs/>
           <w:lang w:val="es-419" w:eastAsia="es-CO"/>
         </w:rPr>
-        <w:t>Paso 8.</w:t>
-      </w:r>
-      <w:r>
-        <w:rPr>
-          <w:lang w:val="es-419" w:eastAsia="es-CO"/>
-        </w:rPr>
-        <w:t xml:space="preserve"> Liquidación final, conciliación de pagos y cierre administrativo.</w:t>
-      </w:r>
-    </w:p>
-    <w:p>
-      <w:pPr>
-        <w:rPr>
-          <w:lang w:val="es-419" w:eastAsia="es-CO"/>
-        </w:rPr>
-      </w:pPr>
-    </w:p>
-    <w:p>
-      <w:pPr>
-        <w:rPr>
-          <w:lang w:val="es-419" w:eastAsia="es-CO"/>
-        </w:rPr>
-      </w:pPr>
-    </w:p>
-    <w:p>
-      <w:pPr>
-        <w:rPr>
-          <w:lang w:val="es-419" w:eastAsia="es-CO"/>
-        </w:rPr>
-      </w:pPr>
-    </w:p>
-    <w:p>
-      <w:pPr>
-        <w:rPr>
-          <w:lang w:val="es-419" w:eastAsia="es-CO"/>
-        </w:rPr>
-      </w:pPr>
-    </w:p>
-    <w:p>
-      <w:pPr>
-        <w:rPr>
-          <w:lang w:val="es-419" w:eastAsia="es-CO"/>
-        </w:rPr>
-      </w:pPr>
-    </w:p>
-    <w:p>
-      <w:pPr>
-        <w:spacing w:before="0" w:after="160" w:line="259" w:lineRule="auto"/>
-        <w:ind w:firstLine="0"/>
-        <w:rPr>
-          <w:lang w:val="es-419" w:eastAsia="es-CO"/>
-        </w:rPr>
-      </w:pPr>
-      <w:r>
-        <w:rPr>
-          <w:lang w:val="es-419" w:eastAsia="es-CO"/>
-        </w:rPr>
-        <w:br w:type="page"/>
+        <w:t xml:space="preserve">Paso 6. </w:t>
+      </w:r>
+      <w:r>
+        <w:rPr>
+          <w:lang w:val="es-419" w:eastAsia="es-CO"/>
+        </w:rPr>
+        <w:t>Aceptación o rechazo de la cotización.</w:t>
+      </w:r>
+    </w:p>
+    <w:p>
+      <w:pPr>
+        <w:ind w:firstLine="708"/>
+        <w:rPr>
+          <w:lang w:val="es-419" w:eastAsia="es-CO"/>
+        </w:rPr>
+      </w:pPr>
+      <w:r>
+        <w:rPr>
+          <w:lang w:val="es-419" w:eastAsia="es-CO"/>
+        </w:rPr>
+        <w:t>El cliente comunica su decisión. Si acepta la propuesta, se inicia la formalización de la reserva conforme a los procedimientos del establecimiento. Si la rechaza, se registra el resultado y se cierra el proceso de cotización.</w:t>
       </w:r>
     </w:p>
     <w:p>
@@ -11841,7 +11807,13 @@
         <w:rPr>
           <w:lang w:val="es-419" w:eastAsia="es-CO"/>
         </w:rPr>
-        <w:t>La venta en el sector turístico trasciende el simple intercambio de un servicio por un valor económico, ya que implica comprender las necesidades del cliente, asesorarlo adecuadamente y ofrecer soluciones que generen valor. En un entorno altamente competitivo, vender significa construir experiencias, establecer relaciones de confianza y contribuir a la satisfacción del usuario. Por ello, la venta se concibe como un proceso integral que articula comunicación, negociación y servicio, orientado no solo a concretar una transacción, sino a fidelizar al cliente y fortalecer la imagen del establecimiento.</w:t>
+        <w:t>La venta en el sector turístico trasciende el intercambio de un servicio por un valor económico, pues implica comprender las necesidades del cliente, brindar asesoría adecuada y ofrecer soluciones que generen valor. En un entorno competitivo, este proceso contribuye a establecer relaciones de confianza, orientar las decisiones de compra y generar expectativas acordes con los servicios ofrecidos. Por ello, la venta integra comunicación, negociación y atención al cliente, con el propósito de concretar transacciones comerciales, favorecer su satisfacción y fortalecer la imagen del establecimiento</w:t>
+      </w:r>
+      <w:r>
+        <w:rPr>
+          <w:lang w:val="es-419" w:eastAsia="es-CO"/>
+        </w:rPr>
+        <w:t>.</w:t>
       </w:r>
     </w:p>
     <w:p>
@@ -11983,7 +11955,7 @@
                     <pic:cNvPicPr/>
                   </pic:nvPicPr>
                   <pic:blipFill>
-                    <a:blip r:embed="rId23">
+                    <a:blip r:embed="rId24">
                       <a:extLst>
                         <a:ext uri="{28A0092B-C50C-407E-A947-70E740481C1C}">
                           <a14:useLocalDpi xmlns:a14="http://schemas.microsoft.com/office/drawing/2010/main" val="0"/>
@@ -12653,13 +12625,13 @@
                     <pic:cNvPicPr/>
                   </pic:nvPicPr>
                   <pic:blipFill>
-                    <a:blip r:embed="rId24">
+                    <a:blip r:embed="rId25">
                       <a:extLst>
                         <a:ext uri="{28A0092B-C50C-407E-A947-70E740481C1C}">
                           <a14:useLocalDpi xmlns:a14="http://schemas.microsoft.com/office/drawing/2010/main" val="0"/>
                         </a:ext>
                         <a:ext uri="{96DAC541-7B7A-43D3-8B79-37D633B846F1}">
-                          <asvg:svgBlip xmlns:asvg="http://schemas.microsoft.com/office/drawing/2016/SVG/main" r:embed="rId25"/>
+                          <asvg:svgBlip xmlns:asvg="http://schemas.microsoft.com/office/drawing/2016/SVG/main" r:embed="rId26"/>
                         </a:ext>
                       </a:extLst>
                     </a:blip>
@@ -13686,7 +13658,7 @@
       <w:r>
         <w:t xml:space="preserve">Diario del exportador. (2020/10). Los diez Componentes básicos del buen servicio. </w:t>
       </w:r>
-      <w:hyperlink r:id="rId26" w:history="1">
+      <w:hyperlink r:id="rId27" w:history="1">
         <w:r>
           <w:rPr>
             <w:rStyle w:val="Hipervnculo"/>
@@ -13699,7 +13671,7 @@
       <w:r>
         <w:t xml:space="preserve"> Dinámicas grupales (2020/10) Dinámicas bloqueos en la comunicación. </w:t>
       </w:r>
-      <w:hyperlink r:id="rId27" w:history="1">
+      <w:hyperlink r:id="rId28" w:history="1">
         <w:r>
           <w:rPr>
             <w:rStyle w:val="Hipervnculo"/>
@@ -13712,7 +13684,7 @@
       <w:r>
         <w:t xml:space="preserve">Hosteltur. (julio 2016). Seis mega tendencias de la industria hotelera según Sabre. </w:t>
       </w:r>
-      <w:hyperlink r:id="rId28" w:history="1">
+      <w:hyperlink r:id="rId29" w:history="1">
         <w:r>
           <w:rPr>
             <w:rStyle w:val="Hipervnculo"/>
@@ -13764,7 +13736,7 @@
         </w:rPr>
         <w:t xml:space="preserve">. </w:t>
       </w:r>
-      <w:hyperlink r:id="rId29" w:history="1">
+      <w:hyperlink r:id="rId30" w:history="1">
         <w:r>
           <w:rPr>
             <w:rStyle w:val="Hipervnculo"/>
@@ -13783,7 +13755,7 @@
       <w:r>
         <w:t xml:space="preserve"> (2020/10) Ciclo del servicio al cliente: en empresa, hotel y salud. </w:t>
       </w:r>
-      <w:hyperlink r:id="rId30" w:history="1">
+      <w:hyperlink r:id="rId31" w:history="1">
         <w:r>
           <w:rPr>
             <w:rStyle w:val="Hipervnculo"/>
@@ -13822,7 +13794,7 @@
         <w:lastRenderedPageBreak/>
         <w:t xml:space="preserve">Scribd. (2020/11). Atención al cliente. </w:t>
       </w:r>
-      <w:hyperlink r:id="rId31" w:history="1">
+      <w:hyperlink r:id="rId32" w:history="1">
         <w:r>
           <w:rPr>
             <w:rStyle w:val="Hipervnculo"/>
@@ -15143,8 +15115,8 @@
       </w:pPr>
     </w:p>
     <w:sectPr>
-      <w:headerReference w:type="default" r:id="rId32"/>
-      <w:footerReference w:type="default" r:id="rId33"/>
+      <w:headerReference w:type="default" r:id="rId33"/>
+      <w:footerReference w:type="default" r:id="rId34"/>
       <w:pgSz w:w="12240" w:h="15840"/>
       <w:pgMar w:top="1701" w:right="1134" w:bottom="1134" w:left="1134" w:header="709" w:footer="737" w:gutter="0"/>
       <w:pgNumType w:start="1"/>
@@ -21667,6 +21639,10 @@
 </file>
 
 <file path=customXml/item1.xml><?xml version="1.0" encoding="utf-8"?>
+<b:Sources xmlns:b="http://schemas.openxmlformats.org/officeDocument/2006/bibliography" xmlns="http://schemas.openxmlformats.org/officeDocument/2006/bibliography" SelectedStyle="\APASixthEditionOfficeOnline.xsl" StyleName="APA" Version="6"/>
+</file>
+
+<file path=customXml/item2.xml><?xml version="1.0" encoding="utf-8"?>
 <p:properties xmlns:p="http://schemas.microsoft.com/office/2006/metadata/properties" xmlns:xsi="http://www.w3.org/2001/XMLSchema-instance" xmlns:pc="http://schemas.microsoft.com/office/infopath/2007/PartnerControls">
   <documentManagement>
     <TaxCatchAll xmlns="13c90a0b-73bc-4dc0-be5f-28d77b615beb" xsi:nil="true"/>
@@ -21677,11 +21653,16 @@
 </p:properties>
 </file>
 
-<file path=customXml/item2.xml><?xml version="1.0" encoding="utf-8"?>
-<b:Sources xmlns:b="http://schemas.openxmlformats.org/officeDocument/2006/bibliography" xmlns="http://schemas.openxmlformats.org/officeDocument/2006/bibliography" SelectedStyle="\APASixthEditionOfficeOnline.xsl" StyleName="APA" Version="6"/>
+<file path=customXml/item3.xml><?xml version="1.0" encoding="utf-8"?>
+<?mso-contentType ?>
+<FormTemplates xmlns="http://schemas.microsoft.com/sharepoint/v3/contenttype/forms">
+  <Display>DocumentLibraryForm</Display>
+  <Edit>DocumentLibraryForm</Edit>
+  <New>DocumentLibraryForm</New>
+</FormTemplates>
 </file>
 
-<file path=customXml/item3.xml><?xml version="1.0" encoding="utf-8"?>
+<file path=customXml/item4.xml><?xml version="1.0" encoding="utf-8"?>
 <ct:contentTypeSchema xmlns:ct="http://schemas.microsoft.com/office/2006/metadata/contentType" xmlns:ma="http://schemas.microsoft.com/office/2006/metadata/properties/metaAttributes" ct:_="" ma:_="" ma:contentTypeName="Documento" ma:contentTypeID="0x0101006A81D6BD42E8DF4C91013959704817E1" ma:contentTypeVersion="15" ma:contentTypeDescription="Crear nuevo documento." ma:contentTypeScope="" ma:versionID="bf4f72ffd194f0963ff564daca6869f7">
   <xsd:schema xmlns:xsd="http://www.w3.org/2001/XMLSchema" xmlns:xs="http://www.w3.org/2001/XMLSchema" xmlns:p="http://schemas.microsoft.com/office/2006/metadata/properties" xmlns:ns2="13c90a0b-73bc-4dc0-be5f-28d77b615beb" xmlns:ns3="13c93bba-48ce-428c-bfe5-88b42c19b028" targetNamespace="http://schemas.microsoft.com/office/2006/metadata/properties" ma:root="true" ma:fieldsID="8718d6f4873a5b1392a45044efa78385" ns2:_="" ns3:_="">
     <xsd:import namespace="13c90a0b-73bc-4dc0-be5f-28d77b615beb"/>
@@ -21916,16 +21897,15 @@
 </ct:contentTypeSchema>
 </file>
 
-<file path=customXml/item4.xml><?xml version="1.0" encoding="utf-8"?>
-<?mso-contentType ?>
-<FormTemplates xmlns="http://schemas.microsoft.com/sharepoint/v3/contenttype/forms">
-  <Display>DocumentLibraryForm</Display>
-  <Edit>DocumentLibraryForm</Edit>
-  <New>DocumentLibraryForm</New>
-</FormTemplates>
+<file path=customXml/itemProps1.xml><?xml version="1.0" encoding="utf-8"?>
+<ds:datastoreItem xmlns:ds="http://schemas.openxmlformats.org/officeDocument/2006/customXml" ds:itemID="{E8AB44A3-7C62-4BD2-82ED-8ABC209970FA}">
+  <ds:schemaRefs>
+    <ds:schemaRef ds:uri="http://schemas.openxmlformats.org/officeDocument/2006/bibliography"/>
+  </ds:schemaRefs>
+</ds:datastoreItem>
 </file>
 
-<file path=customXml/itemProps1.xml><?xml version="1.0" encoding="utf-8"?>
+<file path=customXml/itemProps2.xml><?xml version="1.0" encoding="utf-8"?>
 <ds:datastoreItem xmlns:ds="http://schemas.openxmlformats.org/officeDocument/2006/customXml" ds:itemID="{1145D752-ACC1-45E1-AB53-0C756F67FC7F}">
   <ds:schemaRefs>
     <ds:schemaRef ds:uri="http://schemas.microsoft.com/office/2006/metadata/properties"/>
@@ -21936,15 +21916,15 @@
 </ds:datastoreItem>
 </file>
 
-<file path=customXml/itemProps2.xml><?xml version="1.0" encoding="utf-8"?>
-<ds:datastoreItem xmlns:ds="http://schemas.openxmlformats.org/officeDocument/2006/customXml" ds:itemID="{E8AB44A3-7C62-4BD2-82ED-8ABC209970FA}">
+<file path=customXml/itemProps3.xml><?xml version="1.0" encoding="utf-8"?>
+<ds:datastoreItem xmlns:ds="http://schemas.openxmlformats.org/officeDocument/2006/customXml" ds:itemID="{81CBDEC1-3B00-44ED-AD36-0268077980BA}">
   <ds:schemaRefs>
-    <ds:schemaRef ds:uri="http://schemas.openxmlformats.org/officeDocument/2006/bibliography"/>
+    <ds:schemaRef ds:uri="http://schemas.microsoft.com/sharepoint/v3/contenttype/forms"/>
   </ds:schemaRefs>
 </ds:datastoreItem>
 </file>
 
-<file path=customXml/itemProps3.xml><?xml version="1.0" encoding="utf-8"?>
+<file path=customXml/itemProps4.xml><?xml version="1.0" encoding="utf-8"?>
 <ds:datastoreItem xmlns:ds="http://schemas.openxmlformats.org/officeDocument/2006/customXml" ds:itemID="{DFF975EB-10CD-4A6A-86C0-912DA9FCCA64}">
   <ds:schemaRefs>
     <ds:schemaRef ds:uri="http://schemas.microsoft.com/office/2006/metadata/contentType"/>
@@ -21961,12 +21941,4 @@
     <ds:schemaRef ds:uri="http://schemas.microsoft.com/internal/obd"/>
   </ds:schemaRefs>
 </ds:datastoreItem>
-</file>
-
-<file path=customXml/itemProps4.xml><?xml version="1.0" encoding="utf-8"?>
-<ds:datastoreItem xmlns:ds="http://schemas.openxmlformats.org/officeDocument/2006/customXml" ds:itemID="{81CBDEC1-3B00-44ED-AD36-0268077980BA}">
-  <ds:schemaRefs>
-    <ds:schemaRef ds:uri="http://schemas.microsoft.com/sharepoint/v3/contenttype/forms"/>
-  </ds:schemaRefs>
-</ds:datastoreItem>
 </file>
--- a/fuentes/633400_CF03_CFA.docx
+++ b/fuentes/633400_CF03_CFA.docx
@@ -4680,22 +4680,6 @@
     </w:p>
     <w:p>
       <w:pPr>
-        <w:spacing w:before="0" w:after="160" w:line="259" w:lineRule="auto"/>
-        <w:ind w:firstLine="0"/>
-        <w:rPr>
-          <w:lang w:val="es-419" w:eastAsia="es-CO"/>
-        </w:rPr>
-      </w:pPr>
-      <w:r>
-        <w:rPr>
-          <w:lang w:val="es-419" w:eastAsia="es-CO"/>
-        </w:rPr>
-        <w:lastRenderedPageBreak/>
-        <w:br w:type="page"/>
-      </w:r>
-    </w:p>
-    <w:p>
-      <w:pPr>
         <w:pStyle w:val="Figura"/>
         <w:numPr>
           <w:ilvl w:val="0"/>
@@ -4863,15 +4847,25 @@
         </w:rPr>
         <w:t xml:space="preserve">Lo invitamos a consultar el siguiente video para ampliar sus conocimientos sobre la demanda turística: </w:t>
       </w:r>
-      <w:hyperlink r:id="rId15" w:history="1">
-        <w:r>
-          <w:rPr>
-            <w:rStyle w:val="Hipervnculo"/>
-            <w:lang w:val="es-419" w:eastAsia="es-CO"/>
-          </w:rPr>
-          <w:t>https://www.youtube.com/watch?v=gT5_r8rQqFU</w:t>
-        </w:r>
-      </w:hyperlink>
+      <w:r>
+        <w:fldChar w:fldCharType="begin"/>
+      </w:r>
+      <w:r>
+        <w:instrText>HYPERLINK "https://www.youtube.com/watch?v=gT5_r8rQqFU"</w:instrText>
+      </w:r>
+      <w:r>
+        <w:fldChar w:fldCharType="separate"/>
+      </w:r>
+      <w:r>
+        <w:rPr>
+          <w:rStyle w:val="Hipervnculo"/>
+          <w:lang w:val="es-419" w:eastAsia="es-CO"/>
+        </w:rPr>
+        <w:t>https://www.youtube.com/watch?v=gT5_r8rQqFU</w:t>
+      </w:r>
+      <w:r>
+        <w:fldChar w:fldCharType="end"/>
+      </w:r>
     </w:p>
     <w:p>
       <w:pPr>
@@ -5598,7 +5592,7 @@
       <w:r>
         <w:t xml:space="preserve">Lo invitamos a consultar el siguiente enlace para profundizar en el tema de calidad y atención al cliente en empresas turísticas: </w:t>
       </w:r>
-      <w:hyperlink r:id="rId16" w:history="1">
+      <w:hyperlink r:id="rId15" w:history="1">
         <w:r>
           <w:rPr>
             <w:rStyle w:val="Hipervnculo"/>
@@ -6549,7 +6543,7 @@
       <w:r>
         <w:t xml:space="preserve">Lo invitamos a consultar el siguiente video, para profundizar sobre la importancia de las encuestas de satisfacción al cliente en agencias de viajes: </w:t>
       </w:r>
-      <w:hyperlink r:id="rId17" w:history="1">
+      <w:hyperlink r:id="rId16" w:history="1">
         <w:r>
           <w:rPr>
             <w:rStyle w:val="Hipervnculo"/>
@@ -7768,7 +7762,7 @@
                     <pic:cNvPicPr/>
                   </pic:nvPicPr>
                   <pic:blipFill>
-                    <a:blip r:embed="rId18">
+                    <a:blip r:embed="rId17">
                       <a:extLst>
                         <a:ext uri="{28A0092B-C50C-407E-A947-70E740481C1C}">
                           <a14:useLocalDpi xmlns:a14="http://schemas.microsoft.com/office/drawing/2010/main" val="0"/>
@@ -8544,7 +8538,7 @@
       <w:r>
         <w:t xml:space="preserve"> lo invitamos a consultar el siguiente video para profundizar sus conocimientos sobre las técnicas de atención al cliente y recepción hotelera: </w:t>
       </w:r>
-      <w:hyperlink r:id="rId19" w:history="1">
+      <w:hyperlink r:id="rId18" w:history="1">
         <w:r>
           <w:rPr>
             <w:rStyle w:val="Hipervnculo"/>
@@ -8655,7 +8649,7 @@
                     <pic:cNvPicPr/>
                   </pic:nvPicPr>
                   <pic:blipFill>
-                    <a:blip r:embed="rId20">
+                    <a:blip r:embed="rId19">
                       <a:extLst>
                         <a:ext uri="{28A0092B-C50C-407E-A947-70E740481C1C}">
                           <a14:useLocalDpi xmlns:a14="http://schemas.microsoft.com/office/drawing/2010/main" val="0"/>
@@ -9122,7 +9116,7 @@
         <w:lastRenderedPageBreak/>
         <w:t xml:space="preserve">A continuación, le compartimos el enlace a un video de consulta que le permitirá afianzar los conocimientos en las técnicas de comunicación para una buena atención al cliente: </w:t>
       </w:r>
-      <w:hyperlink r:id="rId21" w:history="1">
+      <w:hyperlink r:id="rId20" w:history="1">
         <w:r>
           <w:rPr>
             <w:rStyle w:val="Hipervnculo"/>
@@ -10858,7 +10852,7 @@
         </w:rPr>
         <w:t xml:space="preserve">A continuación, lo invitamos a consultar el siguiente video para fortalecer sus habilidades en negociación con clientes del sector hotelero: </w:t>
       </w:r>
-      <w:hyperlink r:id="rId22" w:history="1">
+      <w:hyperlink r:id="rId21" w:history="1">
         <w:r>
           <w:rPr>
             <w:rStyle w:val="Hipervnculo"/>
@@ -11005,7 +10999,7 @@
         </w:rPr>
         <w:t xml:space="preserve">Para profundizar en este tema, lo invitamos a consultar el siguiente enlace de video de ACOTUR que aborda las claves para la negociación con clientes y proveedores: </w:t>
       </w:r>
-      <w:hyperlink r:id="rId23" w:history="1">
+      <w:hyperlink r:id="rId22" w:history="1">
         <w:r>
           <w:rPr>
             <w:rStyle w:val="Hipervnculo"/>
@@ -11955,7 +11949,7 @@
                     <pic:cNvPicPr/>
                   </pic:nvPicPr>
                   <pic:blipFill>
-                    <a:blip r:embed="rId24">
+                    <a:blip r:embed="rId23">
                       <a:extLst>
                         <a:ext uri="{28A0092B-C50C-407E-A947-70E740481C1C}">
                           <a14:useLocalDpi xmlns:a14="http://schemas.microsoft.com/office/drawing/2010/main" val="0"/>
@@ -12625,13 +12619,13 @@
                     <pic:cNvPicPr/>
                   </pic:nvPicPr>
                   <pic:blipFill>
-                    <a:blip r:embed="rId25">
+                    <a:blip r:embed="rId24">
                       <a:extLst>
                         <a:ext uri="{28A0092B-C50C-407E-A947-70E740481C1C}">
                           <a14:useLocalDpi xmlns:a14="http://schemas.microsoft.com/office/drawing/2010/main" val="0"/>
                         </a:ext>
                         <a:ext uri="{96DAC541-7B7A-43D3-8B79-37D633B846F1}">
-                          <asvg:svgBlip xmlns:asvg="http://schemas.microsoft.com/office/drawing/2016/SVG/main" r:embed="rId26"/>
+                          <asvg:svgBlip xmlns:asvg="http://schemas.microsoft.com/office/drawing/2016/SVG/main" r:embed="rId25"/>
                         </a:ext>
                       </a:extLst>
                     </a:blip>
@@ -13658,7 +13652,7 @@
       <w:r>
         <w:t xml:space="preserve">Diario del exportador. (2020/10). Los diez Componentes básicos del buen servicio. </w:t>
       </w:r>
-      <w:hyperlink r:id="rId27" w:history="1">
+      <w:hyperlink r:id="rId26" w:history="1">
         <w:r>
           <w:rPr>
             <w:rStyle w:val="Hipervnculo"/>
@@ -13671,7 +13665,7 @@
       <w:r>
         <w:t xml:space="preserve"> Dinámicas grupales (2020/10) Dinámicas bloqueos en la comunicación. </w:t>
       </w:r>
-      <w:hyperlink r:id="rId28" w:history="1">
+      <w:hyperlink r:id="rId27" w:history="1">
         <w:r>
           <w:rPr>
             <w:rStyle w:val="Hipervnculo"/>
@@ -13684,7 +13678,7 @@
       <w:r>
         <w:t xml:space="preserve">Hosteltur. (julio 2016). Seis mega tendencias de la industria hotelera según Sabre. </w:t>
       </w:r>
-      <w:hyperlink r:id="rId29" w:history="1">
+      <w:hyperlink r:id="rId28" w:history="1">
         <w:r>
           <w:rPr>
             <w:rStyle w:val="Hipervnculo"/>
@@ -13736,7 +13730,7 @@
         </w:rPr>
         <w:t xml:space="preserve">. </w:t>
       </w:r>
-      <w:hyperlink r:id="rId30" w:history="1">
+      <w:hyperlink r:id="rId29" w:history="1">
         <w:r>
           <w:rPr>
             <w:rStyle w:val="Hipervnculo"/>
@@ -13755,7 +13749,7 @@
       <w:r>
         <w:t xml:space="preserve"> (2020/10) Ciclo del servicio al cliente: en empresa, hotel y salud. </w:t>
       </w:r>
-      <w:hyperlink r:id="rId31" w:history="1">
+      <w:hyperlink r:id="rId30" w:history="1">
         <w:r>
           <w:rPr>
             <w:rStyle w:val="Hipervnculo"/>
@@ -13794,7 +13788,7 @@
         <w:lastRenderedPageBreak/>
         <w:t xml:space="preserve">Scribd. (2020/11). Atención al cliente. </w:t>
       </w:r>
-      <w:hyperlink r:id="rId32" w:history="1">
+      <w:hyperlink r:id="rId31" w:history="1">
         <w:r>
           <w:rPr>
             <w:rStyle w:val="Hipervnculo"/>
@@ -15115,8 +15109,8 @@
       </w:pPr>
     </w:p>
     <w:sectPr>
-      <w:headerReference w:type="default" r:id="rId33"/>
-      <w:footerReference w:type="default" r:id="rId34"/>
+      <w:headerReference w:type="default" r:id="rId32"/>
+      <w:footerReference w:type="default" r:id="rId33"/>
       <w:pgSz w:w="12240" w:h="15840"/>
       <w:pgMar w:top="1701" w:right="1134" w:bottom="1134" w:left="1134" w:header="709" w:footer="737" w:gutter="0"/>
       <w:pgNumType w:start="1"/>
@@ -21639,10 +21633,6 @@
 </file>
 
 <file path=customXml/item1.xml><?xml version="1.0" encoding="utf-8"?>
-<b:Sources xmlns:b="http://schemas.openxmlformats.org/officeDocument/2006/bibliography" xmlns="http://schemas.openxmlformats.org/officeDocument/2006/bibliography" SelectedStyle="\APASixthEditionOfficeOnline.xsl" StyleName="APA" Version="6"/>
-</file>
-
-<file path=customXml/item2.xml><?xml version="1.0" encoding="utf-8"?>
 <p:properties xmlns:p="http://schemas.microsoft.com/office/2006/metadata/properties" xmlns:xsi="http://www.w3.org/2001/XMLSchema-instance" xmlns:pc="http://schemas.microsoft.com/office/infopath/2007/PartnerControls">
   <documentManagement>
     <TaxCatchAll xmlns="13c90a0b-73bc-4dc0-be5f-28d77b615beb" xsi:nil="true"/>
@@ -21653,16 +21643,11 @@
 </p:properties>
 </file>
 
-<file path=customXml/item3.xml><?xml version="1.0" encoding="utf-8"?>
-<?mso-contentType ?>
-<FormTemplates xmlns="http://schemas.microsoft.com/sharepoint/v3/contenttype/forms">
-  <Display>DocumentLibraryForm</Display>
-  <Edit>DocumentLibraryForm</Edit>
-  <New>DocumentLibraryForm</New>
-</FormTemplates>
+<file path=customXml/item2.xml><?xml version="1.0" encoding="utf-8"?>
+<b:Sources xmlns:b="http://schemas.openxmlformats.org/officeDocument/2006/bibliography" xmlns="http://schemas.openxmlformats.org/officeDocument/2006/bibliography" SelectedStyle="\APASixthEditionOfficeOnline.xsl" StyleName="APA" Version="6"/>
 </file>
 
-<file path=customXml/item4.xml><?xml version="1.0" encoding="utf-8"?>
+<file path=customXml/item3.xml><?xml version="1.0" encoding="utf-8"?>
 <ct:contentTypeSchema xmlns:ct="http://schemas.microsoft.com/office/2006/metadata/contentType" xmlns:ma="http://schemas.microsoft.com/office/2006/metadata/properties/metaAttributes" ct:_="" ma:_="" ma:contentTypeName="Documento" ma:contentTypeID="0x0101006A81D6BD42E8DF4C91013959704817E1" ma:contentTypeVersion="15" ma:contentTypeDescription="Crear nuevo documento." ma:contentTypeScope="" ma:versionID="bf4f72ffd194f0963ff564daca6869f7">
   <xsd:schema xmlns:xsd="http://www.w3.org/2001/XMLSchema" xmlns:xs="http://www.w3.org/2001/XMLSchema" xmlns:p="http://schemas.microsoft.com/office/2006/metadata/properties" xmlns:ns2="13c90a0b-73bc-4dc0-be5f-28d77b615beb" xmlns:ns3="13c93bba-48ce-428c-bfe5-88b42c19b028" targetNamespace="http://schemas.microsoft.com/office/2006/metadata/properties" ma:root="true" ma:fieldsID="8718d6f4873a5b1392a45044efa78385" ns2:_="" ns3:_="">
     <xsd:import namespace="13c90a0b-73bc-4dc0-be5f-28d77b615beb"/>
@@ -21897,15 +21882,16 @@
 </ct:contentTypeSchema>
 </file>
 
-<file path=customXml/itemProps1.xml><?xml version="1.0" encoding="utf-8"?>
-<ds:datastoreItem xmlns:ds="http://schemas.openxmlformats.org/officeDocument/2006/customXml" ds:itemID="{E8AB44A3-7C62-4BD2-82ED-8ABC209970FA}">
-  <ds:schemaRefs>
-    <ds:schemaRef ds:uri="http://schemas.openxmlformats.org/officeDocument/2006/bibliography"/>
-  </ds:schemaRefs>
-</ds:datastoreItem>
+<file path=customXml/item4.xml><?xml version="1.0" encoding="utf-8"?>
+<?mso-contentType ?>
+<FormTemplates xmlns="http://schemas.microsoft.com/sharepoint/v3/contenttype/forms">
+  <Display>DocumentLibraryForm</Display>
+  <Edit>DocumentLibraryForm</Edit>
+  <New>DocumentLibraryForm</New>
+</FormTemplates>
 </file>
 
-<file path=customXml/itemProps2.xml><?xml version="1.0" encoding="utf-8"?>
+<file path=customXml/itemProps1.xml><?xml version="1.0" encoding="utf-8"?>
 <ds:datastoreItem xmlns:ds="http://schemas.openxmlformats.org/officeDocument/2006/customXml" ds:itemID="{1145D752-ACC1-45E1-AB53-0C756F67FC7F}">
   <ds:schemaRefs>
     <ds:schemaRef ds:uri="http://schemas.microsoft.com/office/2006/metadata/properties"/>
@@ -21916,15 +21902,15 @@
 </ds:datastoreItem>
 </file>
 
-<file path=customXml/itemProps3.xml><?xml version="1.0" encoding="utf-8"?>
-<ds:datastoreItem xmlns:ds="http://schemas.openxmlformats.org/officeDocument/2006/customXml" ds:itemID="{81CBDEC1-3B00-44ED-AD36-0268077980BA}">
+<file path=customXml/itemProps2.xml><?xml version="1.0" encoding="utf-8"?>
+<ds:datastoreItem xmlns:ds="http://schemas.openxmlformats.org/officeDocument/2006/customXml" ds:itemID="{E8AB44A3-7C62-4BD2-82ED-8ABC209970FA}">
   <ds:schemaRefs>
-    <ds:schemaRef ds:uri="http://schemas.microsoft.com/sharepoint/v3/contenttype/forms"/>
+    <ds:schemaRef ds:uri="http://schemas.openxmlformats.org/officeDocument/2006/bibliography"/>
   </ds:schemaRefs>
 </ds:datastoreItem>
 </file>
 
-<file path=customXml/itemProps4.xml><?xml version="1.0" encoding="utf-8"?>
+<file path=customXml/itemProps3.xml><?xml version="1.0" encoding="utf-8"?>
 <ds:datastoreItem xmlns:ds="http://schemas.openxmlformats.org/officeDocument/2006/customXml" ds:itemID="{DFF975EB-10CD-4A6A-86C0-912DA9FCCA64}">
   <ds:schemaRefs>
     <ds:schemaRef ds:uri="http://schemas.microsoft.com/office/2006/metadata/contentType"/>
@@ -21941,4 +21927,12 @@
     <ds:schemaRef ds:uri="http://schemas.microsoft.com/internal/obd"/>
   </ds:schemaRefs>
 </ds:datastoreItem>
+</file>
+
+<file path=customXml/itemProps4.xml><?xml version="1.0" encoding="utf-8"?>
+<ds:datastoreItem xmlns:ds="http://schemas.openxmlformats.org/officeDocument/2006/customXml" ds:itemID="{81CBDEC1-3B00-44ED-AD36-0268077980BA}">
+  <ds:schemaRefs>
+    <ds:schemaRef ds:uri="http://schemas.microsoft.com/sharepoint/v3/contenttype/forms"/>
+  </ds:schemaRefs>
+</ds:datastoreItem>
 </file>
--- a/fuentes/633400_CF03_CFA.docx
+++ b/fuentes/633400_CF03_CFA.docx
@@ -4847,25 +4847,15 @@
         </w:rPr>
         <w:t xml:space="preserve">Lo invitamos a consultar el siguiente video para ampliar sus conocimientos sobre la demanda turística: </w:t>
       </w:r>
-      <w:r>
-        <w:fldChar w:fldCharType="begin"/>
-      </w:r>
-      <w:r>
-        <w:instrText>HYPERLINK "https://www.youtube.com/watch?v=gT5_r8rQqFU"</w:instrText>
-      </w:r>
-      <w:r>
-        <w:fldChar w:fldCharType="separate"/>
-      </w:r>
-      <w:r>
-        <w:rPr>
-          <w:rStyle w:val="Hipervnculo"/>
-          <w:lang w:val="es-419" w:eastAsia="es-CO"/>
-        </w:rPr>
-        <w:t>https://www.youtube.com/watch?v=gT5_r8rQqFU</w:t>
-      </w:r>
-      <w:r>
-        <w:fldChar w:fldCharType="end"/>
-      </w:r>
+      <w:hyperlink r:id="rId15" w:history="1">
+        <w:r>
+          <w:rPr>
+            <w:rStyle w:val="Hipervnculo"/>
+            <w:lang w:val="es-419" w:eastAsia="es-CO"/>
+          </w:rPr>
+          <w:t>https://www.youtube.com/watch?v=gT5_r8rQqFU</w:t>
+        </w:r>
+      </w:hyperlink>
     </w:p>
     <w:p>
       <w:pPr>
@@ -5592,7 +5582,7 @@
       <w:r>
         <w:t xml:space="preserve">Lo invitamos a consultar el siguiente enlace para profundizar en el tema de calidad y atención al cliente en empresas turísticas: </w:t>
       </w:r>
-      <w:hyperlink r:id="rId15" w:history="1">
+      <w:hyperlink r:id="rId16" w:history="1">
         <w:r>
           <w:rPr>
             <w:rStyle w:val="Hipervnculo"/>
@@ -6543,7 +6533,7 @@
       <w:r>
         <w:t xml:space="preserve">Lo invitamos a consultar el siguiente video, para profundizar sobre la importancia de las encuestas de satisfacción al cliente en agencias de viajes: </w:t>
       </w:r>
-      <w:hyperlink r:id="rId16" w:history="1">
+      <w:hyperlink r:id="rId17" w:history="1">
         <w:r>
           <w:rPr>
             <w:rStyle w:val="Hipervnculo"/>
@@ -7762,7 +7752,7 @@
                     <pic:cNvPicPr/>
                   </pic:nvPicPr>
                   <pic:blipFill>
-                    <a:blip r:embed="rId17">
+                    <a:blip r:embed="rId18">
                       <a:extLst>
                         <a:ext uri="{28A0092B-C50C-407E-A947-70E740481C1C}">
                           <a14:useLocalDpi xmlns:a14="http://schemas.microsoft.com/office/drawing/2010/main" val="0"/>
@@ -8538,7 +8528,7 @@
       <w:r>
         <w:t xml:space="preserve"> lo invitamos a consultar el siguiente video para profundizar sus conocimientos sobre las técnicas de atención al cliente y recepción hotelera: </w:t>
       </w:r>
-      <w:hyperlink r:id="rId18" w:history="1">
+      <w:hyperlink r:id="rId19" w:history="1">
         <w:r>
           <w:rPr>
             <w:rStyle w:val="Hipervnculo"/>
@@ -8649,7 +8639,7 @@
                     <pic:cNvPicPr/>
                   </pic:nvPicPr>
                   <pic:blipFill>
-                    <a:blip r:embed="rId19">
+                    <a:blip r:embed="rId20">
                       <a:extLst>
                         <a:ext uri="{28A0092B-C50C-407E-A947-70E740481C1C}">
                           <a14:useLocalDpi xmlns:a14="http://schemas.microsoft.com/office/drawing/2010/main" val="0"/>
@@ -9116,7 +9106,7 @@
         <w:lastRenderedPageBreak/>
         <w:t xml:space="preserve">A continuación, le compartimos el enlace a un video de consulta que le permitirá afianzar los conocimientos en las técnicas de comunicación para una buena atención al cliente: </w:t>
       </w:r>
-      <w:hyperlink r:id="rId20" w:history="1">
+      <w:hyperlink r:id="rId21" w:history="1">
         <w:r>
           <w:rPr>
             <w:rStyle w:val="Hipervnculo"/>
@@ -10852,7 +10842,7 @@
         </w:rPr>
         <w:t xml:space="preserve">A continuación, lo invitamos a consultar el siguiente video para fortalecer sus habilidades en negociación con clientes del sector hotelero: </w:t>
       </w:r>
-      <w:hyperlink r:id="rId21" w:history="1">
+      <w:hyperlink r:id="rId22" w:history="1">
         <w:r>
           <w:rPr>
             <w:rStyle w:val="Hipervnculo"/>
@@ -10999,7 +10989,7 @@
         </w:rPr>
         <w:t xml:space="preserve">Para profundizar en este tema, lo invitamos a consultar el siguiente enlace de video de ACOTUR que aborda las claves para la negociación con clientes y proveedores: </w:t>
       </w:r>
-      <w:hyperlink r:id="rId22" w:history="1">
+      <w:hyperlink r:id="rId23" w:history="1">
         <w:r>
           <w:rPr>
             <w:rStyle w:val="Hipervnculo"/>
@@ -11949,7 +11939,7 @@
                     <pic:cNvPicPr/>
                   </pic:nvPicPr>
                   <pic:blipFill>
-                    <a:blip r:embed="rId23">
+                    <a:blip r:embed="rId24">
                       <a:extLst>
                         <a:ext uri="{28A0092B-C50C-407E-A947-70E740481C1C}">
                           <a14:useLocalDpi xmlns:a14="http://schemas.microsoft.com/office/drawing/2010/main" val="0"/>
@@ -12619,13 +12609,13 @@
                     <pic:cNvPicPr/>
                   </pic:nvPicPr>
                   <pic:blipFill>
-                    <a:blip r:embed="rId24">
+                    <a:blip r:embed="rId25">
                       <a:extLst>
                         <a:ext uri="{28A0092B-C50C-407E-A947-70E740481C1C}">
                           <a14:useLocalDpi xmlns:a14="http://schemas.microsoft.com/office/drawing/2010/main" val="0"/>
                         </a:ext>
                         <a:ext uri="{96DAC541-7B7A-43D3-8B79-37D633B846F1}">
-                          <asvg:svgBlip xmlns:asvg="http://schemas.microsoft.com/office/drawing/2016/SVG/main" r:embed="rId25"/>
+                          <asvg:svgBlip xmlns:asvg="http://schemas.microsoft.com/office/drawing/2016/SVG/main" r:embed="rId26"/>
                         </a:ext>
                       </a:extLst>
                     </a:blip>
@@ -13652,7 +13642,7 @@
       <w:r>
         <w:t xml:space="preserve">Diario del exportador. (2020/10). Los diez Componentes básicos del buen servicio. </w:t>
       </w:r>
-      <w:hyperlink r:id="rId26" w:history="1">
+      <w:hyperlink r:id="rId27" w:history="1">
         <w:r>
           <w:rPr>
             <w:rStyle w:val="Hipervnculo"/>
@@ -13665,7 +13655,7 @@
       <w:r>
         <w:t xml:space="preserve"> Dinámicas grupales (2020/10) Dinámicas bloqueos en la comunicación. </w:t>
       </w:r>
-      <w:hyperlink r:id="rId27" w:history="1">
+      <w:hyperlink r:id="rId28" w:history="1">
         <w:r>
           <w:rPr>
             <w:rStyle w:val="Hipervnculo"/>
@@ -13678,7 +13668,7 @@
       <w:r>
         <w:t xml:space="preserve">Hosteltur. (julio 2016). Seis mega tendencias de la industria hotelera según Sabre. </w:t>
       </w:r>
-      <w:hyperlink r:id="rId28" w:history="1">
+      <w:hyperlink r:id="rId29" w:history="1">
         <w:r>
           <w:rPr>
             <w:rStyle w:val="Hipervnculo"/>
@@ -13730,7 +13720,7 @@
         </w:rPr>
         <w:t xml:space="preserve">. </w:t>
       </w:r>
-      <w:hyperlink r:id="rId29" w:history="1">
+      <w:hyperlink r:id="rId30" w:history="1">
         <w:r>
           <w:rPr>
             <w:rStyle w:val="Hipervnculo"/>
@@ -13749,7 +13739,7 @@
       <w:r>
         <w:t xml:space="preserve"> (2020/10) Ciclo del servicio al cliente: en empresa, hotel y salud. </w:t>
       </w:r>
-      <w:hyperlink r:id="rId30" w:history="1">
+      <w:hyperlink r:id="rId31" w:history="1">
         <w:r>
           <w:rPr>
             <w:rStyle w:val="Hipervnculo"/>
@@ -13788,7 +13778,7 @@
         <w:lastRenderedPageBreak/>
         <w:t xml:space="preserve">Scribd. (2020/11). Atención al cliente. </w:t>
       </w:r>
-      <w:hyperlink r:id="rId31" w:history="1">
+      <w:hyperlink r:id="rId32" w:history="1">
         <w:r>
           <w:rPr>
             <w:rStyle w:val="Hipervnculo"/>
@@ -14788,20 +14778,19 @@
             <w:pPr>
               <w:pStyle w:val="TextoTablas"/>
               <w:rPr>
+                <w:rFonts w:cs="Calibri"/>
+                <w:sz w:val="28"/>
+                <w:szCs w:val="28"/>
+              </w:rPr>
+            </w:pPr>
+            <w:r>
+              <w:rPr>
                 <w:rFonts w:eastAsiaTheme="minorEastAsia"/>
                 <w:color w:val="000000"/>
                 <w:sz w:val="28"/>
                 <w:szCs w:val="28"/>
               </w:rPr>
-            </w:pPr>
-            <w:r>
-              <w:rPr>
-                <w:rFonts w:eastAsiaTheme="minorEastAsia"/>
-                <w:color w:val="000000"/>
-                <w:sz w:val="28"/>
-                <w:szCs w:val="28"/>
-              </w:rPr>
-              <w:t>Laura Daniela Burgos Rueda</w:t>
+              <w:t>Luis Gabriel Urueta Álvarez</w:t>
             </w:r>
           </w:p>
         </w:tc>
@@ -14824,23 +14813,7 @@
                 <w:sz w:val="28"/>
                 <w:szCs w:val="28"/>
               </w:rPr>
-              <w:t>Evaluador</w:t>
-            </w:r>
-            <w:r>
-              <w:rPr>
-                <w:rFonts w:cs="Calibri"/>
-                <w:sz w:val="28"/>
-                <w:szCs w:val="28"/>
-              </w:rPr>
-              <w:t xml:space="preserve">a </w:t>
-            </w:r>
-            <w:r>
-              <w:rPr>
-                <w:rFonts w:cs="Calibri"/>
-                <w:sz w:val="28"/>
-                <w:szCs w:val="28"/>
-              </w:rPr>
-              <w:t>de contenidos inclusivos y accesibles </w:t>
+              <w:t>Validador y vinculador de recursos digitales</w:t>
             </w:r>
           </w:p>
         </w:tc>
@@ -14852,7 +14825,7 @@
             <w:pPr>
               <w:pStyle w:val="TextoTablas"/>
               <w:rPr>
-                <w:rFonts w:eastAsiaTheme="minorEastAsia"/>
+                <w:rFonts w:cs="Calibri"/>
                 <w:sz w:val="28"/>
                 <w:szCs w:val="28"/>
               </w:rPr>
@@ -14909,7 +14882,7 @@
                 <w:szCs w:val="28"/>
               </w:rPr>
               <w:lastRenderedPageBreak/>
-              <w:t>Jonathan Adié Villafañe</w:t>
+              <w:t>Laura Daniela Burgos Rueda</w:t>
             </w:r>
           </w:p>
         </w:tc>
@@ -14932,7 +14905,39 @@
                 <w:sz w:val="28"/>
                 <w:szCs w:val="28"/>
               </w:rPr>
-              <w:t>Validador y vinculador de recursos digitales</w:t>
+              <w:t>Validador</w:t>
+            </w:r>
+            <w:r>
+              <w:rPr>
+                <w:rFonts w:cs="Calibri"/>
+                <w:sz w:val="28"/>
+                <w:szCs w:val="28"/>
+              </w:rPr>
+              <w:t>a</w:t>
+            </w:r>
+            <w:r>
+              <w:rPr>
+                <w:rFonts w:cs="Calibri"/>
+                <w:sz w:val="28"/>
+                <w:szCs w:val="28"/>
+              </w:rPr>
+              <w:t xml:space="preserve"> y vinculador</w:t>
+            </w:r>
+            <w:r>
+              <w:rPr>
+                <w:rFonts w:cs="Calibri"/>
+                <w:sz w:val="28"/>
+                <w:szCs w:val="28"/>
+              </w:rPr>
+              <w:t>a</w:t>
+            </w:r>
+            <w:r>
+              <w:rPr>
+                <w:rFonts w:cs="Calibri"/>
+                <w:sz w:val="28"/>
+                <w:szCs w:val="28"/>
+              </w:rPr>
+              <w:t xml:space="preserve"> de recursos digitales</w:t>
             </w:r>
           </w:p>
         </w:tc>
@@ -14976,126 +14981,6 @@
           </w:p>
         </w:tc>
       </w:tr>
-      <w:tr>
-        <w:tc>
-          <w:tcPr>
-            <w:tcW w:w="2830" w:type="dxa"/>
-          </w:tcPr>
-          <w:p>
-            <w:pPr>
-              <w:pStyle w:val="TextoTablas"/>
-              <w:rPr>
-                <w:rFonts w:cs="Calibri"/>
-                <w:sz w:val="28"/>
-                <w:szCs w:val="28"/>
-              </w:rPr>
-            </w:pPr>
-            <w:r>
-              <w:rPr>
-                <w:rFonts w:eastAsiaTheme="minorEastAsia"/>
-                <w:color w:val="000000"/>
-                <w:sz w:val="28"/>
-                <w:szCs w:val="28"/>
-              </w:rPr>
-              <w:t>Karine Isabel Ospino Fritz</w:t>
-            </w:r>
-          </w:p>
-        </w:tc>
-        <w:tc>
-          <w:tcPr>
-            <w:tcW w:w="3261" w:type="dxa"/>
-          </w:tcPr>
-          <w:p>
-            <w:pPr>
-              <w:pStyle w:val="TextoTablas"/>
-              <w:rPr>
-                <w:rFonts w:cs="Calibri"/>
-                <w:sz w:val="28"/>
-                <w:szCs w:val="28"/>
-              </w:rPr>
-            </w:pPr>
-            <w:r>
-              <w:rPr>
-                <w:rFonts w:cs="Calibri"/>
-                <w:sz w:val="28"/>
-                <w:szCs w:val="28"/>
-              </w:rPr>
-              <w:t>Validador</w:t>
-            </w:r>
-            <w:r>
-              <w:rPr>
-                <w:rFonts w:cs="Calibri"/>
-                <w:sz w:val="28"/>
-                <w:szCs w:val="28"/>
-              </w:rPr>
-              <w:t>a</w:t>
-            </w:r>
-            <w:r>
-              <w:rPr>
-                <w:rFonts w:cs="Calibri"/>
-                <w:sz w:val="28"/>
-                <w:szCs w:val="28"/>
-              </w:rPr>
-              <w:t xml:space="preserve"> y vinculador</w:t>
-            </w:r>
-            <w:r>
-              <w:rPr>
-                <w:rFonts w:cs="Calibri"/>
-                <w:sz w:val="28"/>
-                <w:szCs w:val="28"/>
-              </w:rPr>
-              <w:t>a</w:t>
-            </w:r>
-            <w:r>
-              <w:rPr>
-                <w:rFonts w:cs="Calibri"/>
-                <w:sz w:val="28"/>
-                <w:szCs w:val="28"/>
-              </w:rPr>
-              <w:t xml:space="preserve"> de recursos digitales</w:t>
-            </w:r>
-          </w:p>
-        </w:tc>
-        <w:tc>
-          <w:tcPr>
-            <w:tcW w:w="3969" w:type="dxa"/>
-          </w:tcPr>
-          <w:p>
-            <w:pPr>
-              <w:pStyle w:val="TextoTablas"/>
-              <w:rPr>
-                <w:rFonts w:cs="Calibri"/>
-                <w:sz w:val="28"/>
-                <w:szCs w:val="28"/>
-              </w:rPr>
-            </w:pPr>
-            <w:r>
-              <w:rPr>
-                <w:rFonts w:eastAsiaTheme="minorEastAsia"/>
-                <w:sz w:val="28"/>
-                <w:szCs w:val="28"/>
-              </w:rPr>
-              <w:t xml:space="preserve">Centro de Comercio y Servicios </w:t>
-            </w:r>
-            <w:r>
-              <w:rPr>
-                <w:rFonts w:eastAsiaTheme="minorEastAsia"/>
-                <w:sz w:val="28"/>
-                <w:szCs w:val="28"/>
-              </w:rPr>
-              <w:t>-</w:t>
-            </w:r>
-            <w:r>
-              <w:rPr>
-                <w:rFonts w:eastAsiaTheme="minorEastAsia"/>
-                <w:sz w:val="28"/>
-                <w:szCs w:val="28"/>
-              </w:rPr>
-              <w:t xml:space="preserve"> Regional Atlántico</w:t>
-            </w:r>
-          </w:p>
-        </w:tc>
-      </w:tr>
     </w:tbl>
     <w:p>
       <w:pPr>
@@ -15109,8 +14994,8 @@
       </w:pPr>
     </w:p>
     <w:sectPr>
-      <w:headerReference w:type="default" r:id="rId32"/>
-      <w:footerReference w:type="default" r:id="rId33"/>
+      <w:headerReference w:type="default" r:id="rId33"/>
+      <w:footerReference w:type="default" r:id="rId34"/>
       <w:pgSz w:w="12240" w:h="15840"/>
       <w:pgMar w:top="1701" w:right="1134" w:bottom="1134" w:left="1134" w:header="709" w:footer="737" w:gutter="0"/>
       <w:pgNumType w:start="1"/>
@@ -21644,7 +21529,12 @@
 </file>
 
 <file path=customXml/item2.xml><?xml version="1.0" encoding="utf-8"?>
-<b:Sources xmlns:b="http://schemas.openxmlformats.org/officeDocument/2006/bibliography" xmlns="http://schemas.openxmlformats.org/officeDocument/2006/bibliography" SelectedStyle="\APASixthEditionOfficeOnline.xsl" StyleName="APA" Version="6"/>
+<?mso-contentType ?>
+<FormTemplates xmlns="http://schemas.microsoft.com/sharepoint/v3/contenttype/forms">
+  <Display>DocumentLibraryForm</Display>
+  <Edit>DocumentLibraryForm</Edit>
+  <New>DocumentLibraryForm</New>
+</FormTemplates>
 </file>
 
 <file path=customXml/item3.xml><?xml version="1.0" encoding="utf-8"?>
@@ -21883,12 +21773,7 @@
 </file>
 
 <file path=customXml/item4.xml><?xml version="1.0" encoding="utf-8"?>
-<?mso-contentType ?>
-<FormTemplates xmlns="http://schemas.microsoft.com/sharepoint/v3/contenttype/forms">
-  <Display>DocumentLibraryForm</Display>
-  <Edit>DocumentLibraryForm</Edit>
-  <New>DocumentLibraryForm</New>
-</FormTemplates>
+<b:Sources xmlns:b="http://schemas.openxmlformats.org/officeDocument/2006/bibliography" xmlns="http://schemas.openxmlformats.org/officeDocument/2006/bibliography" SelectedStyle="\APASixthEditionOfficeOnline.xsl" StyleName="APA" Version="6"/>
 </file>
 
 <file path=customXml/itemProps1.xml><?xml version="1.0" encoding="utf-8"?>
@@ -21903,9 +21788,9 @@
 </file>
 
 <file path=customXml/itemProps2.xml><?xml version="1.0" encoding="utf-8"?>
-<ds:datastoreItem xmlns:ds="http://schemas.openxmlformats.org/officeDocument/2006/customXml" ds:itemID="{E8AB44A3-7C62-4BD2-82ED-8ABC209970FA}">
+<ds:datastoreItem xmlns:ds="http://schemas.openxmlformats.org/officeDocument/2006/customXml" ds:itemID="{81CBDEC1-3B00-44ED-AD36-0268077980BA}">
   <ds:schemaRefs>
-    <ds:schemaRef ds:uri="http://schemas.openxmlformats.org/officeDocument/2006/bibliography"/>
+    <ds:schemaRef ds:uri="http://schemas.microsoft.com/sharepoint/v3/contenttype/forms"/>
   </ds:schemaRefs>
 </ds:datastoreItem>
 </file>
@@ -21930,9 +21815,9 @@
 </file>
 
 <file path=customXml/itemProps4.xml><?xml version="1.0" encoding="utf-8"?>
-<ds:datastoreItem xmlns:ds="http://schemas.openxmlformats.org/officeDocument/2006/customXml" ds:itemID="{81CBDEC1-3B00-44ED-AD36-0268077980BA}">
+<ds:datastoreItem xmlns:ds="http://schemas.openxmlformats.org/officeDocument/2006/customXml" ds:itemID="{E8AB44A3-7C62-4BD2-82ED-8ABC209970FA}">
   <ds:schemaRefs>
-    <ds:schemaRef ds:uri="http://schemas.microsoft.com/sharepoint/v3/contenttype/forms"/>
+    <ds:schemaRef ds:uri="http://schemas.openxmlformats.org/officeDocument/2006/bibliography"/>
   </ds:schemaRefs>
 </ds:datastoreItem>
 </file>